--- a/Final_report_AES_v2.docx
+++ b/Final_report_AES_v2.docx
@@ -1,6 +1,6 @@
 
 <file path=word/document.xml><?xml version="1.0" encoding="utf-8"?>
-<w:document xmlns:wpc="http://schemas.microsoft.com/office/word/2010/wordprocessingCanvas" xmlns:cx="http://schemas.microsoft.com/office/drawing/2014/chartex" xmlns:cx1="http://schemas.microsoft.com/office/drawing/2015/9/8/chartex" xmlns:cx2="http://schemas.microsoft.com/office/drawing/2015/10/21/chartex" xmlns:cx3="http://schemas.microsoft.com/office/drawing/2016/5/9/chartex" xmlns:cx4="http://schemas.microsoft.com/office/drawing/2016/5/10/chartex" xmlns:cx5="http://schemas.microsoft.com/office/drawing/2016/5/11/chartex" xmlns:cx6="http://schemas.microsoft.com/office/drawing/2016/5/12/chartex" xmlns:cx7="http://schemas.microsoft.com/office/drawing/2016/5/13/chartex" xmlns:cx8="http://schemas.microsoft.com/office/drawing/2016/5/14/chartex" xmlns:mc="http://schemas.openxmlformats.org/markup-compatibility/2006" xmlns:aink="http://schemas.microsoft.com/office/drawing/2016/ink" xmlns:am3d="http://schemas.microsoft.com/office/drawing/2017/model3d" xmlns:o="urn:schemas-microsoft-com:office:office" xmlns:oel="http://schemas.microsoft.com/office/2019/extlst" xmlns:r="http://schemas.openxmlformats.org/officeDocument/2006/relationships" xmlns:m="http://schemas.openxmlformats.org/officeDocument/2006/math" xmlns:v="urn:schemas-microsoft-com:vml" xmlns:wp14="http://schemas.microsoft.com/office/word/2010/wordprocessingDrawing" xmlns:wp="http://schemas.openxmlformats.org/drawingml/2006/wordprocessingDrawing" xmlns:w10="urn:schemas-microsoft-com:office:word" xmlns:w="http://schemas.openxmlformats.org/wordprocessingml/2006/main" xmlns:w14="http://schemas.microsoft.com/office/word/2010/wordml" xmlns:w15="http://schemas.microsoft.com/office/word/2012/wordml" xmlns:w16cex="http://schemas.microsoft.com/office/word/2018/wordml/cex" xmlns:w16cid="http://schemas.microsoft.com/office/word/2016/wordml/cid" xmlns:w16="http://schemas.microsoft.com/office/word/2018/wordml" xmlns:w16du="http://schemas.microsoft.com/office/word/2023/wordml/word16du" xmlns:w16sdtdh="http://schemas.microsoft.com/office/word/2020/wordml/sdtdatahash" xmlns:w16sdtfl="http://schemas.microsoft.com/office/word/2024/wordml/sdtformatlock" xmlns:w16se="http://schemas.microsoft.com/office/word/2015/wordml/symex" xmlns:wpg="http://schemas.microsoft.com/office/word/2010/wordprocessingGroup" xmlns:wpi="http://schemas.microsoft.com/office/word/2010/wordprocessingInk" xmlns:wne="http://schemas.microsoft.com/office/word/2006/wordml" xmlns:wps="http://schemas.microsoft.com/office/word/2010/wordprocessingShape" mc:Ignorable="w14 w15 w16se w16cid w16 w16cex w16sdtdh w16sdtfl w16du wp14">
+<w:document xmlns:wpc="http://schemas.microsoft.com/office/word/2010/wordprocessingCanvas" xmlns:cx="http://schemas.microsoft.com/office/drawing/2014/chartex" xmlns:mc="http://schemas.openxmlformats.org/markup-compatibility/2006" xmlns:o="urn:schemas-microsoft-com:office:office" xmlns:r="http://schemas.openxmlformats.org/officeDocument/2006/relationships" xmlns:m="http://schemas.openxmlformats.org/officeDocument/2006/math" xmlns:v="urn:schemas-microsoft-com:vml" xmlns:wp14="http://schemas.microsoft.com/office/word/2010/wordprocessingDrawing" xmlns:wp="http://schemas.openxmlformats.org/drawingml/2006/wordprocessingDrawing" xmlns:w10="urn:schemas-microsoft-com:office:word" xmlns:w="http://schemas.openxmlformats.org/wordprocessingml/2006/main" xmlns:w14="http://schemas.microsoft.com/office/word/2010/wordml" xmlns:w15="http://schemas.microsoft.com/office/word/2012/wordml" xmlns:w16se="http://schemas.microsoft.com/office/word/2015/wordml/symex" xmlns:wpg="http://schemas.microsoft.com/office/word/2010/wordprocessingGroup" xmlns:wpi="http://schemas.microsoft.com/office/word/2010/wordprocessingInk" xmlns:wne="http://schemas.microsoft.com/office/word/2006/wordml" xmlns:wps="http://schemas.microsoft.com/office/word/2010/wordprocessingShape" mc:Ignorable="w14 w15 w16se wp14">
   <w:body>
     <w:p>
       <w:pPr>
@@ -119,7 +119,6 @@
         </w:rPr>
         <w:t xml:space="preserve">Mina </w:t>
       </w:r>
-      <w:proofErr w:type="gramStart"/>
       <w:r>
         <w:rPr>
           <w:b/>
@@ -128,30 +127,17 @@
         <w:t>Moawad</w:t>
       </w:r>
       <w:r>
-        <w:t xml:space="preserve"> ,</w:t>
-      </w:r>
-      <w:proofErr w:type="gramEnd"/>
+        <w:t>,</w:t>
+      </w:r>
       <w:r>
         <w:rPr>
           <w:b/>
           <w:bCs/>
         </w:rPr>
-        <w:t xml:space="preserve"> Muhammed </w:t>
-      </w:r>
-      <w:proofErr w:type="gramStart"/>
-      <w:r>
-        <w:rPr>
-          <w:b/>
-          <w:bCs/>
-        </w:rPr>
-        <w:t xml:space="preserve">Afifi </w:t>
-      </w:r>
-      <w:r>
-        <w:t>,</w:t>
-      </w:r>
-      <w:proofErr w:type="gramEnd"/>
-      <w:r>
-        <w:t xml:space="preserve"> </w:t>
+        <w:t xml:space="preserve"> Muhammed Afifi </w:t>
+      </w:r>
+      <w:r>
+        <w:t xml:space="preserve">, </w:t>
       </w:r>
       <w:r>
         <w:rPr>
@@ -287,7 +273,12 @@
             <w:pStyle w:val="TOCHeading"/>
           </w:pPr>
           <w:r>
-            <w:t>Contents</w:t>
+            <w:t>Co</w:t>
+          </w:r>
+          <w:bookmarkStart w:id="0" w:name="_GoBack"/>
+          <w:bookmarkEnd w:id="0"/>
+          <w:r>
+            <w:t>ntents</w:t>
           </w:r>
         </w:p>
         <w:p>
@@ -311,7 +302,7 @@
           <w:r>
             <w:fldChar w:fldCharType="separate"/>
           </w:r>
-          <w:hyperlink w:anchor="_Toc240567356" w:history="1">
+          <w:hyperlink w:anchor="_Toc243417859" w:history="1">
             <w:r>
               <w:rPr>
                 <w:rStyle w:val="Hyperlink"/>
@@ -355,7 +346,7 @@
                 <w:noProof/>
                 <w:webHidden/>
               </w:rPr>
-              <w:instrText xml:space="preserve"> PAGEREF _Toc240567356 \h </w:instrText>
+              <w:instrText xml:space="preserve"> PAGEREF _Toc243417859 \h </w:instrText>
             </w:r>
             <w:r>
               <w:rPr>
@@ -398,7 +389,7 @@
               <w:noProof/>
             </w:rPr>
           </w:pPr>
-          <w:hyperlink w:anchor="_Toc240567357" w:history="1">
+          <w:hyperlink w:anchor="_Toc243417860" w:history="1">
             <w:r>
               <w:rPr>
                 <w:rStyle w:val="Hyperlink"/>
@@ -442,7 +433,7 @@
                 <w:noProof/>
                 <w:webHidden/>
               </w:rPr>
-              <w:instrText xml:space="preserve"> PAGEREF _Toc240567357 \h </w:instrText>
+              <w:instrText xml:space="preserve"> PAGEREF _Toc243417860 \h </w:instrText>
             </w:r>
             <w:r>
               <w:rPr>
@@ -484,7 +475,7 @@
               <w:noProof/>
             </w:rPr>
           </w:pPr>
-          <w:hyperlink w:anchor="_Toc240567358" w:history="1">
+          <w:hyperlink w:anchor="_Toc243417861" w:history="1">
             <w:r>
               <w:rPr>
                 <w:rStyle w:val="Hyperlink"/>
@@ -513,7 +504,7 @@
                 <w:noProof/>
                 <w:webHidden/>
               </w:rPr>
-              <w:instrText xml:space="preserve"> PAGEREF _Toc240567358 \h </w:instrText>
+              <w:instrText xml:space="preserve"> PAGEREF _Toc243417861 \h </w:instrText>
             </w:r>
             <w:r>
               <w:rPr>
@@ -556,7 +547,7 @@
               <w:noProof/>
             </w:rPr>
           </w:pPr>
-          <w:hyperlink w:anchor="_Toc240567359" w:history="1">
+          <w:hyperlink w:anchor="_Toc243417862" w:history="1">
             <w:r>
               <w:rPr>
                 <w:rStyle w:val="Hyperlink"/>
@@ -601,7 +592,7 @@
                 <w:noProof/>
                 <w:webHidden/>
               </w:rPr>
-              <w:instrText xml:space="preserve"> PAGEREF _Toc240567359 \h </w:instrText>
+              <w:instrText xml:space="preserve"> PAGEREF _Toc243417862 \h </w:instrText>
             </w:r>
             <w:r>
               <w:rPr>
@@ -644,7 +635,7 @@
               <w:noProof/>
             </w:rPr>
           </w:pPr>
-          <w:hyperlink w:anchor="_Toc240567360" w:history="1">
+          <w:hyperlink w:anchor="_Toc243417863" w:history="1">
             <w:r>
               <w:rPr>
                 <w:rStyle w:val="Hyperlink"/>
@@ -689,7 +680,7 @@
                 <w:noProof/>
                 <w:webHidden/>
               </w:rPr>
-              <w:instrText xml:space="preserve"> PAGEREF _Toc240567360 \h </w:instrText>
+              <w:instrText xml:space="preserve"> PAGEREF _Toc243417863 \h </w:instrText>
             </w:r>
             <w:r>
               <w:rPr>
@@ -732,7 +723,7 @@
               <w:noProof/>
             </w:rPr>
           </w:pPr>
-          <w:hyperlink w:anchor="_Toc240567361" w:history="1">
+          <w:hyperlink w:anchor="_Toc243417864" w:history="1">
             <w:r>
               <w:rPr>
                 <w:rStyle w:val="Hyperlink"/>
@@ -778,7 +769,7 @@
                 <w:noProof/>
                 <w:webHidden/>
               </w:rPr>
-              <w:instrText xml:space="preserve"> PAGEREF _Toc240567361 \h </w:instrText>
+              <w:instrText xml:space="preserve"> PAGEREF _Toc243417864 \h </w:instrText>
             </w:r>
             <w:r>
               <w:rPr>
@@ -820,7 +811,7 @@
               <w:noProof/>
             </w:rPr>
           </w:pPr>
-          <w:hyperlink w:anchor="_Toc240567362" w:history="1">
+          <w:hyperlink w:anchor="_Toc243417865" w:history="1">
             <w:r>
               <w:rPr>
                 <w:rStyle w:val="Hyperlink"/>
@@ -851,7 +842,7 @@
                 <w:noProof/>
                 <w:webHidden/>
               </w:rPr>
-              <w:instrText xml:space="preserve"> PAGEREF _Toc240567362 \h </w:instrText>
+              <w:instrText xml:space="preserve"> PAGEREF _Toc243417865 \h </w:instrText>
             </w:r>
             <w:r>
               <w:rPr>
@@ -893,7 +884,7 @@
               <w:noProof/>
             </w:rPr>
           </w:pPr>
-          <w:hyperlink w:anchor="_Toc240567363" w:history="1">
+          <w:hyperlink w:anchor="_Toc243417866" w:history="1">
             <w:r>
               <w:rPr>
                 <w:rStyle w:val="Hyperlink"/>
@@ -922,7 +913,7 @@
                 <w:noProof/>
                 <w:webHidden/>
               </w:rPr>
-              <w:instrText xml:space="preserve"> PAGEREF _Toc240567363 \h </w:instrText>
+              <w:instrText xml:space="preserve"> PAGEREF _Toc243417866 \h </w:instrText>
             </w:r>
             <w:r>
               <w:rPr>
@@ -964,7 +955,7 @@
               <w:noProof/>
             </w:rPr>
           </w:pPr>
-          <w:hyperlink w:anchor="_Toc240567364" w:history="1">
+          <w:hyperlink w:anchor="_Toc243417867" w:history="1">
             <w:r>
               <w:rPr>
                 <w:rStyle w:val="Hyperlink"/>
@@ -993,7 +984,7 @@
                 <w:noProof/>
                 <w:webHidden/>
               </w:rPr>
-              <w:instrText xml:space="preserve"> PAGEREF _Toc240567364 \h </w:instrText>
+              <w:instrText xml:space="preserve"> PAGEREF _Toc243417867 \h </w:instrText>
             </w:r>
             <w:r>
               <w:rPr>
@@ -1035,7 +1026,7 @@
               <w:noProof/>
             </w:rPr>
           </w:pPr>
-          <w:hyperlink w:anchor="_Toc240567365" w:history="1">
+          <w:hyperlink w:anchor="_Toc243417868" w:history="1">
             <w:r>
               <w:rPr>
                 <w:rStyle w:val="Hyperlink"/>
@@ -1065,7 +1056,7 @@
                 <w:noProof/>
                 <w:webHidden/>
               </w:rPr>
-              <w:instrText xml:space="preserve"> PAGEREF _Toc240567365 \h </w:instrText>
+              <w:instrText xml:space="preserve"> PAGEREF _Toc243417868 \h </w:instrText>
             </w:r>
             <w:r>
               <w:rPr>
@@ -1107,7 +1098,7 @@
               <w:noProof/>
             </w:rPr>
           </w:pPr>
-          <w:hyperlink w:anchor="_Toc240567366" w:history="1">
+          <w:hyperlink w:anchor="_Toc243417869" w:history="1">
             <w:r>
               <w:rPr>
                 <w:rStyle w:val="Hyperlink"/>
@@ -1136,7 +1127,7 @@
                 <w:noProof/>
                 <w:webHidden/>
               </w:rPr>
-              <w:instrText xml:space="preserve"> PAGEREF _Toc240567366 \h </w:instrText>
+              <w:instrText xml:space="preserve"> PAGEREF _Toc243417869 \h </w:instrText>
             </w:r>
             <w:r>
               <w:rPr>
@@ -1178,7 +1169,7 @@
               <w:noProof/>
             </w:rPr>
           </w:pPr>
-          <w:hyperlink w:anchor="_Toc240567367" w:history="1">
+          <w:hyperlink w:anchor="_Toc243417870" w:history="1">
             <w:r>
               <w:rPr>
                 <w:rStyle w:val="Hyperlink"/>
@@ -1207,7 +1198,7 @@
                 <w:noProof/>
                 <w:webHidden/>
               </w:rPr>
-              <w:instrText xml:space="preserve"> PAGEREF _Toc240567367 \h </w:instrText>
+              <w:instrText xml:space="preserve"> PAGEREF _Toc243417870 \h </w:instrText>
             </w:r>
             <w:r>
               <w:rPr>
@@ -1249,7 +1240,7 @@
               <w:noProof/>
             </w:rPr>
           </w:pPr>
-          <w:hyperlink w:anchor="_Toc240567368" w:history="1">
+          <w:hyperlink w:anchor="_Toc243417871" w:history="1">
             <w:r>
               <w:rPr>
                 <w:rStyle w:val="Hyperlink"/>
@@ -1278,7 +1269,7 @@
                 <w:noProof/>
                 <w:webHidden/>
               </w:rPr>
-              <w:instrText xml:space="preserve"> PAGEREF _Toc240567368 \h </w:instrText>
+              <w:instrText xml:space="preserve"> PAGEREF _Toc243417871 \h </w:instrText>
             </w:r>
             <w:r>
               <w:rPr>
@@ -1320,7 +1311,7 @@
               <w:noProof/>
             </w:rPr>
           </w:pPr>
-          <w:hyperlink w:anchor="_Toc240567369" w:history="1">
+          <w:hyperlink w:anchor="_Toc243417872" w:history="1">
             <w:r>
               <w:rPr>
                 <w:rStyle w:val="Hyperlink"/>
@@ -1349,7 +1340,7 @@
                 <w:noProof/>
                 <w:webHidden/>
               </w:rPr>
-              <w:instrText xml:space="preserve"> PAGEREF _Toc240567369 \h </w:instrText>
+              <w:instrText xml:space="preserve"> PAGEREF _Toc243417872 \h </w:instrText>
             </w:r>
             <w:r>
               <w:rPr>
@@ -1391,7 +1382,7 @@
               <w:noProof/>
             </w:rPr>
           </w:pPr>
-          <w:hyperlink w:anchor="_Toc240567370" w:history="1">
+          <w:hyperlink w:anchor="_Toc243417873" w:history="1">
             <w:r>
               <w:rPr>
                 <w:rStyle w:val="Hyperlink"/>
@@ -1420,7 +1411,7 @@
                 <w:noProof/>
                 <w:webHidden/>
               </w:rPr>
-              <w:instrText xml:space="preserve"> PAGEREF _Toc240567370 \h </w:instrText>
+              <w:instrText xml:space="preserve"> PAGEREF _Toc243417873 \h </w:instrText>
             </w:r>
             <w:r>
               <w:rPr>
@@ -1462,7 +1453,7 @@
               <w:noProof/>
             </w:rPr>
           </w:pPr>
-          <w:hyperlink w:anchor="_Toc240567371" w:history="1">
+          <w:hyperlink w:anchor="_Toc243417874" w:history="1">
             <w:r>
               <w:rPr>
                 <w:rStyle w:val="Hyperlink"/>
@@ -1491,7 +1482,7 @@
                 <w:noProof/>
                 <w:webHidden/>
               </w:rPr>
-              <w:instrText xml:space="preserve"> PAGEREF _Toc240567371 \h </w:instrText>
+              <w:instrText xml:space="preserve"> PAGEREF _Toc243417874 \h </w:instrText>
             </w:r>
             <w:r>
               <w:rPr>
@@ -1533,7 +1524,7 @@
               <w:noProof/>
             </w:rPr>
           </w:pPr>
-          <w:hyperlink w:anchor="_Toc240567372" w:history="1">
+          <w:hyperlink w:anchor="_Toc243417875" w:history="1">
             <w:r>
               <w:rPr>
                 <w:rStyle w:val="Hyperlink"/>
@@ -1562,7 +1553,7 @@
                 <w:noProof/>
                 <w:webHidden/>
               </w:rPr>
-              <w:instrText xml:space="preserve"> PAGEREF _Toc240567372 \h </w:instrText>
+              <w:instrText xml:space="preserve"> PAGEREF _Toc243417875 \h </w:instrText>
             </w:r>
             <w:r>
               <w:rPr>
@@ -1604,7 +1595,7 @@
               <w:noProof/>
             </w:rPr>
           </w:pPr>
-          <w:hyperlink w:anchor="_Toc240567373" w:history="1">
+          <w:hyperlink w:anchor="_Toc243417876" w:history="1">
             <w:r>
               <w:rPr>
                 <w:rStyle w:val="Hyperlink"/>
@@ -1633,7 +1624,7 @@
                 <w:noProof/>
                 <w:webHidden/>
               </w:rPr>
-              <w:instrText xml:space="preserve"> PAGEREF _Toc240567373 \h </w:instrText>
+              <w:instrText xml:space="preserve"> PAGEREF _Toc243417876 \h </w:instrText>
             </w:r>
             <w:r>
               <w:rPr>
@@ -1675,7 +1666,7 @@
               <w:noProof/>
             </w:rPr>
           </w:pPr>
-          <w:hyperlink w:anchor="_Toc240567374" w:history="1">
+          <w:hyperlink w:anchor="_Toc243417877" w:history="1">
             <w:r>
               <w:rPr>
                 <w:rStyle w:val="Hyperlink"/>
@@ -1705,7 +1696,7 @@
                 <w:noProof/>
                 <w:webHidden/>
               </w:rPr>
-              <w:instrText xml:space="preserve"> PAGEREF _Toc240567374 \h </w:instrText>
+              <w:instrText xml:space="preserve"> PAGEREF _Toc243417877 \h </w:instrText>
             </w:r>
             <w:r>
               <w:rPr>
@@ -1747,7 +1738,7 @@
               <w:noProof/>
             </w:rPr>
           </w:pPr>
-          <w:hyperlink w:anchor="_Toc240567375" w:history="1">
+          <w:hyperlink w:anchor="_Toc243417878" w:history="1">
             <w:r>
               <w:rPr>
                 <w:rStyle w:val="Hyperlink"/>
@@ -1775,7 +1766,7 @@
                 <w:noProof/>
                 <w:webHidden/>
               </w:rPr>
-              <w:instrText xml:space="preserve"> PAGEREF _Toc240567375 \h </w:instrText>
+              <w:instrText xml:space="preserve"> PAGEREF _Toc243417878 \h </w:instrText>
             </w:r>
             <w:r>
               <w:rPr>
@@ -1817,7 +1808,7 @@
               <w:noProof/>
             </w:rPr>
           </w:pPr>
-          <w:hyperlink w:anchor="_Toc240567376" w:history="1">
+          <w:hyperlink w:anchor="_Toc243417879" w:history="1">
             <w:r>
               <w:rPr>
                 <w:rStyle w:val="Hyperlink"/>
@@ -1845,7 +1836,7 @@
                 <w:noProof/>
                 <w:webHidden/>
               </w:rPr>
-              <w:instrText xml:space="preserve"> PAGEREF _Toc240567376 \h </w:instrText>
+              <w:instrText xml:space="preserve"> PAGEREF _Toc243417879 \h </w:instrText>
             </w:r>
             <w:r>
               <w:rPr>
@@ -1887,7 +1878,7 @@
               <w:noProof/>
             </w:rPr>
           </w:pPr>
-          <w:hyperlink w:anchor="_Toc240567377" w:history="1">
+          <w:hyperlink w:anchor="_Toc243417880" w:history="1">
             <w:r>
               <w:rPr>
                 <w:rStyle w:val="Hyperlink"/>
@@ -1915,7 +1906,7 @@
                 <w:noProof/>
                 <w:webHidden/>
               </w:rPr>
-              <w:instrText xml:space="preserve"> PAGEREF _Toc240567377 \h </w:instrText>
+              <w:instrText xml:space="preserve"> PAGEREF _Toc243417880 \h </w:instrText>
             </w:r>
             <w:r>
               <w:rPr>
@@ -1935,7 +1926,7 @@
                 <w:noProof/>
                 <w:webHidden/>
               </w:rPr>
-              <w:t>11</w:t>
+              <w:t>12</w:t>
             </w:r>
             <w:r>
               <w:rPr>
@@ -1957,7 +1948,7 @@
               <w:noProof/>
             </w:rPr>
           </w:pPr>
-          <w:hyperlink w:anchor="_Toc240567378" w:history="1">
+          <w:hyperlink w:anchor="_Toc243417881" w:history="1">
             <w:r>
               <w:rPr>
                 <w:rStyle w:val="Hyperlink"/>
@@ -1985,7 +1976,7 @@
                 <w:noProof/>
                 <w:webHidden/>
               </w:rPr>
-              <w:instrText xml:space="preserve"> PAGEREF _Toc240567378 \h </w:instrText>
+              <w:instrText xml:space="preserve"> PAGEREF _Toc243417881 \h </w:instrText>
             </w:r>
             <w:r>
               <w:rPr>
@@ -2027,7 +2018,7 @@
               <w:noProof/>
             </w:rPr>
           </w:pPr>
-          <w:hyperlink w:anchor="_Toc240567379" w:history="1">
+          <w:hyperlink w:anchor="_Toc243417882" w:history="1">
             <w:r>
               <w:rPr>
                 <w:rStyle w:val="Hyperlink"/>
@@ -2058,7 +2049,7 @@
                 <w:noProof/>
                 <w:webHidden/>
               </w:rPr>
-              <w:instrText xml:space="preserve"> PAGEREF _Toc240567379 \h </w:instrText>
+              <w:instrText xml:space="preserve"> PAGEREF _Toc243417882 \h </w:instrText>
             </w:r>
             <w:r>
               <w:rPr>
@@ -2100,7 +2091,7 @@
               <w:noProof/>
             </w:rPr>
           </w:pPr>
-          <w:hyperlink w:anchor="_Toc240567380" w:history="1">
+          <w:hyperlink w:anchor="_Toc243417883" w:history="1">
             <w:r>
               <w:rPr>
                 <w:rStyle w:val="Hyperlink"/>
@@ -2128,7 +2119,7 @@
                 <w:noProof/>
                 <w:webHidden/>
               </w:rPr>
-              <w:instrText xml:space="preserve"> PAGEREF _Toc240567380 \h </w:instrText>
+              <w:instrText xml:space="preserve"> PAGEREF _Toc243417883 \h </w:instrText>
             </w:r>
             <w:r>
               <w:rPr>
@@ -2148,7 +2139,7 @@
                 <w:noProof/>
                 <w:webHidden/>
               </w:rPr>
-              <w:t>14</w:t>
+              <w:t>15</w:t>
             </w:r>
             <w:r>
               <w:rPr>
@@ -2170,7 +2161,7 @@
               <w:noProof/>
             </w:rPr>
           </w:pPr>
-          <w:hyperlink w:anchor="_Toc240567381" w:history="1">
+          <w:hyperlink w:anchor="_Toc243417884" w:history="1">
             <w:r>
               <w:rPr>
                 <w:rStyle w:val="Hyperlink"/>
@@ -2198,7 +2189,7 @@
                 <w:noProof/>
                 <w:webHidden/>
               </w:rPr>
-              <w:instrText xml:space="preserve"> PAGEREF _Toc240567381 \h </w:instrText>
+              <w:instrText xml:space="preserve"> PAGEREF _Toc243417884 \h </w:instrText>
             </w:r>
             <w:r>
               <w:rPr>
@@ -2218,7 +2209,7 @@
                 <w:noProof/>
                 <w:webHidden/>
               </w:rPr>
-              <w:t>15</w:t>
+              <w:t>16</w:t>
             </w:r>
             <w:r>
               <w:rPr>
@@ -2240,7 +2231,7 @@
               <w:noProof/>
             </w:rPr>
           </w:pPr>
-          <w:hyperlink w:anchor="_Toc240567382" w:history="1">
+          <w:hyperlink w:anchor="_Toc243417885" w:history="1">
             <w:r>
               <w:rPr>
                 <w:rStyle w:val="Hyperlink"/>
@@ -2268,7 +2259,7 @@
                 <w:noProof/>
                 <w:webHidden/>
               </w:rPr>
-              <w:instrText xml:space="preserve"> PAGEREF _Toc240567382 \h </w:instrText>
+              <w:instrText xml:space="preserve"> PAGEREF _Toc243417885 \h </w:instrText>
             </w:r>
             <w:r>
               <w:rPr>
@@ -2288,7 +2279,7 @@
                 <w:noProof/>
                 <w:webHidden/>
               </w:rPr>
-              <w:t>16</w:t>
+              <w:t>17</w:t>
             </w:r>
             <w:r>
               <w:rPr>
@@ -2310,7 +2301,7 @@
               <w:noProof/>
             </w:rPr>
           </w:pPr>
-          <w:hyperlink w:anchor="_Toc240567383" w:history="1">
+          <w:hyperlink w:anchor="_Toc243417886" w:history="1">
             <w:r>
               <w:rPr>
                 <w:rStyle w:val="Hyperlink"/>
@@ -2338,7 +2329,7 @@
                 <w:noProof/>
                 <w:webHidden/>
               </w:rPr>
-              <w:instrText xml:space="preserve"> PAGEREF _Toc240567383 \h </w:instrText>
+              <w:instrText xml:space="preserve"> PAGEREF _Toc243417886 \h </w:instrText>
             </w:r>
             <w:r>
               <w:rPr>
@@ -2358,7 +2349,7 @@
                 <w:noProof/>
                 <w:webHidden/>
               </w:rPr>
-              <w:t>16</w:t>
+              <w:t>17</w:t>
             </w:r>
             <w:r>
               <w:rPr>
@@ -2380,7 +2371,7 @@
               <w:noProof/>
             </w:rPr>
           </w:pPr>
-          <w:hyperlink w:anchor="_Toc240567384" w:history="1">
+          <w:hyperlink w:anchor="_Toc243417887" w:history="1">
             <w:r>
               <w:rPr>
                 <w:rStyle w:val="Hyperlink"/>
@@ -2408,7 +2399,7 @@
                 <w:noProof/>
                 <w:webHidden/>
               </w:rPr>
-              <w:instrText xml:space="preserve"> PAGEREF _Toc240567384 \h </w:instrText>
+              <w:instrText xml:space="preserve"> PAGEREF _Toc243417887 \h </w:instrText>
             </w:r>
             <w:r>
               <w:rPr>
@@ -2428,7 +2419,7 @@
                 <w:noProof/>
                 <w:webHidden/>
               </w:rPr>
-              <w:t>17</w:t>
+              <w:t>18</w:t>
             </w:r>
             <w:r>
               <w:rPr>
@@ -2450,7 +2441,7 @@
               <w:noProof/>
             </w:rPr>
           </w:pPr>
-          <w:hyperlink w:anchor="_Toc240567385" w:history="1">
+          <w:hyperlink w:anchor="_Toc243417888" w:history="1">
             <w:r>
               <w:rPr>
                 <w:rStyle w:val="Hyperlink"/>
@@ -2478,7 +2469,7 @@
                 <w:noProof/>
                 <w:webHidden/>
               </w:rPr>
-              <w:instrText xml:space="preserve"> PAGEREF _Toc240567385 \h </w:instrText>
+              <w:instrText xml:space="preserve"> PAGEREF _Toc243417888 \h </w:instrText>
             </w:r>
             <w:r>
               <w:rPr>
@@ -2498,7 +2489,7 @@
                 <w:noProof/>
                 <w:webHidden/>
               </w:rPr>
-              <w:t>17</w:t>
+              <w:t>18</w:t>
             </w:r>
             <w:r>
               <w:rPr>
@@ -2520,7 +2511,7 @@
               <w:noProof/>
             </w:rPr>
           </w:pPr>
-          <w:hyperlink w:anchor="_Toc240567386" w:history="1">
+          <w:hyperlink w:anchor="_Toc243417889" w:history="1">
             <w:r>
               <w:rPr>
                 <w:rStyle w:val="Hyperlink"/>
@@ -2551,7 +2542,7 @@
                 <w:noProof/>
                 <w:webHidden/>
               </w:rPr>
-              <w:instrText xml:space="preserve"> PAGEREF _Toc240567386 \h </w:instrText>
+              <w:instrText xml:space="preserve"> PAGEREF _Toc243417889 \h </w:instrText>
             </w:r>
             <w:r>
               <w:rPr>
@@ -2571,7 +2562,7 @@
                 <w:noProof/>
                 <w:webHidden/>
               </w:rPr>
-              <w:t>19</w:t>
+              <w:t>20</w:t>
             </w:r>
             <w:r>
               <w:rPr>
@@ -2593,7 +2584,7 @@
               <w:noProof/>
             </w:rPr>
           </w:pPr>
-          <w:hyperlink w:anchor="_Toc240567387" w:history="1">
+          <w:hyperlink w:anchor="_Toc243417890" w:history="1">
             <w:r>
               <w:rPr>
                 <w:rStyle w:val="Hyperlink"/>
@@ -2620,7 +2611,7 @@
                 <w:noProof/>
                 <w:webHidden/>
               </w:rPr>
-              <w:instrText xml:space="preserve"> PAGEREF _Toc240567387 \h </w:instrText>
+              <w:instrText xml:space="preserve"> PAGEREF _Toc243417890 \h </w:instrText>
             </w:r>
             <w:r>
               <w:rPr>
@@ -2640,7 +2631,7 @@
                 <w:noProof/>
                 <w:webHidden/>
               </w:rPr>
-              <w:t>19</w:t>
+              <w:t>20</w:t>
             </w:r>
             <w:r>
               <w:rPr>
@@ -2662,7 +2653,7 @@
               <w:noProof/>
             </w:rPr>
           </w:pPr>
-          <w:hyperlink w:anchor="_Toc240567388" w:history="1">
+          <w:hyperlink w:anchor="_Toc243417891" w:history="1">
             <w:r>
               <w:rPr>
                 <w:rStyle w:val="Hyperlink"/>
@@ -2691,7 +2682,7 @@
                 <w:noProof/>
                 <w:webHidden/>
               </w:rPr>
-              <w:instrText xml:space="preserve"> PAGEREF _Toc240567388 \h </w:instrText>
+              <w:instrText xml:space="preserve"> PAGEREF _Toc243417891 \h </w:instrText>
             </w:r>
             <w:r>
               <w:rPr>
@@ -2711,7 +2702,7 @@
                 <w:noProof/>
                 <w:webHidden/>
               </w:rPr>
-              <w:t>19</w:t>
+              <w:t>21</w:t>
             </w:r>
             <w:r>
               <w:rPr>
@@ -2733,7 +2724,7 @@
               <w:noProof/>
             </w:rPr>
           </w:pPr>
-          <w:hyperlink w:anchor="_Toc240567389" w:history="1">
+          <w:hyperlink w:anchor="_Toc243417892" w:history="1">
             <w:r>
               <w:rPr>
                 <w:rStyle w:val="Hyperlink"/>
@@ -2762,7 +2753,7 @@
                 <w:noProof/>
                 <w:webHidden/>
               </w:rPr>
-              <w:instrText xml:space="preserve"> PAGEREF _Toc240567389 \h </w:instrText>
+              <w:instrText xml:space="preserve"> PAGEREF _Toc243417892 \h </w:instrText>
             </w:r>
             <w:r>
               <w:rPr>
@@ -2782,7 +2773,7 @@
                 <w:noProof/>
                 <w:webHidden/>
               </w:rPr>
-              <w:t>20</w:t>
+              <w:t>21</w:t>
             </w:r>
             <w:r>
               <w:rPr>
@@ -2804,7 +2795,7 @@
               <w:noProof/>
             </w:rPr>
           </w:pPr>
-          <w:hyperlink w:anchor="_Toc240567390" w:history="1">
+          <w:hyperlink w:anchor="_Toc243417893" w:history="1">
             <w:r>
               <w:rPr>
                 <w:rStyle w:val="Hyperlink"/>
@@ -2833,7 +2824,7 @@
                 <w:noProof/>
                 <w:webHidden/>
               </w:rPr>
-              <w:instrText xml:space="preserve"> PAGEREF _Toc240567390 \h </w:instrText>
+              <w:instrText xml:space="preserve"> PAGEREF _Toc243417893 \h </w:instrText>
             </w:r>
             <w:r>
               <w:rPr>
@@ -2853,7 +2844,7 @@
                 <w:noProof/>
                 <w:webHidden/>
               </w:rPr>
-              <w:t>20</w:t>
+              <w:t>21</w:t>
             </w:r>
             <w:r>
               <w:rPr>
@@ -2875,7 +2866,7 @@
               <w:noProof/>
             </w:rPr>
           </w:pPr>
-          <w:hyperlink w:anchor="_Toc240567391" w:history="1">
+          <w:hyperlink w:anchor="_Toc243417894" w:history="1">
             <w:r>
               <w:rPr>
                 <w:rStyle w:val="Hyperlink"/>
@@ -2904,7 +2895,7 @@
                 <w:noProof/>
                 <w:webHidden/>
               </w:rPr>
-              <w:instrText xml:space="preserve"> PAGEREF _Toc240567391 \h </w:instrText>
+              <w:instrText xml:space="preserve"> PAGEREF _Toc243417894 \h </w:instrText>
             </w:r>
             <w:r>
               <w:rPr>
@@ -2924,7 +2915,7 @@
                 <w:noProof/>
                 <w:webHidden/>
               </w:rPr>
-              <w:t>21</w:t>
+              <w:t>22</w:t>
             </w:r>
             <w:r>
               <w:rPr>
@@ -2946,7 +2937,7 @@
               <w:noProof/>
             </w:rPr>
           </w:pPr>
-          <w:hyperlink w:anchor="_Toc240567392" w:history="1">
+          <w:hyperlink w:anchor="_Toc243417895" w:history="1">
             <w:r>
               <w:rPr>
                 <w:rStyle w:val="Hyperlink"/>
@@ -2977,7 +2968,7 @@
                 <w:noProof/>
                 <w:webHidden/>
               </w:rPr>
-              <w:instrText xml:space="preserve"> PAGEREF _Toc240567392 \h </w:instrText>
+              <w:instrText xml:space="preserve"> PAGEREF _Toc243417895 \h </w:instrText>
             </w:r>
             <w:r>
               <w:rPr>
@@ -2997,7 +2988,7 @@
                 <w:noProof/>
                 <w:webHidden/>
               </w:rPr>
-              <w:t>22</w:t>
+              <w:t>24</w:t>
             </w:r>
             <w:r>
               <w:rPr>
@@ -3019,7 +3010,7 @@
               <w:noProof/>
             </w:rPr>
           </w:pPr>
-          <w:hyperlink w:anchor="_Toc240567393" w:history="1">
+          <w:hyperlink w:anchor="_Toc243417896" w:history="1">
             <w:r>
               <w:rPr>
                 <w:rStyle w:val="Hyperlink"/>
@@ -3046,7 +3037,7 @@
                 <w:noProof/>
                 <w:webHidden/>
               </w:rPr>
-              <w:instrText xml:space="preserve"> PAGEREF _Toc240567393 \h </w:instrText>
+              <w:instrText xml:space="preserve"> PAGEREF _Toc243417896 \h </w:instrText>
             </w:r>
             <w:r>
               <w:rPr>
@@ -3066,7 +3057,7 @@
                 <w:noProof/>
                 <w:webHidden/>
               </w:rPr>
-              <w:t>22</w:t>
+              <w:t>24</w:t>
             </w:r>
             <w:r>
               <w:rPr>
@@ -3088,7 +3079,7 @@
               <w:noProof/>
             </w:rPr>
           </w:pPr>
-          <w:hyperlink w:anchor="_Toc240567394" w:history="1">
+          <w:hyperlink w:anchor="_Toc243417897" w:history="1">
             <w:r>
               <w:rPr>
                 <w:rStyle w:val="Hyperlink"/>
@@ -3116,7 +3107,7 @@
                 <w:noProof/>
                 <w:webHidden/>
               </w:rPr>
-              <w:instrText xml:space="preserve"> PAGEREF _Toc240567394 \h </w:instrText>
+              <w:instrText xml:space="preserve"> PAGEREF _Toc243417897 \h </w:instrText>
             </w:r>
             <w:r>
               <w:rPr>
@@ -3136,7 +3127,7 @@
                 <w:noProof/>
                 <w:webHidden/>
               </w:rPr>
-              <w:t>22</w:t>
+              <w:t>24</w:t>
             </w:r>
             <w:r>
               <w:rPr>
@@ -3158,7 +3149,7 @@
               <w:noProof/>
             </w:rPr>
           </w:pPr>
-          <w:hyperlink w:anchor="_Toc240567395" w:history="1">
+          <w:hyperlink w:anchor="_Toc243417898" w:history="1">
             <w:r>
               <w:rPr>
                 <w:rStyle w:val="Hyperlink"/>
@@ -3188,7 +3179,7 @@
                 <w:noProof/>
                 <w:webHidden/>
               </w:rPr>
-              <w:instrText xml:space="preserve"> PAGEREF _Toc240567395 \h </w:instrText>
+              <w:instrText xml:space="preserve"> PAGEREF _Toc243417898 \h </w:instrText>
             </w:r>
             <w:r>
               <w:rPr>
@@ -3208,7 +3199,7 @@
                 <w:noProof/>
                 <w:webHidden/>
               </w:rPr>
-              <w:t>23</w:t>
+              <w:t>25</w:t>
             </w:r>
             <w:r>
               <w:rPr>
@@ -3230,7 +3221,7 @@
               <w:noProof/>
             </w:rPr>
           </w:pPr>
-          <w:hyperlink w:anchor="_Toc240567396" w:history="1">
+          <w:hyperlink w:anchor="_Toc243417899" w:history="1">
             <w:r>
               <w:rPr>
                 <w:rStyle w:val="Hyperlink"/>
@@ -3258,7 +3249,7 @@
                 <w:noProof/>
                 <w:webHidden/>
               </w:rPr>
-              <w:instrText xml:space="preserve"> PAGEREF _Toc240567396 \h </w:instrText>
+              <w:instrText xml:space="preserve"> PAGEREF _Toc243417899 \h </w:instrText>
             </w:r>
             <w:r>
               <w:rPr>
@@ -3278,7 +3269,7 @@
                 <w:noProof/>
                 <w:webHidden/>
               </w:rPr>
-              <w:t>23</w:t>
+              <w:t>25</w:t>
             </w:r>
             <w:r>
               <w:rPr>
@@ -3300,7 +3291,7 @@
               <w:noProof/>
             </w:rPr>
           </w:pPr>
-          <w:hyperlink w:anchor="_Toc240567397" w:history="1">
+          <w:hyperlink w:anchor="_Toc243417900" w:history="1">
             <w:r>
               <w:rPr>
                 <w:rStyle w:val="Hyperlink"/>
@@ -3328,7 +3319,7 @@
                 <w:noProof/>
                 <w:webHidden/>
               </w:rPr>
-              <w:instrText xml:space="preserve"> PAGEREF _Toc240567397 \h </w:instrText>
+              <w:instrText xml:space="preserve"> PAGEREF _Toc243417900 \h </w:instrText>
             </w:r>
             <w:r>
               <w:rPr>
@@ -3348,7 +3339,7 @@
                 <w:noProof/>
                 <w:webHidden/>
               </w:rPr>
-              <w:t>23</w:t>
+              <w:t>25</w:t>
             </w:r>
             <w:r>
               <w:rPr>
@@ -3370,7 +3361,7 @@
               <w:noProof/>
             </w:rPr>
           </w:pPr>
-          <w:hyperlink w:anchor="_Toc240567398" w:history="1">
+          <w:hyperlink w:anchor="_Toc243417901" w:history="1">
             <w:r>
               <w:rPr>
                 <w:rStyle w:val="Hyperlink"/>
@@ -3399,7 +3390,7 @@
                 <w:noProof/>
                 <w:webHidden/>
               </w:rPr>
-              <w:instrText xml:space="preserve"> PAGEREF _Toc240567398 \h </w:instrText>
+              <w:instrText xml:space="preserve"> PAGEREF _Toc243417901 \h </w:instrText>
             </w:r>
             <w:r>
               <w:rPr>
@@ -3419,7 +3410,7 @@
                 <w:noProof/>
                 <w:webHidden/>
               </w:rPr>
-              <w:t>24</w:t>
+              <w:t>26</w:t>
             </w:r>
             <w:r>
               <w:rPr>
@@ -3441,7 +3432,7 @@
               <w:noProof/>
             </w:rPr>
           </w:pPr>
-          <w:hyperlink w:anchor="_Toc240567399" w:history="1">
+          <w:hyperlink w:anchor="_Toc243417902" w:history="1">
             <w:r>
               <w:rPr>
                 <w:rStyle w:val="Hyperlink"/>
@@ -3449,6 +3440,77 @@
                 <w:bCs/>
                 <w:noProof/>
               </w:rPr>
+              <w:t>System Integration</w:t>
+            </w:r>
+            <w:r>
+              <w:rPr>
+                <w:noProof/>
+                <w:webHidden/>
+              </w:rPr>
+              <w:tab/>
+            </w:r>
+            <w:r>
+              <w:rPr>
+                <w:noProof/>
+                <w:webHidden/>
+              </w:rPr>
+              <w:fldChar w:fldCharType="begin"/>
+            </w:r>
+            <w:r>
+              <w:rPr>
+                <w:noProof/>
+                <w:webHidden/>
+              </w:rPr>
+              <w:instrText xml:space="preserve"> PAGEREF _Toc243417902 \h </w:instrText>
+            </w:r>
+            <w:r>
+              <w:rPr>
+                <w:noProof/>
+                <w:webHidden/>
+              </w:rPr>
+            </w:r>
+            <w:r>
+              <w:rPr>
+                <w:noProof/>
+                <w:webHidden/>
+              </w:rPr>
+              <w:fldChar w:fldCharType="separate"/>
+            </w:r>
+            <w:r>
+              <w:rPr>
+                <w:noProof/>
+                <w:webHidden/>
+              </w:rPr>
+              <w:t>28</w:t>
+            </w:r>
+            <w:r>
+              <w:rPr>
+                <w:noProof/>
+                <w:webHidden/>
+              </w:rPr>
+              <w:fldChar w:fldCharType="end"/>
+            </w:r>
+          </w:hyperlink>
+        </w:p>
+        <w:p>
+          <w:pPr>
+            <w:pStyle w:val="TOC1"/>
+            <w:tabs>
+              <w:tab w:val="right" w:leader="dot" w:pos="9016"/>
+            </w:tabs>
+            <w:rPr>
+              <w:rFonts w:eastAsiaTheme="minorEastAsia"/>
+              <w:noProof/>
+            </w:rPr>
+          </w:pPr>
+          <w:hyperlink w:anchor="_Toc243417903" w:history="1">
+            <w:r>
+              <w:rPr>
+                <w:rStyle w:val="Hyperlink"/>
+                <w:b/>
+                <w:bCs/>
+                <w:noProof/>
+              </w:rPr>
               <w:t>Timing and Synthesizability Considerations</w:t>
             </w:r>
             <w:r>
@@ -3470,7 +3532,7 @@
                 <w:noProof/>
                 <w:webHidden/>
               </w:rPr>
-              <w:instrText xml:space="preserve"> PAGEREF _Toc240567399 \h </w:instrText>
+              <w:instrText xml:space="preserve"> PAGEREF _Toc243417903 \h </w:instrText>
             </w:r>
             <w:r>
               <w:rPr>
@@ -3490,7 +3552,7 @@
                 <w:noProof/>
                 <w:webHidden/>
               </w:rPr>
-              <w:t>26</w:t>
+              <w:t>31</w:t>
             </w:r>
             <w:r>
               <w:rPr>
@@ -3512,7 +3574,7 @@
               <w:noProof/>
             </w:rPr>
           </w:pPr>
-          <w:hyperlink w:anchor="_Toc240567400" w:history="1">
+          <w:hyperlink w:anchor="_Toc243417904" w:history="1">
             <w:r>
               <w:rPr>
                 <w:rStyle w:val="Hyperlink"/>
@@ -3540,7 +3602,7 @@
                 <w:noProof/>
                 <w:webHidden/>
               </w:rPr>
-              <w:instrText xml:space="preserve"> PAGEREF _Toc240567400 \h </w:instrText>
+              <w:instrText xml:space="preserve"> PAGEREF _Toc243417904 \h </w:instrText>
             </w:r>
             <w:r>
               <w:rPr>
@@ -3560,7 +3622,7 @@
                 <w:noProof/>
                 <w:webHidden/>
               </w:rPr>
-              <w:t>26</w:t>
+              <w:t>31</w:t>
             </w:r>
             <w:r>
               <w:rPr>
@@ -3582,7 +3644,7 @@
               <w:noProof/>
             </w:rPr>
           </w:pPr>
-          <w:hyperlink w:anchor="_Toc240567401" w:history="1">
+          <w:hyperlink w:anchor="_Toc243417905" w:history="1">
             <w:r>
               <w:rPr>
                 <w:rStyle w:val="Hyperlink"/>
@@ -3610,7 +3672,7 @@
                 <w:noProof/>
                 <w:webHidden/>
               </w:rPr>
-              <w:instrText xml:space="preserve"> PAGEREF _Toc240567401 \h </w:instrText>
+              <w:instrText xml:space="preserve"> PAGEREF _Toc243417905 \h </w:instrText>
             </w:r>
             <w:r>
               <w:rPr>
@@ -3630,7 +3692,7 @@
                 <w:noProof/>
                 <w:webHidden/>
               </w:rPr>
-              <w:t>26</w:t>
+              <w:t>31</w:t>
             </w:r>
             <w:r>
               <w:rPr>
@@ -3652,7 +3714,7 @@
               <w:noProof/>
             </w:rPr>
           </w:pPr>
-          <w:hyperlink w:anchor="_Toc240567402" w:history="1">
+          <w:hyperlink w:anchor="_Toc243417906" w:history="1">
             <w:r>
               <w:rPr>
                 <w:rStyle w:val="Hyperlink"/>
@@ -3680,7 +3742,7 @@
                 <w:noProof/>
                 <w:webHidden/>
               </w:rPr>
-              <w:instrText xml:space="preserve"> PAGEREF _Toc240567402 \h </w:instrText>
+              <w:instrText xml:space="preserve"> PAGEREF _Toc243417906 \h </w:instrText>
             </w:r>
             <w:r>
               <w:rPr>
@@ -3700,7 +3762,7 @@
                 <w:noProof/>
                 <w:webHidden/>
               </w:rPr>
-              <w:t>26</w:t>
+              <w:t>31</w:t>
             </w:r>
             <w:r>
               <w:rPr>
@@ -3722,7 +3784,7 @@
               <w:noProof/>
             </w:rPr>
           </w:pPr>
-          <w:hyperlink w:anchor="_Toc240567403" w:history="1">
+          <w:hyperlink w:anchor="_Toc243417907" w:history="1">
             <w:r>
               <w:rPr>
                 <w:rStyle w:val="Hyperlink"/>
@@ -3750,7 +3812,7 @@
                 <w:noProof/>
                 <w:webHidden/>
               </w:rPr>
-              <w:instrText xml:space="preserve"> PAGEREF _Toc240567403 \h </w:instrText>
+              <w:instrText xml:space="preserve"> PAGEREF _Toc243417907 \h </w:instrText>
             </w:r>
             <w:r>
               <w:rPr>
@@ -3770,7 +3832,7 @@
                 <w:noProof/>
                 <w:webHidden/>
               </w:rPr>
-              <w:t>26</w:t>
+              <w:t>31</w:t>
             </w:r>
             <w:r>
               <w:rPr>
@@ -3792,7 +3854,7 @@
               <w:noProof/>
             </w:rPr>
           </w:pPr>
-          <w:hyperlink w:anchor="_Toc240567404" w:history="1">
+          <w:hyperlink w:anchor="_Toc243417908" w:history="1">
             <w:r>
               <w:rPr>
                 <w:rStyle w:val="Hyperlink"/>
@@ -3822,7 +3884,7 @@
                 <w:noProof/>
                 <w:webHidden/>
               </w:rPr>
-              <w:instrText xml:space="preserve"> PAGEREF _Toc240567404 \h </w:instrText>
+              <w:instrText xml:space="preserve"> PAGEREF _Toc243417908 \h </w:instrText>
             </w:r>
             <w:r>
               <w:rPr>
@@ -3842,7 +3904,7 @@
                 <w:noProof/>
                 <w:webHidden/>
               </w:rPr>
-              <w:t>27</w:t>
+              <w:t>32</w:t>
             </w:r>
             <w:r>
               <w:rPr>
@@ -3864,7 +3926,7 @@
               <w:noProof/>
             </w:rPr>
           </w:pPr>
-          <w:hyperlink w:anchor="_Toc240567405" w:history="1">
+          <w:hyperlink w:anchor="_Toc243417909" w:history="1">
             <w:r>
               <w:rPr>
                 <w:rStyle w:val="Hyperlink"/>
@@ -3892,7 +3954,7 @@
                 <w:noProof/>
                 <w:webHidden/>
               </w:rPr>
-              <w:instrText xml:space="preserve"> PAGEREF _Toc240567405 \h </w:instrText>
+              <w:instrText xml:space="preserve"> PAGEREF _Toc243417909 \h </w:instrText>
             </w:r>
             <w:r>
               <w:rPr>
@@ -3912,7 +3974,7 @@
                 <w:noProof/>
                 <w:webHidden/>
               </w:rPr>
-              <w:t>27</w:t>
+              <w:t>32</w:t>
             </w:r>
             <w:r>
               <w:rPr>
@@ -3934,7 +3996,7 @@
               <w:noProof/>
             </w:rPr>
           </w:pPr>
-          <w:hyperlink w:anchor="_Toc240567406" w:history="1">
+          <w:hyperlink w:anchor="_Toc243417910" w:history="1">
             <w:r>
               <w:rPr>
                 <w:rStyle w:val="Hyperlink"/>
@@ -3962,7 +4024,7 @@
                 <w:noProof/>
                 <w:webHidden/>
               </w:rPr>
-              <w:instrText xml:space="preserve"> PAGEREF _Toc240567406 \h </w:instrText>
+              <w:instrText xml:space="preserve"> PAGEREF _Toc243417910 \h </w:instrText>
             </w:r>
             <w:r>
               <w:rPr>
@@ -3982,7 +4044,7 @@
                 <w:noProof/>
                 <w:webHidden/>
               </w:rPr>
-              <w:t>27</w:t>
+              <w:t>32</w:t>
             </w:r>
             <w:r>
               <w:rPr>
@@ -4004,7 +4066,7 @@
               <w:noProof/>
             </w:rPr>
           </w:pPr>
-          <w:hyperlink w:anchor="_Toc240567407" w:history="1">
+          <w:hyperlink w:anchor="_Toc243417911" w:history="1">
             <w:r>
               <w:rPr>
                 <w:rStyle w:val="Hyperlink"/>
@@ -4034,7 +4096,7 @@
                 <w:noProof/>
                 <w:webHidden/>
               </w:rPr>
-              <w:instrText xml:space="preserve"> PAGEREF _Toc240567407 \h </w:instrText>
+              <w:instrText xml:space="preserve"> PAGEREF _Toc243417911 \h </w:instrText>
             </w:r>
             <w:r>
               <w:rPr>
@@ -4054,7 +4116,7 @@
                 <w:noProof/>
                 <w:webHidden/>
               </w:rPr>
-              <w:t>28</w:t>
+              <w:t>33</w:t>
             </w:r>
             <w:r>
               <w:rPr>
@@ -4076,7 +4138,7 @@
               <w:noProof/>
             </w:rPr>
           </w:pPr>
-          <w:hyperlink w:anchor="_Toc240567408" w:history="1">
+          <w:hyperlink w:anchor="_Toc243417912" w:history="1">
             <w:r>
               <w:rPr>
                 <w:rStyle w:val="Hyperlink"/>
@@ -4106,7 +4168,7 @@
                 <w:noProof/>
                 <w:webHidden/>
               </w:rPr>
-              <w:instrText xml:space="preserve"> PAGEREF _Toc240567408 \h </w:instrText>
+              <w:instrText xml:space="preserve"> PAGEREF _Toc243417912 \h </w:instrText>
             </w:r>
             <w:r>
               <w:rPr>
@@ -4126,7 +4188,7 @@
                 <w:noProof/>
                 <w:webHidden/>
               </w:rPr>
-              <w:t>28</w:t>
+              <w:t>33</w:t>
             </w:r>
             <w:r>
               <w:rPr>
@@ -4148,7 +4210,7 @@
               <w:noProof/>
             </w:rPr>
           </w:pPr>
-          <w:hyperlink w:anchor="_Toc240567409" w:history="1">
+          <w:hyperlink w:anchor="_Toc243417913" w:history="1">
             <w:r>
               <w:rPr>
                 <w:rStyle w:val="Hyperlink"/>
@@ -4178,7 +4240,7 @@
                 <w:noProof/>
                 <w:webHidden/>
               </w:rPr>
-              <w:instrText xml:space="preserve"> PAGEREF _Toc240567409 \h </w:instrText>
+              <w:instrText xml:space="preserve"> PAGEREF _Toc243417913 \h </w:instrText>
             </w:r>
             <w:r>
               <w:rPr>
@@ -4198,7 +4260,7 @@
                 <w:noProof/>
                 <w:webHidden/>
               </w:rPr>
-              <w:t>29</w:t>
+              <w:t>34</w:t>
             </w:r>
             <w:r>
               <w:rPr>
@@ -4220,7 +4282,7 @@
               <w:noProof/>
             </w:rPr>
           </w:pPr>
-          <w:hyperlink w:anchor="_Toc240567410" w:history="1">
+          <w:hyperlink w:anchor="_Toc243417914" w:history="1">
             <w:r>
               <w:rPr>
                 <w:rStyle w:val="Hyperlink"/>
@@ -4249,7 +4311,7 @@
                 <w:noProof/>
                 <w:webHidden/>
               </w:rPr>
-              <w:instrText xml:space="preserve"> PAGEREF _Toc240567410 \h </w:instrText>
+              <w:instrText xml:space="preserve"> PAGEREF _Toc243417914 \h </w:instrText>
             </w:r>
             <w:r>
               <w:rPr>
@@ -4269,7 +4331,7 @@
                 <w:noProof/>
                 <w:webHidden/>
               </w:rPr>
-              <w:t>29</w:t>
+              <w:t>34</w:t>
             </w:r>
             <w:r>
               <w:rPr>
@@ -4329,7 +4391,7 @@
           <w:lang w:bidi="ar-EG"/>
         </w:rPr>
       </w:pPr>
-      <w:bookmarkStart w:id="0" w:name="_Toc240567356"/>
+      <w:bookmarkStart w:id="1" w:name="_Toc243417859"/>
       <w:r>
         <w:rPr>
           <w:sz w:val="32"/>
@@ -4339,7 +4401,7 @@
         <w:lastRenderedPageBreak/>
         <w:t>Document Control</w:t>
       </w:r>
-      <w:bookmarkEnd w:id="0"/>
+      <w:bookmarkEnd w:id="1"/>
     </w:p>
     <w:tbl>
       <w:tblPr>
@@ -4751,7 +4813,7 @@
           <w:lang w:bidi="ar-EG"/>
         </w:rPr>
       </w:pPr>
-      <w:bookmarkStart w:id="1" w:name="_Toc240567357"/>
+      <w:bookmarkStart w:id="2" w:name="_Toc243417860"/>
       <w:r>
         <w:rPr>
           <w:sz w:val="32"/>
@@ -4760,7 +4822,7 @@
         </w:rPr>
         <w:t>Abstract:</w:t>
       </w:r>
-      <w:bookmarkEnd w:id="1"/>
+      <w:bookmarkEnd w:id="2"/>
       <w:r>
         <w:rPr>
           <w:sz w:val="32"/>
@@ -4784,23 +4846,7 @@
           <w:sz w:val="24"/>
           <w:szCs w:val="24"/>
         </w:rPr>
-        <w:t>This report documents a complete hardware communication and security data path implemented in Verilog/</w:t>
-      </w:r>
-      <w:proofErr w:type="spellStart"/>
-      <w:r>
-        <w:rPr>
-          <w:sz w:val="24"/>
-          <w:szCs w:val="24"/>
-        </w:rPr>
-        <w:t>SystemVerilog</w:t>
-      </w:r>
-      <w:proofErr w:type="spellEnd"/>
-      <w:r>
-        <w:rPr>
-          <w:sz w:val="24"/>
-          <w:szCs w:val="24"/>
-        </w:rPr>
-        <w:t xml:space="preserve"> HDL. The design combines a UART communication interface, an AES-128 encryption engine, and a CRC-16/XMODEM error-detection engine into an integrated RTL system. Application data is encrypted with AES-128, a CRC-16/XMODEM checksum is calculated over the resulting ciphertext, and the protected frame is transmitted serially through UART. The report covers the project's motivation and requirements, a review of related work, the system architecture, the detailed design of each RTL module (UART, AES-128, CRC-16/XMODEM), the end-to-end integration and handshake strategy, the verification plan (including the AES-128 known-answer vector and the CRC-16/XMODEM standard check value).</w:t>
+        <w:t>This report documents a complete hardware communication and security data path implemented in Verilog/SystemVerilog HDL. The design combines a UART communication interface, an AES-128 encryption engine, and a CRC-16/XMODEM error-detection engine into an integrated RTL system. Application data is encrypted with AES-128, a CRC-16/XMODEM checksum is calculated over the resulting ciphertext, and the protected frame is transmitted serially through UART. The report covers the project's motivation and requirements, a review of related work, the system architecture, the detailed design of each RTL module (UART, AES-128, CRC-16/XMODEM), the end-to-end integration and handshake strategy, the verification plan (including the AES-128 known-answer vector and the CRC-16/XMODEM standard check value).</w:t>
       </w:r>
     </w:p>
     <w:p>
@@ -4840,7 +4886,7 @@
           <w:szCs w:val="36"/>
         </w:rPr>
       </w:pPr>
-      <w:bookmarkStart w:id="2" w:name="_Toc240567358"/>
+      <w:bookmarkStart w:id="3" w:name="_Toc243417861"/>
       <w:r>
         <w:rPr>
           <w:b/>
@@ -4851,7 +4897,7 @@
         <w:lastRenderedPageBreak/>
         <w:t>Introduction</w:t>
       </w:r>
-      <w:bookmarkEnd w:id="2"/>
+      <w:bookmarkEnd w:id="3"/>
     </w:p>
     <w:p>
       <w:pPr>
@@ -4870,7 +4916,7 @@
           <w:lang w:bidi="ar-EG"/>
         </w:rPr>
       </w:pPr>
-      <w:bookmarkStart w:id="3" w:name="_Toc240567359"/>
+      <w:bookmarkStart w:id="4" w:name="_Toc243417862"/>
       <w:r>
         <w:rPr>
           <w:rFonts w:asciiTheme="majorBidi" w:hAnsiTheme="majorBidi" w:cstheme="majorBidi"/>
@@ -4881,7 +4927,7 @@
         </w:rPr>
         <w:t>Project overview:</w:t>
       </w:r>
-      <w:bookmarkEnd w:id="3"/>
+      <w:bookmarkEnd w:id="4"/>
     </w:p>
     <w:p>
       <w:pPr>
@@ -4890,23 +4936,7 @@
         <w:jc w:val="both"/>
       </w:pPr>
       <w:r>
-        <w:t xml:space="preserve">This project implements a complete hardware communication and security </w:t>
-      </w:r>
-      <w:proofErr w:type="spellStart"/>
-      <w:r>
-        <w:t>datapath</w:t>
-      </w:r>
-      <w:proofErr w:type="spellEnd"/>
-      <w:r>
-        <w:t xml:space="preserve"> in Verilog/</w:t>
-      </w:r>
-      <w:proofErr w:type="spellStart"/>
-      <w:r>
-        <w:t>SystemVerilog</w:t>
-      </w:r>
-      <w:proofErr w:type="spellEnd"/>
-      <w:r>
-        <w:t xml:space="preserve"> HDL. The design combines a UART communication interface, an AES-128 encryption engine, and a CRC-16/XMODEM error-detection engine into an integrated RTL system. The objective is to demonstrate how communication, confidentiality, and data-integrity functions can be implemented and coordinated at the hardware level.</w:t>
+        <w:t>This project implements a complete hardware communication and security datapath in Verilog/SystemVerilog HDL. The design combines a UART communication interface, an AES-128 encryption engine, and a CRC-16/XMODEM error-detection engine into an integrated RTL system. The objective is to demonstrate how communication, confidentiality, and data-integrity functions can be implemented and coordinated at the hardware level.</w:t>
       </w:r>
     </w:p>
     <w:p>
@@ -4949,7 +4979,7 @@
         </w:rPr>
         <w:t xml:space="preserve"> </w:t>
       </w:r>
-      <w:bookmarkStart w:id="4" w:name="_Toc240567360"/>
+      <w:bookmarkStart w:id="5" w:name="_Toc243417863"/>
       <w:r>
         <w:rPr>
           <w:rFonts w:asciiTheme="majorBidi" w:hAnsiTheme="majorBidi" w:cstheme="majorBidi"/>
@@ -4960,7 +4990,7 @@
         </w:rPr>
         <w:t>project objectives:</w:t>
       </w:r>
-      <w:bookmarkEnd w:id="4"/>
+      <w:bookmarkEnd w:id="5"/>
     </w:p>
     <w:p>
       <w:pPr>
@@ -4991,23 +5021,7 @@
           <w:rFonts w:asciiTheme="majorBidi" w:eastAsia="Calibri" w:hAnsiTheme="majorBidi" w:cstheme="majorBidi"/>
           <w:color w:val="000000"/>
         </w:rPr>
-        <w:t>synthesizable UART transmitter/receiver subsystem in Verilog/</w:t>
-      </w:r>
-      <w:proofErr w:type="spellStart"/>
-      <w:r>
-        <w:rPr>
-          <w:rFonts w:asciiTheme="majorBidi" w:eastAsia="Calibri" w:hAnsiTheme="majorBidi" w:cstheme="majorBidi"/>
-          <w:color w:val="000000"/>
-        </w:rPr>
-        <w:t>SystemVerilog</w:t>
-      </w:r>
-      <w:proofErr w:type="spellEnd"/>
-      <w:r>
-        <w:rPr>
-          <w:rFonts w:asciiTheme="majorBidi" w:eastAsia="Calibri" w:hAnsiTheme="majorBidi" w:cstheme="majorBidi"/>
-          <w:color w:val="000000"/>
-        </w:rPr>
-        <w:t xml:space="preserve"> HDL.</w:t>
+        <w:t>synthesizable UART transmitter/receiver subsystem in Verilog/SystemVerilog HDL.</w:t>
       </w:r>
     </w:p>
     <w:p>
@@ -5105,23 +5119,7 @@
           <w:rFonts w:asciiTheme="majorBidi" w:hAnsiTheme="majorBidi" w:cstheme="majorBidi"/>
           <w:color w:val="000000"/>
         </w:rPr>
-        <w:t xml:space="preserve">the three functions into a single end-to-end communication </w:t>
-      </w:r>
-      <w:proofErr w:type="spellStart"/>
-      <w:r>
-        <w:rPr>
-          <w:rFonts w:asciiTheme="majorBidi" w:hAnsiTheme="majorBidi" w:cstheme="majorBidi"/>
-          <w:color w:val="000000"/>
-        </w:rPr>
-        <w:t>datapath</w:t>
-      </w:r>
-      <w:proofErr w:type="spellEnd"/>
-      <w:r>
-        <w:rPr>
-          <w:rFonts w:asciiTheme="majorBidi" w:hAnsiTheme="majorBidi" w:cstheme="majorBidi"/>
-          <w:color w:val="000000"/>
-        </w:rPr>
-        <w:t>.</w:t>
+        <w:t>the three functions into a single end-to-end communication datapath.</w:t>
       </w:r>
     </w:p>
     <w:p>
@@ -5247,7 +5245,7 @@
         </w:rPr>
         <w:t xml:space="preserve"> </w:t>
       </w:r>
-      <w:bookmarkStart w:id="5" w:name="_Toc240567361"/>
+      <w:bookmarkStart w:id="6" w:name="_Toc243417864"/>
       <w:r>
         <w:rPr>
           <w:rFonts w:asciiTheme="majorBidi" w:hAnsiTheme="majorBidi" w:cstheme="majorBidi"/>
@@ -5258,7 +5256,7 @@
         </w:rPr>
         <w:t>Functional Summary:</w:t>
       </w:r>
-      <w:bookmarkEnd w:id="5"/>
+      <w:bookmarkEnd w:id="6"/>
     </w:p>
     <w:tbl>
       <w:tblPr>
@@ -5747,7 +5745,7 @@
           <w:lang w:bidi="ar-EG"/>
         </w:rPr>
       </w:pPr>
-      <w:bookmarkStart w:id="6" w:name="_Toc240567362"/>
+      <w:bookmarkStart w:id="7" w:name="_Toc243417865"/>
       <w:r>
         <w:rPr>
           <w:rFonts w:asciiTheme="majorBidi" w:hAnsiTheme="majorBidi" w:cstheme="majorBidi"/>
@@ -5760,7 +5758,7 @@
         <w:lastRenderedPageBreak/>
         <w:t>System Requirements:</w:t>
       </w:r>
-      <w:bookmarkEnd w:id="6"/>
+      <w:bookmarkEnd w:id="7"/>
     </w:p>
     <w:p>
       <w:pPr>
@@ -5775,7 +5773,7 @@
           <w:lang w:bidi="ar-EG"/>
         </w:rPr>
       </w:pPr>
-      <w:bookmarkStart w:id="7" w:name="_Toc240567363"/>
+      <w:bookmarkStart w:id="8" w:name="_Toc243417866"/>
       <w:r>
         <w:rPr>
           <w:rFonts w:asciiTheme="majorBidi" w:hAnsiTheme="majorBidi" w:cstheme="majorBidi"/>
@@ -5796,7 +5794,7 @@
         </w:rPr>
         <w:t xml:space="preserve"> Functional Requirements:</w:t>
       </w:r>
-      <w:bookmarkEnd w:id="7"/>
+      <w:bookmarkEnd w:id="8"/>
     </w:p>
     <w:p>
       <w:pPr>
@@ -6064,7 +6062,7 @@
           <w:lang w:bidi="ar-EG"/>
         </w:rPr>
       </w:pPr>
-      <w:bookmarkStart w:id="8" w:name="_Toc240567364"/>
+      <w:bookmarkStart w:id="9" w:name="_Toc243417867"/>
       <w:r>
         <w:rPr>
           <w:rFonts w:asciiTheme="majorBidi" w:hAnsiTheme="majorBidi" w:cstheme="majorBidi"/>
@@ -6085,7 +6083,7 @@
         </w:rPr>
         <w:t xml:space="preserve"> Assumed/ Configurable Parameters:</w:t>
       </w:r>
-      <w:bookmarkEnd w:id="8"/>
+      <w:bookmarkEnd w:id="9"/>
     </w:p>
     <w:tbl>
       <w:tblPr>
@@ -6778,7 +6776,6 @@
             </w:tcMar>
           </w:tcPr>
           <w:p>
-            <w:proofErr w:type="spellStart"/>
             <w:r>
               <w:rPr>
                 <w:sz w:val="20"/>
@@ -6786,7 +6783,6 @@
               </w:rPr>
               <w:t>RefIn</w:t>
             </w:r>
-            <w:proofErr w:type="spellEnd"/>
           </w:p>
         </w:tc>
         <w:tc>
@@ -6849,7 +6845,6 @@
             </w:tcMar>
           </w:tcPr>
           <w:p>
-            <w:proofErr w:type="spellStart"/>
             <w:r>
               <w:rPr>
                 <w:sz w:val="20"/>
@@ -6857,7 +6852,6 @@
               </w:rPr>
               <w:t>RefOut</w:t>
             </w:r>
-            <w:proofErr w:type="spellEnd"/>
           </w:p>
         </w:tc>
         <w:tc>
@@ -6919,7 +6913,6 @@
             </w:tcMar>
           </w:tcPr>
           <w:p>
-            <w:proofErr w:type="spellStart"/>
             <w:r>
               <w:rPr>
                 <w:sz w:val="20"/>
@@ -6927,7 +6920,6 @@
               </w:rPr>
               <w:t>XorOut</w:t>
             </w:r>
-            <w:proofErr w:type="spellEnd"/>
           </w:p>
         </w:tc>
         <w:tc>
@@ -6981,7 +6973,7 @@
           <w:lang w:bidi="ar-EG"/>
         </w:rPr>
       </w:pPr>
-      <w:bookmarkStart w:id="9" w:name="_Toc240567365"/>
+      <w:bookmarkStart w:id="10" w:name="_Toc243417868"/>
       <w:r>
         <w:rPr>
           <w:b/>
@@ -6992,7 +6984,7 @@
         </w:rPr>
         <w:t>Literature Review</w:t>
       </w:r>
-      <w:bookmarkEnd w:id="9"/>
+      <w:bookmarkEnd w:id="10"/>
     </w:p>
     <w:p>
       <w:pPr>
@@ -7007,7 +6999,7 @@
           <w:lang w:bidi="ar-EG"/>
         </w:rPr>
       </w:pPr>
-      <w:bookmarkStart w:id="10" w:name="_Toc240567366"/>
+      <w:bookmarkStart w:id="11" w:name="_Toc243417869"/>
       <w:r>
         <w:rPr>
           <w:rFonts w:asciiTheme="majorBidi" w:hAnsiTheme="majorBidi" w:cstheme="majorBidi"/>
@@ -7028,7 +7020,7 @@
         </w:rPr>
         <w:t xml:space="preserve"> AES Integration with UART:</w:t>
       </w:r>
-      <w:bookmarkEnd w:id="10"/>
+      <w:bookmarkEnd w:id="11"/>
     </w:p>
     <w:p>
       <w:pPr>
@@ -7045,39 +7037,7 @@
           <w:sz w:val="24"/>
           <w:szCs w:val="24"/>
         </w:rPr>
-        <w:t xml:space="preserve">Basu, Kole and Rahaman (2012) describe an early implementation of the AES algorithm inside a UART module to secure serial data transfer, showing that block-cipher encryption can be embedded directly in the serial data path rather than performed in software on a host processor. </w:t>
-      </w:r>
-      <w:proofErr w:type="spellStart"/>
-      <w:r>
-        <w:rPr>
-          <w:sz w:val="24"/>
-          <w:szCs w:val="24"/>
-        </w:rPr>
-        <w:t>Katkade</w:t>
-      </w:r>
-      <w:proofErr w:type="spellEnd"/>
-      <w:r>
-        <w:rPr>
-          <w:sz w:val="24"/>
-          <w:szCs w:val="24"/>
-        </w:rPr>
-        <w:t xml:space="preserve"> and </w:t>
-      </w:r>
-      <w:proofErr w:type="spellStart"/>
-      <w:r>
-        <w:rPr>
-          <w:sz w:val="24"/>
-          <w:szCs w:val="24"/>
-        </w:rPr>
-        <w:t>Phade</w:t>
-      </w:r>
-      <w:proofErr w:type="spellEnd"/>
-      <w:r>
-        <w:rPr>
-          <w:sz w:val="24"/>
-          <w:szCs w:val="24"/>
-        </w:rPr>
-        <w:t xml:space="preserve"> (2016) extend this idea, applying AES specifically to protect data confidentiality in serial communication links and reporting on the practical trade-offs of adding a cipher to a low-resource serial interface.</w:t>
+        <w:t>Basu, Kole and Rahaman (2012) describe an early implementation of the AES algorithm inside a UART module to secure serial data transfer, showing that block-cipher encryption can be embedded directly in the serial data path rather than performed in software on a host processor. Katkade and Phade (2016) extend this idea, applying AES specifically to protect data confidentiality in serial communication links and reporting on the practical trade-offs of adding a cipher to a low-resource serial interface.</w:t>
       </w:r>
     </w:p>
     <w:p>
@@ -7095,46 +7055,14 @@
           <w:sz w:val="24"/>
           <w:szCs w:val="24"/>
         </w:rPr>
-        <w:t xml:space="preserve">Kala, Panda and Tanwar (2023) target a high-throughput, low-power AES-128 cipher implementation on FPGA, highlighting the area/throughput trade-off between fully unrolled (pipelined) AES round </w:t>
-      </w:r>
-      <w:proofErr w:type="spellStart"/>
-      <w:r>
-        <w:rPr>
-          <w:sz w:val="24"/>
-          <w:szCs w:val="24"/>
-        </w:rPr>
-        <w:t>datapaths</w:t>
-      </w:r>
-      <w:proofErr w:type="spellEnd"/>
-      <w:r>
-        <w:rPr>
-          <w:sz w:val="24"/>
-          <w:szCs w:val="24"/>
-        </w:rPr>
-        <w:t xml:space="preserve"> and iterative,</w:t>
-      </w:r>
-      <w:r>
-        <w:rPr>
-          <w:sz w:val="24"/>
-          <w:szCs w:val="24"/>
-        </w:rPr>
-        <w:t xml:space="preserve"> single-round-reuse </w:t>
-      </w:r>
-      <w:proofErr w:type="spellStart"/>
-      <w:r>
-        <w:rPr>
-          <w:sz w:val="24"/>
-          <w:szCs w:val="24"/>
-        </w:rPr>
-        <w:t>datapaths</w:t>
-      </w:r>
-      <w:proofErr w:type="spellEnd"/>
-      <w:r>
-        <w:rPr>
-          <w:sz w:val="24"/>
-          <w:szCs w:val="24"/>
-        </w:rPr>
-        <w:t xml:space="preserve">. </w:t>
+        <w:t>Kala, Panda and Tanwar (2023) target a high-throughput, low-power AES-128 cipher implementation on FPGA, highlighting the area/throughput trade-off between fully unrolled (pipelined) AES round datapaths and iterative,</w:t>
+      </w:r>
+      <w:r>
+        <w:rPr>
+          <w:sz w:val="24"/>
+          <w:szCs w:val="24"/>
+        </w:rPr>
+        <w:t xml:space="preserve"> single-round-reuse datapaths. </w:t>
       </w:r>
       <w:r>
         <w:rPr>
@@ -7204,7 +7132,7 @@
           <w:lang w:bidi="ar-EG"/>
         </w:rPr>
       </w:pPr>
-      <w:bookmarkStart w:id="11" w:name="_Toc240567367"/>
+      <w:bookmarkStart w:id="12" w:name="_Toc243417870"/>
       <w:r>
         <w:rPr>
           <w:rFonts w:asciiTheme="majorBidi" w:hAnsiTheme="majorBidi" w:cstheme="majorBidi"/>
@@ -7225,7 +7153,7 @@
         </w:rPr>
         <w:t>:</w:t>
       </w:r>
-      <w:bookmarkEnd w:id="11"/>
+      <w:bookmarkEnd w:id="12"/>
     </w:p>
     <w:p>
       <w:pPr>
@@ -7265,71 +7193,7 @@
           <w:szCs w:val="24"/>
         </w:rPr>
         <w:lastRenderedPageBreak/>
-        <w:t>initialized register (</w:t>
-      </w:r>
-      <w:proofErr w:type="spellStart"/>
-      <w:r>
-        <w:rPr>
-          <w:sz w:val="24"/>
-          <w:szCs w:val="24"/>
-        </w:rPr>
-        <w:t>init</w:t>
-      </w:r>
-      <w:proofErr w:type="spellEnd"/>
-      <w:r>
-        <w:rPr>
-          <w:sz w:val="24"/>
-          <w:szCs w:val="24"/>
-        </w:rPr>
-        <w:t xml:space="preserve"> 0x0000, </w:t>
-      </w:r>
-      <w:proofErr w:type="spellStart"/>
-      <w:r>
-        <w:rPr>
-          <w:sz w:val="24"/>
-          <w:szCs w:val="24"/>
-        </w:rPr>
-        <w:t>RefIn</w:t>
-      </w:r>
-      <w:proofErr w:type="spellEnd"/>
-      <w:r>
-        <w:rPr>
-          <w:sz w:val="24"/>
-          <w:szCs w:val="24"/>
-        </w:rPr>
-        <w:t>/</w:t>
-      </w:r>
-      <w:proofErr w:type="spellStart"/>
-      <w:r>
-        <w:rPr>
-          <w:sz w:val="24"/>
-          <w:szCs w:val="24"/>
-        </w:rPr>
-        <w:t>RefOut</w:t>
-      </w:r>
-      <w:proofErr w:type="spellEnd"/>
-      <w:r>
-        <w:rPr>
-          <w:sz w:val="24"/>
-          <w:szCs w:val="24"/>
-        </w:rPr>
-        <w:t xml:space="preserve"> false, </w:t>
-      </w:r>
-      <w:proofErr w:type="spellStart"/>
-      <w:r>
-        <w:rPr>
-          <w:sz w:val="24"/>
-          <w:szCs w:val="24"/>
-        </w:rPr>
-        <w:t>XorOut</w:t>
-      </w:r>
-      <w:proofErr w:type="spellEnd"/>
-      <w:r>
-        <w:rPr>
-          <w:sz w:val="24"/>
-          <w:szCs w:val="24"/>
-        </w:rPr>
-        <w:t xml:space="preserve"> 0x0000) — which differs from the closely related CRC-16/CCITT-FALSE variant only in its initial value.</w:t>
+        <w:t>initialized register (init 0x0000, RefIn/RefOut false, XorOut 0x0000) — which differs from the closely related CRC-16/CCITT-FALSE variant only in its initial value.</w:t>
       </w:r>
     </w:p>
     <w:p>
@@ -7345,7 +7209,7 @@
           <w:lang w:bidi="ar-EG"/>
         </w:rPr>
       </w:pPr>
-      <w:bookmarkStart w:id="12" w:name="_Toc240567368"/>
+      <w:bookmarkStart w:id="13" w:name="_Toc243417871"/>
       <w:r>
         <w:rPr>
           <w:rFonts w:asciiTheme="majorBidi" w:hAnsiTheme="majorBidi" w:cstheme="majorBidi"/>
@@ -7366,7 +7230,7 @@
         </w:rPr>
         <w:t>:</w:t>
       </w:r>
-      <w:bookmarkEnd w:id="12"/>
+      <w:bookmarkEnd w:id="13"/>
     </w:p>
     <w:p>
       <w:pPr>
@@ -7421,7 +7285,7 @@
           <w:szCs w:val="32"/>
         </w:rPr>
       </w:pPr>
-      <w:bookmarkStart w:id="13" w:name="_Toc240567369"/>
+      <w:bookmarkStart w:id="14" w:name="_Toc243417872"/>
       <w:r>
         <w:rPr>
           <w:b/>
@@ -7431,7 +7295,7 @@
         </w:rPr>
         <w:t>System Architecture</w:t>
       </w:r>
-      <w:bookmarkEnd w:id="13"/>
+      <w:bookmarkEnd w:id="14"/>
     </w:p>
     <w:p>
       <w:pPr>
@@ -7461,7 +7325,7 @@
           <w:lang w:bidi="ar-EG"/>
         </w:rPr>
       </w:pPr>
-      <w:bookmarkStart w:id="14" w:name="_Toc240567370"/>
+      <w:bookmarkStart w:id="15" w:name="_Toc243417873"/>
       <w:r>
         <w:rPr>
           <w:rFonts w:asciiTheme="majorBidi" w:hAnsiTheme="majorBidi" w:cstheme="majorBidi"/>
@@ -7482,7 +7346,7 @@
         </w:rPr>
         <w:t>:</w:t>
       </w:r>
-      <w:bookmarkEnd w:id="14"/>
+      <w:bookmarkEnd w:id="15"/>
     </w:p>
     <w:p>
       <w:pPr>
@@ -7606,7 +7470,7 @@
           <w:lang w:bidi="ar-EG"/>
         </w:rPr>
       </w:pPr>
-      <w:bookmarkStart w:id="15" w:name="_Toc240567371"/>
+      <w:bookmarkStart w:id="16" w:name="_Toc243417874"/>
       <w:r>
         <w:rPr>
           <w:rFonts w:asciiTheme="majorBidi" w:hAnsiTheme="majorBidi" w:cstheme="majorBidi"/>
@@ -7627,7 +7491,7 @@
         </w:rPr>
         <w:t>:</w:t>
       </w:r>
-      <w:bookmarkEnd w:id="15"/>
+      <w:bookmarkEnd w:id="16"/>
     </w:p>
     <w:tbl>
       <w:tblPr>
@@ -8161,7 +8025,6 @@
               </w:rPr>
               <w:t xml:space="preserve"> + </w:t>
             </w:r>
-            <w:proofErr w:type="spellStart"/>
             <w:r>
               <w:rPr>
                 <w:rFonts w:ascii="Roboto Mono" w:eastAsia="Roboto Mono" w:hAnsi="Roboto Mono" w:cs="Roboto Mono"/>
@@ -8171,7 +8034,6 @@
               </w:rPr>
               <w:t>tx_en</w:t>
             </w:r>
-            <w:proofErr w:type="spellEnd"/>
             <w:r>
               <w:rPr>
                 <w:sz w:val="20"/>
@@ -8213,61 +8075,39 @@
                 <w:sz w:val="20"/>
                 <w:szCs w:val="20"/>
               </w:rPr>
-              <w:t>{</w:t>
-            </w:r>
-            <w:proofErr w:type="spellStart"/>
+              <w:t>{stop,data[7:0], start}</w:t>
+            </w:r>
+            <w:r>
+              <w:rPr>
+                <w:sz w:val="20"/>
+                <w:szCs w:val="20"/>
+              </w:rPr>
+              <w:t xml:space="preserve"> (LSB-first) and tick-driven bit-serial shift-out via the IDLE/ON FSM </w:t>
+            </w:r>
+          </w:p>
+        </w:tc>
+        <w:tc>
+          <w:tcPr>
+            <w:tcW w:w="2250" w:type="dxa"/>
+            <w:shd w:val="clear" w:color="auto" w:fill="FFFFFF"/>
+            <w:tcMar>
+              <w:top w:w="80" w:type="dxa"/>
+              <w:left w:w="120" w:type="dxa"/>
+              <w:bottom w:w="80" w:type="dxa"/>
+              <w:right w:w="120" w:type="dxa"/>
+            </w:tcMar>
+          </w:tcPr>
+          <w:p>
+            <w:r>
+              <w:t>Serial TX bitstream (</w:t>
+            </w:r>
             <w:r>
               <w:rPr>
                 <w:rFonts w:ascii="Roboto Mono" w:eastAsia="Roboto Mono" w:hAnsi="Roboto Mono" w:cs="Roboto Mono"/>
                 <w:color w:val="188038"/>
-                <w:sz w:val="20"/>
-                <w:szCs w:val="20"/>
-              </w:rPr>
-              <w:t>stop,data</w:t>
-            </w:r>
-            <w:proofErr w:type="spellEnd"/>
-            <w:r>
-              <w:rPr>
-                <w:rFonts w:ascii="Roboto Mono" w:eastAsia="Roboto Mono" w:hAnsi="Roboto Mono" w:cs="Roboto Mono"/>
-                <w:color w:val="188038"/>
-                <w:sz w:val="20"/>
-                <w:szCs w:val="20"/>
-              </w:rPr>
-              <w:t>[7:0], start}</w:t>
-            </w:r>
-            <w:r>
-              <w:rPr>
-                <w:sz w:val="20"/>
-                <w:szCs w:val="20"/>
-              </w:rPr>
-              <w:t xml:space="preserve"> (LSB-first) and tick-driven bit-serial shift-out via the IDLE/ON FSM </w:t>
-            </w:r>
-          </w:p>
-        </w:tc>
-        <w:tc>
-          <w:tcPr>
-            <w:tcW w:w="2250" w:type="dxa"/>
-            <w:shd w:val="clear" w:color="auto" w:fill="FFFFFF"/>
-            <w:tcMar>
-              <w:top w:w="80" w:type="dxa"/>
-              <w:left w:w="120" w:type="dxa"/>
-              <w:bottom w:w="80" w:type="dxa"/>
-              <w:right w:w="120" w:type="dxa"/>
-            </w:tcMar>
-          </w:tcPr>
-          <w:p>
-            <w:r>
-              <w:t>Serial TX bitstream (</w:t>
-            </w:r>
-            <w:proofErr w:type="spellStart"/>
-            <w:r>
-              <w:rPr>
-                <w:rFonts w:ascii="Roboto Mono" w:eastAsia="Roboto Mono" w:hAnsi="Roboto Mono" w:cs="Roboto Mono"/>
-                <w:color w:val="188038"/>
               </w:rPr>
               <w:t>tx</w:t>
             </w:r>
-            <w:proofErr w:type="spellEnd"/>
             <w:r>
               <w:t xml:space="preserve">), plus </w:t>
             </w:r>
@@ -8762,7 +8602,7 @@
           <w:lang w:bidi="ar-EG"/>
         </w:rPr>
       </w:pPr>
-      <w:bookmarkStart w:id="16" w:name="_Toc240567372"/>
+      <w:bookmarkStart w:id="17" w:name="_Toc243417875"/>
       <w:r>
         <w:rPr>
           <w:rFonts w:asciiTheme="majorBidi" w:hAnsiTheme="majorBidi" w:cstheme="majorBidi"/>
@@ -8784,7 +8624,7 @@
         </w:rPr>
         <w:t>:</w:t>
       </w:r>
-      <w:bookmarkEnd w:id="16"/>
+      <w:bookmarkEnd w:id="17"/>
     </w:p>
     <w:p>
       <w:pPr>
@@ -9154,7 +8994,7 @@
           <w:lang w:bidi="ar-EG"/>
         </w:rPr>
       </w:pPr>
-      <w:bookmarkStart w:id="17" w:name="_Toc240567373"/>
+      <w:bookmarkStart w:id="18" w:name="_Toc243417876"/>
       <w:r>
         <w:rPr>
           <w:rFonts w:asciiTheme="majorBidi" w:hAnsiTheme="majorBidi" w:cstheme="majorBidi"/>
@@ -9185,7 +9025,7 @@
         </w:rPr>
         <w:t>:</w:t>
       </w:r>
-      <w:bookmarkEnd w:id="17"/>
+      <w:bookmarkEnd w:id="18"/>
     </w:p>
     <w:p>
       <w:pPr>
@@ -9295,7 +9135,7 @@
           <w:lang w:bidi="ar-EG"/>
         </w:rPr>
       </w:pPr>
-      <w:bookmarkStart w:id="18" w:name="_Toc240567374"/>
+      <w:bookmarkStart w:id="19" w:name="_Toc243417877"/>
       <w:r>
         <w:rPr>
           <w:b/>
@@ -9307,7 +9147,7 @@
         <w:lastRenderedPageBreak/>
         <w:t>UART Communication Module</w:t>
       </w:r>
-      <w:bookmarkEnd w:id="18"/>
+      <w:bookmarkEnd w:id="19"/>
     </w:p>
     <w:p>
       <w:pPr>
@@ -9400,7 +9240,7 @@
           <w:lang w:bidi="ar-EG"/>
         </w:rPr>
       </w:pPr>
-      <w:bookmarkStart w:id="19" w:name="_Toc240567375"/>
+      <w:bookmarkStart w:id="20" w:name="_Toc243417878"/>
       <w:r>
         <w:rPr>
           <w:color w:val="0070C0"/>
@@ -9410,7 +9250,7 @@
         </w:rPr>
         <w:t>5.1 UART Transmitter Operation:</w:t>
       </w:r>
-      <w:bookmarkEnd w:id="19"/>
+      <w:bookmarkEnd w:id="20"/>
     </w:p>
     <w:p>
       <w:pPr>
@@ -9471,7 +9311,6 @@
         </w:rPr>
         <w:t xml:space="preserve">) with the </w:t>
       </w:r>
-      <w:proofErr w:type="spellStart"/>
       <w:r>
         <w:rPr>
           <w:rFonts w:eastAsia="Roboto Mono" w:cstheme="minorHAnsi"/>
@@ -9481,7 +9320,6 @@
         </w:rPr>
         <w:t>tx</w:t>
       </w:r>
-      <w:proofErr w:type="spellEnd"/>
       <w:r>
         <w:rPr>
           <w:rFonts w:cstheme="minorHAnsi"/>
@@ -9639,7 +9477,7 @@
           <w:lang w:bidi="ar-EG"/>
         </w:rPr>
       </w:pPr>
-      <w:bookmarkStart w:id="20" w:name="_Toc240567376"/>
+      <w:bookmarkStart w:id="21" w:name="_Toc243417879"/>
       <w:r>
         <w:rPr>
           <w:color w:val="0070C0"/>
@@ -9649,7 +9487,7 @@
         </w:rPr>
         <w:t>5.2 UART Receiver Operation:</w:t>
       </w:r>
-      <w:bookmarkEnd w:id="20"/>
+      <w:bookmarkEnd w:id="21"/>
       <w:r>
         <w:rPr>
           <w:color w:val="0070C0"/>
@@ -9679,25 +9517,7 @@
           <w:szCs w:val="28"/>
           <w:lang w:bidi="ar-EG"/>
         </w:rPr>
-        <w:t xml:space="preserve">Start Detection: monitor </w:t>
-      </w:r>
-      <w:proofErr w:type="spellStart"/>
-      <w:r>
-        <w:rPr>
-          <w:sz w:val="28"/>
-          <w:szCs w:val="28"/>
-          <w:lang w:bidi="ar-EG"/>
-        </w:rPr>
-        <w:t>rx</w:t>
-      </w:r>
-      <w:proofErr w:type="spellEnd"/>
-      <w:r>
-        <w:rPr>
-          <w:sz w:val="28"/>
-          <w:szCs w:val="28"/>
-          <w:lang w:bidi="ar-EG"/>
-        </w:rPr>
-        <w:t xml:space="preserve"> in IDLE; assert falling edge on a high to low transition.</w:t>
+        <w:t>Start Detection: monitor rx in IDLE; assert falling edge on a high to low transition.</w:t>
       </w:r>
     </w:p>
     <w:p>
@@ -9742,43 +9562,7 @@
           <w:lang w:bidi="ar-EG"/>
         </w:rPr>
         <w:lastRenderedPageBreak/>
-        <w:t xml:space="preserve">Data Shift: Assert </w:t>
-      </w:r>
-      <w:proofErr w:type="spellStart"/>
-      <w:r>
-        <w:rPr>
-          <w:sz w:val="28"/>
-          <w:szCs w:val="28"/>
-          <w:lang w:bidi="ar-EG"/>
-        </w:rPr>
-        <w:t>en_shift</w:t>
-      </w:r>
-      <w:proofErr w:type="spellEnd"/>
-      <w:r>
-        <w:rPr>
-          <w:sz w:val="28"/>
-          <w:szCs w:val="28"/>
-          <w:lang w:bidi="ar-EG"/>
-        </w:rPr>
-        <w:t xml:space="preserve"> signal on each finish tick to shift incoming </w:t>
-      </w:r>
-      <w:proofErr w:type="spellStart"/>
-      <w:r>
-        <w:rPr>
-          <w:sz w:val="28"/>
-          <w:szCs w:val="28"/>
-          <w:lang w:bidi="ar-EG"/>
-        </w:rPr>
-        <w:t>rx</w:t>
-      </w:r>
-      <w:proofErr w:type="spellEnd"/>
-      <w:r>
-        <w:rPr>
-          <w:sz w:val="28"/>
-          <w:szCs w:val="28"/>
-          <w:lang w:bidi="ar-EG"/>
-        </w:rPr>
-        <w:t xml:space="preserve"> bits LSB-first into the SIPO register.</w:t>
+        <w:t>Data Shift: Assert en_shift signal on each finish tick to shift incoming rx bits LSB-first into the SIPO register.</w:t>
       </w:r>
     </w:p>
     <w:p>
@@ -9800,25 +9584,7 @@
           <w:szCs w:val="28"/>
           <w:lang w:bidi="ar-EG"/>
         </w:rPr>
-        <w:t xml:space="preserve">Stop Bit &amp; Validation: Sample the stop bit after 8 data bits; assert done if </w:t>
-      </w:r>
-      <w:proofErr w:type="spellStart"/>
-      <w:r>
-        <w:rPr>
-          <w:sz w:val="28"/>
-          <w:szCs w:val="28"/>
-          <w:lang w:bidi="ar-EG"/>
-        </w:rPr>
-        <w:t>rx</w:t>
-      </w:r>
-      <w:proofErr w:type="spellEnd"/>
-      <w:r>
-        <w:rPr>
-          <w:sz w:val="28"/>
-          <w:szCs w:val="28"/>
-          <w:lang w:bidi="ar-EG"/>
-        </w:rPr>
-        <w:t xml:space="preserve"> is high or enter ERR state and assert err if low.</w:t>
+        <w:t>Stop Bit &amp; Validation: Sample the stop bit after 8 data bits; assert done if rx is high or enter ERR state and assert err if low.</w:t>
       </w:r>
     </w:p>
     <w:p>
@@ -9832,7 +9598,7 @@
           <w:lang w:bidi="ar-EG"/>
         </w:rPr>
       </w:pPr>
-      <w:bookmarkStart w:id="21" w:name="_Toc240567377"/>
+      <w:bookmarkStart w:id="22" w:name="_Toc243417880"/>
       <w:r>
         <w:rPr>
           <w:color w:val="0070C0"/>
@@ -9842,7 +9608,7 @@
         </w:rPr>
         <w:t>5.3 UART Interface:</w:t>
       </w:r>
-      <w:bookmarkEnd w:id="21"/>
+      <w:bookmarkEnd w:id="22"/>
     </w:p>
     <w:p>
       <w:pPr>
@@ -9974,21 +9740,12 @@
             </w:tcMar>
           </w:tcPr>
           <w:p>
-            <w:proofErr w:type="spellStart"/>
-            <w:r>
-              <w:rPr>
-                <w:sz w:val="20"/>
-                <w:szCs w:val="20"/>
-              </w:rPr>
-              <w:t>clk</w:t>
-            </w:r>
-            <w:proofErr w:type="spellEnd"/>
-            <w:r>
-              <w:rPr>
-                <w:sz w:val="20"/>
-                <w:szCs w:val="20"/>
-              </w:rPr>
-              <w:t xml:space="preserve"> </w:t>
+            <w:r>
+              <w:rPr>
+                <w:sz w:val="20"/>
+                <w:szCs w:val="20"/>
+              </w:rPr>
+              <w:t xml:space="preserve">clk </w:t>
             </w:r>
           </w:p>
         </w:tc>
@@ -10044,21 +9801,12 @@
             </w:tcMar>
           </w:tcPr>
           <w:p>
-            <w:proofErr w:type="spellStart"/>
-            <w:r>
-              <w:rPr>
-                <w:sz w:val="20"/>
-                <w:szCs w:val="20"/>
-              </w:rPr>
-              <w:t>rst</w:t>
-            </w:r>
-            <w:proofErr w:type="spellEnd"/>
-            <w:r>
-              <w:rPr>
-                <w:sz w:val="20"/>
-                <w:szCs w:val="20"/>
-              </w:rPr>
-              <w:t xml:space="preserve"> </w:t>
+            <w:r>
+              <w:rPr>
+                <w:sz w:val="20"/>
+                <w:szCs w:val="20"/>
+              </w:rPr>
+              <w:t xml:space="preserve">rst </w:t>
             </w:r>
           </w:p>
         </w:tc>
@@ -10118,21 +9866,12 @@
             </w:tcMar>
           </w:tcPr>
           <w:p>
-            <w:proofErr w:type="spellStart"/>
-            <w:r>
-              <w:rPr>
-                <w:sz w:val="20"/>
-                <w:szCs w:val="20"/>
-              </w:rPr>
-              <w:t>arst_n</w:t>
-            </w:r>
-            <w:proofErr w:type="spellEnd"/>
-            <w:r>
-              <w:rPr>
-                <w:sz w:val="20"/>
-                <w:szCs w:val="20"/>
-              </w:rPr>
-              <w:t xml:space="preserve"> </w:t>
+            <w:r>
+              <w:rPr>
+                <w:sz w:val="20"/>
+                <w:szCs w:val="20"/>
+              </w:rPr>
+              <w:t xml:space="preserve">arst_n </w:t>
             </w:r>
           </w:p>
         </w:tc>
@@ -10188,21 +9927,12 @@
             </w:tcMar>
           </w:tcPr>
           <w:p>
-            <w:proofErr w:type="spellStart"/>
-            <w:r>
-              <w:rPr>
-                <w:sz w:val="20"/>
-                <w:szCs w:val="20"/>
-              </w:rPr>
-              <w:t>tx_en</w:t>
-            </w:r>
-            <w:proofErr w:type="spellEnd"/>
-            <w:r>
-              <w:rPr>
-                <w:sz w:val="20"/>
-                <w:szCs w:val="20"/>
-              </w:rPr>
-              <w:t xml:space="preserve"> </w:t>
+            <w:r>
+              <w:rPr>
+                <w:sz w:val="20"/>
+                <w:szCs w:val="20"/>
+              </w:rPr>
+              <w:t xml:space="preserve">tx_en </w:t>
             </w:r>
           </w:p>
         </w:tc>
@@ -10322,21 +10052,12 @@
             </w:tcMar>
           </w:tcPr>
           <w:p>
-            <w:proofErr w:type="spellStart"/>
-            <w:r>
-              <w:rPr>
-                <w:sz w:val="20"/>
-                <w:szCs w:val="20"/>
-              </w:rPr>
-              <w:t>tx</w:t>
-            </w:r>
-            <w:proofErr w:type="spellEnd"/>
-            <w:r>
-              <w:rPr>
-                <w:sz w:val="20"/>
-                <w:szCs w:val="20"/>
-              </w:rPr>
-              <w:t xml:space="preserve"> </w:t>
+            <w:r>
+              <w:rPr>
+                <w:sz w:val="20"/>
+                <w:szCs w:val="20"/>
+              </w:rPr>
+              <w:t xml:space="preserve">tx </w:t>
             </w:r>
           </w:p>
         </w:tc>
@@ -10538,21 +10259,153 @@
                 <w:color w:val="188038"/>
               </w:rPr>
             </w:pPr>
-            <w:proofErr w:type="spellStart"/>
             <w:r>
               <w:rPr>
                 <w:rFonts w:ascii="Roboto Mono" w:eastAsia="Roboto Mono" w:hAnsi="Roboto Mono" w:cs="Roboto Mono"/>
                 <w:color w:val="188038"/>
               </w:rPr>
-              <w:t>rx_en</w:t>
-            </w:r>
-            <w:proofErr w:type="spellEnd"/>
+              <w:t xml:space="preserve">rx_en </w:t>
+            </w:r>
+          </w:p>
+        </w:tc>
+        <w:tc>
+          <w:tcPr>
+            <w:tcW w:w="1110" w:type="dxa"/>
+            <w:shd w:val="clear" w:color="auto" w:fill="F7F9FC"/>
+            <w:tcMar>
+              <w:top w:w="80" w:type="dxa"/>
+              <w:left w:w="120" w:type="dxa"/>
+              <w:bottom w:w="80" w:type="dxa"/>
+              <w:right w:w="120" w:type="dxa"/>
+            </w:tcMar>
+          </w:tcPr>
+          <w:p>
+            <w:pPr>
+              <w:rPr>
+                <w:sz w:val="20"/>
+                <w:szCs w:val="20"/>
+              </w:rPr>
+            </w:pPr>
+            <w:r>
+              <w:rPr>
+                <w:sz w:val="20"/>
+                <w:szCs w:val="20"/>
+              </w:rPr>
+              <w:t xml:space="preserve">Input </w:t>
+            </w:r>
+          </w:p>
+        </w:tc>
+        <w:tc>
+          <w:tcPr>
+            <w:tcW w:w="3615" w:type="dxa"/>
+            <w:shd w:val="clear" w:color="auto" w:fill="F7F9FC"/>
+            <w:tcMar>
+              <w:top w:w="80" w:type="dxa"/>
+              <w:left w:w="120" w:type="dxa"/>
+              <w:bottom w:w="80" w:type="dxa"/>
+              <w:right w:w="120" w:type="dxa"/>
+            </w:tcMar>
+          </w:tcPr>
+          <w:p>
+            <w:pPr>
+              <w:rPr>
+                <w:sz w:val="20"/>
+                <w:szCs w:val="20"/>
+              </w:rPr>
+            </w:pPr>
+            <w:r>
+              <w:rPr>
+                <w:sz w:val="20"/>
+                <w:szCs w:val="20"/>
+              </w:rPr>
+              <w:t xml:space="preserve">Enable signal for receiver module </w:t>
+            </w:r>
+          </w:p>
+        </w:tc>
+      </w:tr>
+      <w:tr>
+        <w:tc>
+          <w:tcPr>
+            <w:tcW w:w="4890" w:type="dxa"/>
+            <w:shd w:val="clear" w:color="auto" w:fill="FFFFFF"/>
+            <w:tcMar>
+              <w:top w:w="80" w:type="dxa"/>
+              <w:left w:w="120" w:type="dxa"/>
+              <w:bottom w:w="80" w:type="dxa"/>
+              <w:right w:w="120" w:type="dxa"/>
+            </w:tcMar>
+          </w:tcPr>
+          <w:p>
+            <w:r>
+              <w:rPr>
+                <w:sz w:val="20"/>
+                <w:szCs w:val="20"/>
+              </w:rPr>
+              <w:t xml:space="preserve">rx </w:t>
+            </w:r>
+          </w:p>
+        </w:tc>
+        <w:tc>
+          <w:tcPr>
+            <w:tcW w:w="1110" w:type="dxa"/>
+            <w:shd w:val="clear" w:color="auto" w:fill="FFFFFF"/>
+            <w:tcMar>
+              <w:top w:w="80" w:type="dxa"/>
+              <w:left w:w="120" w:type="dxa"/>
+              <w:bottom w:w="80" w:type="dxa"/>
+              <w:right w:w="120" w:type="dxa"/>
+            </w:tcMar>
+          </w:tcPr>
+          <w:p>
+            <w:r>
+              <w:rPr>
+                <w:sz w:val="20"/>
+                <w:szCs w:val="20"/>
+              </w:rPr>
+              <w:t xml:space="preserve">Input </w:t>
+            </w:r>
+          </w:p>
+        </w:tc>
+        <w:tc>
+          <w:tcPr>
+            <w:tcW w:w="3615" w:type="dxa"/>
+            <w:shd w:val="clear" w:color="auto" w:fill="FFFFFF"/>
+            <w:tcMar>
+              <w:top w:w="80" w:type="dxa"/>
+              <w:left w:w="120" w:type="dxa"/>
+              <w:bottom w:w="80" w:type="dxa"/>
+              <w:right w:w="120" w:type="dxa"/>
+            </w:tcMar>
+          </w:tcPr>
+          <w:p>
+            <w:r>
+              <w:t xml:space="preserve">Serial UART receive line </w:t>
+            </w:r>
+          </w:p>
+        </w:tc>
+      </w:tr>
+      <w:tr>
+        <w:tc>
+          <w:tcPr>
+            <w:tcW w:w="4890" w:type="dxa"/>
+            <w:shd w:val="clear" w:color="auto" w:fill="F7F9FC"/>
+            <w:tcMar>
+              <w:top w:w="80" w:type="dxa"/>
+              <w:left w:w="120" w:type="dxa"/>
+              <w:bottom w:w="80" w:type="dxa"/>
+              <w:right w:w="120" w:type="dxa"/>
+            </w:tcMar>
+          </w:tcPr>
+          <w:p>
             <w:r>
               <w:rPr>
                 <w:rFonts w:ascii="Roboto Mono" w:eastAsia="Roboto Mono" w:hAnsi="Roboto Mono" w:cs="Roboto Mono"/>
                 <w:color w:val="188038"/>
               </w:rPr>
-              <w:t xml:space="preserve"> </w:t>
+              <w:t>data</w:t>
+            </w:r>
+            <w:r>
+              <w:t xml:space="preserve"> (RX) </w:t>
             </w:r>
           </w:p>
         </w:tc>
@@ -10568,18 +10421,12 @@
             </w:tcMar>
           </w:tcPr>
           <w:p>
-            <w:pPr>
-              <w:rPr>
-                <w:sz w:val="20"/>
-                <w:szCs w:val="20"/>
-              </w:rPr>
-            </w:pPr>
-            <w:r>
-              <w:rPr>
-                <w:sz w:val="20"/>
-                <w:szCs w:val="20"/>
-              </w:rPr>
-              <w:t xml:space="preserve">Input </w:t>
+            <w:r>
+              <w:rPr>
+                <w:sz w:val="20"/>
+                <w:szCs w:val="20"/>
+              </w:rPr>
+              <w:t>Output</w:t>
             </w:r>
           </w:p>
         </w:tc>
@@ -10595,18 +10442,8 @@
             </w:tcMar>
           </w:tcPr>
           <w:p>
-            <w:pPr>
-              <w:rPr>
-                <w:sz w:val="20"/>
-                <w:szCs w:val="20"/>
-              </w:rPr>
-            </w:pPr>
-            <w:r>
-              <w:rPr>
-                <w:sz w:val="20"/>
-                <w:szCs w:val="20"/>
-              </w:rPr>
-              <w:t xml:space="preserve">Enable signal for receiver module </w:t>
+            <w:r>
+              <w:t xml:space="preserve">8-bit recovered received data byte </w:t>
             </w:r>
           </w:p>
         </w:tc>
@@ -10615,68 +10452,90 @@
         <w:tc>
           <w:tcPr>
             <w:tcW w:w="4890" w:type="dxa"/>
-            <w:shd w:val="clear" w:color="auto" w:fill="FFFFFF"/>
-            <w:tcMar>
-              <w:top w:w="80" w:type="dxa"/>
-              <w:left w:w="120" w:type="dxa"/>
-              <w:bottom w:w="80" w:type="dxa"/>
-              <w:right w:w="120" w:type="dxa"/>
-            </w:tcMar>
-          </w:tcPr>
-          <w:p>
-            <w:proofErr w:type="spellStart"/>
-            <w:r>
-              <w:rPr>
-                <w:sz w:val="20"/>
-                <w:szCs w:val="20"/>
-              </w:rPr>
-              <w:t>rx</w:t>
-            </w:r>
-            <w:proofErr w:type="spellEnd"/>
-            <w:r>
-              <w:rPr>
-                <w:sz w:val="20"/>
-                <w:szCs w:val="20"/>
-              </w:rPr>
-              <w:t xml:space="preserve"> </w:t>
+            <w:shd w:val="clear" w:color="auto" w:fill="F7F9FC"/>
+            <w:tcMar>
+              <w:top w:w="80" w:type="dxa"/>
+              <w:left w:w="120" w:type="dxa"/>
+              <w:bottom w:w="80" w:type="dxa"/>
+              <w:right w:w="120" w:type="dxa"/>
+            </w:tcMar>
+          </w:tcPr>
+          <w:p>
+            <w:pPr>
+              <w:rPr>
+                <w:sz w:val="20"/>
+                <w:szCs w:val="20"/>
+              </w:rPr>
+            </w:pPr>
+            <w:r>
+              <w:rPr>
+                <w:rFonts w:ascii="Roboto Mono" w:eastAsia="Roboto Mono" w:hAnsi="Roboto Mono" w:cs="Roboto Mono"/>
+                <w:color w:val="188038"/>
+                <w:sz w:val="20"/>
+                <w:szCs w:val="20"/>
+              </w:rPr>
+              <w:t>done</w:t>
+            </w:r>
+            <w:r>
+              <w:rPr>
+                <w:sz w:val="20"/>
+                <w:szCs w:val="20"/>
+              </w:rPr>
+              <w:t xml:space="preserve"> (RX) </w:t>
             </w:r>
           </w:p>
         </w:tc>
         <w:tc>
           <w:tcPr>
             <w:tcW w:w="1110" w:type="dxa"/>
-            <w:shd w:val="clear" w:color="auto" w:fill="FFFFFF"/>
-            <w:tcMar>
-              <w:top w:w="80" w:type="dxa"/>
-              <w:left w:w="120" w:type="dxa"/>
-              <w:bottom w:w="80" w:type="dxa"/>
-              <w:right w:w="120" w:type="dxa"/>
-            </w:tcMar>
-          </w:tcPr>
-          <w:p>
-            <w:r>
-              <w:rPr>
-                <w:sz w:val="20"/>
-                <w:szCs w:val="20"/>
-              </w:rPr>
-              <w:t xml:space="preserve">Input </w:t>
+            <w:shd w:val="clear" w:color="auto" w:fill="F7F9FC"/>
+            <w:tcMar>
+              <w:top w:w="80" w:type="dxa"/>
+              <w:left w:w="120" w:type="dxa"/>
+              <w:bottom w:w="80" w:type="dxa"/>
+              <w:right w:w="120" w:type="dxa"/>
+            </w:tcMar>
+          </w:tcPr>
+          <w:p>
+            <w:pPr>
+              <w:rPr>
+                <w:sz w:val="20"/>
+                <w:szCs w:val="20"/>
+              </w:rPr>
+            </w:pPr>
+            <w:r>
+              <w:rPr>
+                <w:sz w:val="20"/>
+                <w:szCs w:val="20"/>
+              </w:rPr>
+              <w:t>Output</w:t>
             </w:r>
           </w:p>
         </w:tc>
         <w:tc>
           <w:tcPr>
             <w:tcW w:w="3615" w:type="dxa"/>
-            <w:shd w:val="clear" w:color="auto" w:fill="FFFFFF"/>
-            <w:tcMar>
-              <w:top w:w="80" w:type="dxa"/>
-              <w:left w:w="120" w:type="dxa"/>
-              <w:bottom w:w="80" w:type="dxa"/>
-              <w:right w:w="120" w:type="dxa"/>
-            </w:tcMar>
-          </w:tcPr>
-          <w:p>
-            <w:r>
-              <w:t xml:space="preserve">Serial UART receive line </w:t>
+            <w:shd w:val="clear" w:color="auto" w:fill="F7F9FC"/>
+            <w:tcMar>
+              <w:top w:w="80" w:type="dxa"/>
+              <w:left w:w="120" w:type="dxa"/>
+              <w:bottom w:w="80" w:type="dxa"/>
+              <w:right w:w="120" w:type="dxa"/>
+            </w:tcMar>
+          </w:tcPr>
+          <w:p>
+            <w:pPr>
+              <w:rPr>
+                <w:sz w:val="20"/>
+                <w:szCs w:val="20"/>
+              </w:rPr>
+            </w:pPr>
+            <w:r>
+              <w:rPr>
+                <w:sz w:val="20"/>
+                <w:szCs w:val="20"/>
+              </w:rPr>
+              <w:t xml:space="preserve">Pulse high indicating valid byte successfully received </w:t>
             </w:r>
           </w:p>
         </w:tc>
@@ -10694,14 +10553,26 @@
             </w:tcMar>
           </w:tcPr>
           <w:p>
+            <w:pPr>
+              <w:rPr>
+                <w:sz w:val="20"/>
+                <w:szCs w:val="20"/>
+              </w:rPr>
+            </w:pPr>
             <w:r>
               <w:rPr>
                 <w:rFonts w:ascii="Roboto Mono" w:eastAsia="Roboto Mono" w:hAnsi="Roboto Mono" w:cs="Roboto Mono"/>
                 <w:color w:val="188038"/>
-              </w:rPr>
-              <w:t>data</w:t>
-            </w:r>
-            <w:r>
+                <w:sz w:val="20"/>
+                <w:szCs w:val="20"/>
+              </w:rPr>
+              <w:t>busy</w:t>
+            </w:r>
+            <w:r>
+              <w:rPr>
+                <w:sz w:val="20"/>
+                <w:szCs w:val="20"/>
+              </w:rPr>
               <w:t xml:space="preserve"> (RX) </w:t>
             </w:r>
           </w:p>
@@ -10718,6 +10589,12 @@
             </w:tcMar>
           </w:tcPr>
           <w:p>
+            <w:pPr>
+              <w:rPr>
+                <w:sz w:val="20"/>
+                <w:szCs w:val="20"/>
+              </w:rPr>
+            </w:pPr>
             <w:r>
               <w:rPr>
                 <w:sz w:val="20"/>
@@ -10739,8 +10616,18 @@
             </w:tcMar>
           </w:tcPr>
           <w:p>
-            <w:r>
-              <w:t xml:space="preserve">8-bit recovered received data byte </w:t>
+            <w:pPr>
+              <w:rPr>
+                <w:sz w:val="20"/>
+                <w:szCs w:val="20"/>
+              </w:rPr>
+            </w:pPr>
+            <w:r>
+              <w:rPr>
+                <w:sz w:val="20"/>
+                <w:szCs w:val="20"/>
+              </w:rPr>
+              <w:t xml:space="preserve">High while frame reception is in progress </w:t>
             </w:r>
           </w:p>
         </w:tc>
@@ -10760,101 +10647,11 @@
           <w:p>
             <w:pPr>
               <w:rPr>
-                <w:sz w:val="20"/>
-                <w:szCs w:val="20"/>
-              </w:rPr>
-            </w:pPr>
-            <w:r>
-              <w:rPr>
                 <w:rFonts w:ascii="Roboto Mono" w:eastAsia="Roboto Mono" w:hAnsi="Roboto Mono" w:cs="Roboto Mono"/>
                 <w:color w:val="188038"/>
                 <w:sz w:val="20"/>
                 <w:szCs w:val="20"/>
               </w:rPr>
-              <w:t>done</w:t>
-            </w:r>
-            <w:r>
-              <w:rPr>
-                <w:sz w:val="20"/>
-                <w:szCs w:val="20"/>
-              </w:rPr>
-              <w:t xml:space="preserve"> (RX) </w:t>
-            </w:r>
-          </w:p>
-        </w:tc>
-        <w:tc>
-          <w:tcPr>
-            <w:tcW w:w="1110" w:type="dxa"/>
-            <w:shd w:val="clear" w:color="auto" w:fill="F7F9FC"/>
-            <w:tcMar>
-              <w:top w:w="80" w:type="dxa"/>
-              <w:left w:w="120" w:type="dxa"/>
-              <w:bottom w:w="80" w:type="dxa"/>
-              <w:right w:w="120" w:type="dxa"/>
-            </w:tcMar>
-          </w:tcPr>
-          <w:p>
-            <w:pPr>
-              <w:rPr>
-                <w:sz w:val="20"/>
-                <w:szCs w:val="20"/>
-              </w:rPr>
-            </w:pPr>
-            <w:r>
-              <w:rPr>
-                <w:sz w:val="20"/>
-                <w:szCs w:val="20"/>
-              </w:rPr>
-              <w:t>Output</w:t>
-            </w:r>
-          </w:p>
-        </w:tc>
-        <w:tc>
-          <w:tcPr>
-            <w:tcW w:w="3615" w:type="dxa"/>
-            <w:shd w:val="clear" w:color="auto" w:fill="F7F9FC"/>
-            <w:tcMar>
-              <w:top w:w="80" w:type="dxa"/>
-              <w:left w:w="120" w:type="dxa"/>
-              <w:bottom w:w="80" w:type="dxa"/>
-              <w:right w:w="120" w:type="dxa"/>
-            </w:tcMar>
-          </w:tcPr>
-          <w:p>
-            <w:pPr>
-              <w:rPr>
-                <w:sz w:val="20"/>
-                <w:szCs w:val="20"/>
-              </w:rPr>
-            </w:pPr>
-            <w:r>
-              <w:rPr>
-                <w:sz w:val="20"/>
-                <w:szCs w:val="20"/>
-              </w:rPr>
-              <w:t xml:space="preserve">Pulse high indicating valid byte successfully received </w:t>
-            </w:r>
-          </w:p>
-        </w:tc>
-      </w:tr>
-      <w:tr>
-        <w:tc>
-          <w:tcPr>
-            <w:tcW w:w="4890" w:type="dxa"/>
-            <w:shd w:val="clear" w:color="auto" w:fill="F7F9FC"/>
-            <w:tcMar>
-              <w:top w:w="80" w:type="dxa"/>
-              <w:left w:w="120" w:type="dxa"/>
-              <w:bottom w:w="80" w:type="dxa"/>
-              <w:right w:w="120" w:type="dxa"/>
-            </w:tcMar>
-          </w:tcPr>
-          <w:p>
-            <w:pPr>
-              <w:rPr>
-                <w:sz w:val="20"/>
-                <w:szCs w:val="20"/>
-              </w:rPr>
             </w:pPr>
             <w:r>
               <w:rPr>
@@ -10864,100 +10661,6 @@
                 <w:szCs w:val="20"/>
               </w:rPr>
               <w:lastRenderedPageBreak/>
-              <w:t>busy</w:t>
-            </w:r>
-            <w:r>
-              <w:rPr>
-                <w:sz w:val="20"/>
-                <w:szCs w:val="20"/>
-              </w:rPr>
-              <w:t xml:space="preserve"> (RX) </w:t>
-            </w:r>
-          </w:p>
-        </w:tc>
-        <w:tc>
-          <w:tcPr>
-            <w:tcW w:w="1110" w:type="dxa"/>
-            <w:shd w:val="clear" w:color="auto" w:fill="F7F9FC"/>
-            <w:tcMar>
-              <w:top w:w="80" w:type="dxa"/>
-              <w:left w:w="120" w:type="dxa"/>
-              <w:bottom w:w="80" w:type="dxa"/>
-              <w:right w:w="120" w:type="dxa"/>
-            </w:tcMar>
-          </w:tcPr>
-          <w:p>
-            <w:pPr>
-              <w:rPr>
-                <w:sz w:val="20"/>
-                <w:szCs w:val="20"/>
-              </w:rPr>
-            </w:pPr>
-            <w:r>
-              <w:rPr>
-                <w:sz w:val="20"/>
-                <w:szCs w:val="20"/>
-              </w:rPr>
-              <w:t>Output</w:t>
-            </w:r>
-          </w:p>
-        </w:tc>
-        <w:tc>
-          <w:tcPr>
-            <w:tcW w:w="3615" w:type="dxa"/>
-            <w:shd w:val="clear" w:color="auto" w:fill="F7F9FC"/>
-            <w:tcMar>
-              <w:top w:w="80" w:type="dxa"/>
-              <w:left w:w="120" w:type="dxa"/>
-              <w:bottom w:w="80" w:type="dxa"/>
-              <w:right w:w="120" w:type="dxa"/>
-            </w:tcMar>
-          </w:tcPr>
-          <w:p>
-            <w:pPr>
-              <w:rPr>
-                <w:sz w:val="20"/>
-                <w:szCs w:val="20"/>
-              </w:rPr>
-            </w:pPr>
-            <w:r>
-              <w:rPr>
-                <w:sz w:val="20"/>
-                <w:szCs w:val="20"/>
-              </w:rPr>
-              <w:t xml:space="preserve">High while frame reception is in progress </w:t>
-            </w:r>
-          </w:p>
-        </w:tc>
-      </w:tr>
-      <w:tr>
-        <w:tc>
-          <w:tcPr>
-            <w:tcW w:w="4890" w:type="dxa"/>
-            <w:shd w:val="clear" w:color="auto" w:fill="F7F9FC"/>
-            <w:tcMar>
-              <w:top w:w="80" w:type="dxa"/>
-              <w:left w:w="120" w:type="dxa"/>
-              <w:bottom w:w="80" w:type="dxa"/>
-              <w:right w:w="120" w:type="dxa"/>
-            </w:tcMar>
-          </w:tcPr>
-          <w:p>
-            <w:pPr>
-              <w:rPr>
-                <w:rFonts w:ascii="Roboto Mono" w:eastAsia="Roboto Mono" w:hAnsi="Roboto Mono" w:cs="Roboto Mono"/>
-                <w:color w:val="188038"/>
-                <w:sz w:val="20"/>
-                <w:szCs w:val="20"/>
-              </w:rPr>
-            </w:pPr>
-            <w:r>
-              <w:rPr>
-                <w:rFonts w:ascii="Roboto Mono" w:eastAsia="Roboto Mono" w:hAnsi="Roboto Mono" w:cs="Roboto Mono"/>
-                <w:color w:val="188038"/>
-                <w:sz w:val="20"/>
-                <w:szCs w:val="20"/>
-              </w:rPr>
               <w:t xml:space="preserve">err </w:t>
             </w:r>
           </w:p>
@@ -11029,7 +10732,7 @@
           <w:lang w:bidi="ar-EG"/>
         </w:rPr>
       </w:pPr>
-      <w:bookmarkStart w:id="22" w:name="_Toc240567378"/>
+      <w:bookmarkStart w:id="23" w:name="_Toc243417881"/>
       <w:r>
         <w:rPr>
           <w:color w:val="0070C0"/>
@@ -11039,7 +10742,7 @@
         </w:rPr>
         <w:t>5.4 UART Testbench:</w:t>
       </w:r>
-      <w:bookmarkEnd w:id="22"/>
+      <w:bookmarkEnd w:id="23"/>
     </w:p>
     <w:p>
       <w:pPr>
@@ -11511,7 +11214,6 @@
         <w:rPr>
           <w:noProof/>
         </w:rPr>
-        <w:lastRenderedPageBreak/>
         <w:drawing>
           <wp:inline distT="0" distB="0" distL="0" distR="0" wp14:anchorId="613092D1" wp14:editId="1F7D41E8">
             <wp:extent cx="5122985" cy="2124075"/>
@@ -11571,7 +11273,7 @@
           <w:lang w:bidi="ar-EG"/>
         </w:rPr>
       </w:pPr>
-      <w:bookmarkStart w:id="23" w:name="_Toc240567379"/>
+      <w:bookmarkStart w:id="24" w:name="_Toc243417882"/>
       <w:r>
         <w:rPr>
           <w:rFonts w:asciiTheme="majorBidi" w:hAnsiTheme="majorBidi" w:cstheme="majorBidi"/>
@@ -11581,9 +11283,10 @@
           <w:szCs w:val="32"/>
           <w:lang w:bidi="ar-EG"/>
         </w:rPr>
+        <w:lastRenderedPageBreak/>
         <w:t>AES-128 Encryption Module</w:t>
       </w:r>
-      <w:bookmarkEnd w:id="23"/>
+      <w:bookmarkEnd w:id="24"/>
     </w:p>
     <w:p>
       <w:pPr>
@@ -11687,7 +11390,6 @@
         <w:rPr>
           <w:noProof/>
         </w:rPr>
-        <w:lastRenderedPageBreak/>
         <w:drawing>
           <wp:inline distT="0" distB="0" distL="0" distR="0" wp14:anchorId="5C772946" wp14:editId="6277597D">
             <wp:extent cx="5693992" cy="2745318"/>
@@ -11759,23 +11461,8 @@
           <w:sz w:val="24"/>
           <w:szCs w:val="24"/>
         </w:rPr>
-        <w:t xml:space="preserve">AES (Advanced Encryption Standard) is used to provide confidentiality. The implemented AES engine operates on a 128-bit plaintext block and a 128-bit master key, producing a 128-bit cipher text block. AES-128 uses 10 encryption rounds in addition to the initial </w:t>
-      </w:r>
-      <w:proofErr w:type="spellStart"/>
-      <w:r>
-        <w:rPr>
-          <w:sz w:val="24"/>
-          <w:szCs w:val="24"/>
-        </w:rPr>
-        <w:t>AddRoundKey</w:t>
-      </w:r>
-      <w:proofErr w:type="spellEnd"/>
-      <w:r>
-        <w:rPr>
-          <w:sz w:val="24"/>
-          <w:szCs w:val="24"/>
-        </w:rPr>
-        <w:t xml:space="preserve"> operation.</w:t>
+        <w:lastRenderedPageBreak/>
+        <w:t>AES (Advanced Encryption Standard) is used to provide confidentiality. The implemented AES engine operates on a 128-bit plaintext block and a 128-bit master key, producing a 128-bit cipher text block. AES-128 uses 10 encryption rounds in addition to the initial AddRoundKey operation.</w:t>
       </w:r>
     </w:p>
     <w:p>
@@ -11788,7 +11475,7 @@
           <w:lang w:bidi="ar-EG"/>
         </w:rPr>
       </w:pPr>
-      <w:bookmarkStart w:id="24" w:name="_Toc240567380"/>
+      <w:bookmarkStart w:id="25" w:name="_Toc243417883"/>
       <w:r>
         <w:rPr>
           <w:color w:val="0070C0"/>
@@ -11798,7 +11485,7 @@
         </w:rPr>
         <w:t>6.1 AES-128 Encryption Structure:</w:t>
       </w:r>
-      <w:bookmarkEnd w:id="24"/>
+      <w:bookmarkEnd w:id="25"/>
     </w:p>
     <w:p>
       <w:pPr>
@@ -11813,7 +11500,6 @@
         <w:rPr>
           <w:noProof/>
         </w:rPr>
-        <w:lastRenderedPageBreak/>
         <w:drawing>
           <wp:inline distT="114300" distB="114300" distL="114300" distR="114300" wp14:anchorId="17B1024E" wp14:editId="7CB22168">
             <wp:extent cx="4370706" cy="6681212"/>
@@ -11894,6 +11580,7 @@
                 <w:sz w:val="20"/>
                 <w:szCs w:val="20"/>
               </w:rPr>
+              <w:lastRenderedPageBreak/>
               <w:t>Operation</w:t>
             </w:r>
           </w:p>
@@ -11942,17 +11629,8 @@
                 <w:sz w:val="20"/>
                 <w:szCs w:val="20"/>
               </w:rPr>
-              <w:t xml:space="preserve">Initial </w:t>
-            </w:r>
-            <w:proofErr w:type="spellStart"/>
-            <w:r>
-              <w:rPr>
-                <w:sz w:val="20"/>
-                <w:szCs w:val="20"/>
-              </w:rPr>
-              <w:t>AddRoundKey</w:t>
-            </w:r>
-            <w:proofErr w:type="spellEnd"/>
+              <w:t>Initial AddRoundKey</w:t>
+            </w:r>
           </w:p>
         </w:tc>
         <w:tc>
@@ -12011,69 +11689,12 @@
             </w:tcMar>
           </w:tcPr>
           <w:p>
-            <w:proofErr w:type="spellStart"/>
-            <w:r>
-              <w:rPr>
-                <w:sz w:val="20"/>
-                <w:szCs w:val="20"/>
-              </w:rPr>
-              <w:t>SubBytes</w:t>
-            </w:r>
-            <w:proofErr w:type="spellEnd"/>
-            <w:r>
-              <w:rPr>
-                <w:sz w:val="20"/>
-                <w:szCs w:val="20"/>
-              </w:rPr>
-              <w:t xml:space="preserve"> → </w:t>
-            </w:r>
-            <w:proofErr w:type="spellStart"/>
-            <w:r>
-              <w:rPr>
-                <w:sz w:val="20"/>
-                <w:szCs w:val="20"/>
-              </w:rPr>
-              <w:t>ShiftRows</w:t>
-            </w:r>
-            <w:proofErr w:type="spellEnd"/>
-            <w:r>
-              <w:rPr>
-                <w:sz w:val="20"/>
-                <w:szCs w:val="20"/>
-              </w:rPr>
-              <w:t xml:space="preserve"> → </w:t>
-            </w:r>
-            <w:proofErr w:type="spellStart"/>
-            <w:r>
-              <w:rPr>
-                <w:sz w:val="20"/>
-                <w:szCs w:val="20"/>
-              </w:rPr>
-              <w:t>MixColumns</w:t>
-            </w:r>
-            <w:proofErr w:type="spellEnd"/>
-            <w:r>
-              <w:rPr>
-                <w:sz w:val="20"/>
-                <w:szCs w:val="20"/>
-              </w:rPr>
-              <w:t xml:space="preserve"> → </w:t>
-            </w:r>
-            <w:proofErr w:type="spellStart"/>
-            <w:r>
-              <w:rPr>
-                <w:sz w:val="20"/>
-                <w:szCs w:val="20"/>
-              </w:rPr>
-              <w:t>AddRoundKey</w:t>
-            </w:r>
-            <w:proofErr w:type="spellEnd"/>
-            <w:r>
-              <w:rPr>
-                <w:sz w:val="20"/>
-                <w:szCs w:val="20"/>
-              </w:rPr>
-              <w:t>.</w:t>
+            <w:r>
+              <w:rPr>
+                <w:sz w:val="20"/>
+                <w:szCs w:val="20"/>
+              </w:rPr>
+              <w:t>SubBytes → ShiftRows → MixColumns → AddRoundKey.</w:t>
             </w:r>
           </w:p>
         </w:tc>
@@ -12096,7 +11717,6 @@
                 <w:sz w:val="20"/>
                 <w:szCs w:val="20"/>
               </w:rPr>
-              <w:lastRenderedPageBreak/>
               <w:t>Round 10</w:t>
             </w:r>
           </w:p>
@@ -12113,69 +11733,12 @@
             </w:tcMar>
           </w:tcPr>
           <w:p>
-            <w:proofErr w:type="spellStart"/>
-            <w:r>
-              <w:rPr>
-                <w:sz w:val="20"/>
-                <w:szCs w:val="20"/>
-              </w:rPr>
-              <w:t>SubBytes</w:t>
-            </w:r>
-            <w:proofErr w:type="spellEnd"/>
-            <w:r>
-              <w:rPr>
-                <w:sz w:val="20"/>
-                <w:szCs w:val="20"/>
-              </w:rPr>
-              <w:t xml:space="preserve"> → </w:t>
-            </w:r>
-            <w:proofErr w:type="spellStart"/>
-            <w:r>
-              <w:rPr>
-                <w:sz w:val="20"/>
-                <w:szCs w:val="20"/>
-              </w:rPr>
-              <w:t>ShiftRows</w:t>
-            </w:r>
-            <w:proofErr w:type="spellEnd"/>
-            <w:r>
-              <w:rPr>
-                <w:sz w:val="20"/>
-                <w:szCs w:val="20"/>
-              </w:rPr>
-              <w:t xml:space="preserve"> → </w:t>
-            </w:r>
-            <w:proofErr w:type="spellStart"/>
-            <w:r>
-              <w:rPr>
-                <w:sz w:val="20"/>
-                <w:szCs w:val="20"/>
-              </w:rPr>
-              <w:t>AddRoundKey</w:t>
-            </w:r>
-            <w:proofErr w:type="spellEnd"/>
-            <w:r>
-              <w:rPr>
-                <w:sz w:val="20"/>
-                <w:szCs w:val="20"/>
-              </w:rPr>
-              <w:t xml:space="preserve">; </w:t>
-            </w:r>
-            <w:proofErr w:type="spellStart"/>
-            <w:r>
-              <w:rPr>
-                <w:sz w:val="20"/>
-                <w:szCs w:val="20"/>
-              </w:rPr>
-              <w:t>MixColumns</w:t>
-            </w:r>
-            <w:proofErr w:type="spellEnd"/>
-            <w:r>
-              <w:rPr>
-                <w:sz w:val="20"/>
-                <w:szCs w:val="20"/>
-              </w:rPr>
-              <w:t xml:space="preserve"> is omitted.</w:t>
+            <w:r>
+              <w:rPr>
+                <w:sz w:val="20"/>
+                <w:szCs w:val="20"/>
+              </w:rPr>
+              <w:t>SubBytes → ShiftRows → AddRoundKey; MixColumns is omitted.</w:t>
             </w:r>
           </w:p>
         </w:tc>
@@ -12200,7 +11763,7 @@
           <w:lang w:bidi="ar-EG"/>
         </w:rPr>
       </w:pPr>
-      <w:bookmarkStart w:id="25" w:name="_Toc240567381"/>
+      <w:bookmarkStart w:id="26" w:name="_Toc243417884"/>
       <w:r>
         <w:rPr>
           <w:color w:val="0070C0"/>
@@ -12210,7 +11773,7 @@
         </w:rPr>
         <w:t>6.2 AES State Transformation:</w:t>
       </w:r>
-      <w:bookmarkEnd w:id="25"/>
+      <w:bookmarkEnd w:id="26"/>
       <w:r>
         <w:rPr>
           <w:color w:val="0070C0"/>
@@ -12234,23 +11797,13 @@
           <w:lang w:bidi="ar-EG"/>
         </w:rPr>
       </w:pPr>
-      <w:proofErr w:type="spellStart"/>
-      <w:r>
-        <w:rPr>
-          <w:sz w:val="24"/>
-          <w:szCs w:val="24"/>
-          <w:lang w:bidi="ar-EG"/>
-        </w:rPr>
-        <w:t>SubBytes</w:t>
-      </w:r>
-      <w:proofErr w:type="spellEnd"/>
-      <w:r>
-        <w:rPr>
-          <w:sz w:val="24"/>
-          <w:szCs w:val="24"/>
-          <w:lang w:bidi="ar-EG"/>
-        </w:rPr>
-        <w:t xml:space="preserve">: </w:t>
+      <w:r>
+        <w:rPr>
+          <w:sz w:val="24"/>
+          <w:szCs w:val="24"/>
+          <w:lang w:bidi="ar-EG"/>
+        </w:rPr>
+        <w:t xml:space="preserve">SubBytes: </w:t>
       </w:r>
       <w:r>
         <w:rPr>
@@ -12275,23 +11828,13 @@
           <w:lang w:bidi="ar-EG"/>
         </w:rPr>
       </w:pPr>
-      <w:proofErr w:type="spellStart"/>
-      <w:r>
-        <w:rPr>
-          <w:sz w:val="24"/>
-          <w:szCs w:val="24"/>
-          <w:lang w:bidi="ar-EG"/>
-        </w:rPr>
-        <w:t>ShiftRows</w:t>
-      </w:r>
-      <w:proofErr w:type="spellEnd"/>
-      <w:r>
-        <w:rPr>
-          <w:sz w:val="24"/>
-          <w:szCs w:val="24"/>
-          <w:lang w:bidi="ar-EG"/>
-        </w:rPr>
-        <w:t xml:space="preserve">: </w:t>
+      <w:r>
+        <w:rPr>
+          <w:sz w:val="24"/>
+          <w:szCs w:val="24"/>
+          <w:lang w:bidi="ar-EG"/>
+        </w:rPr>
+        <w:t xml:space="preserve">ShiftRows: </w:t>
       </w:r>
       <w:r>
         <w:rPr>
@@ -12316,23 +11859,13 @@
           <w:lang w:bidi="ar-EG"/>
         </w:rPr>
       </w:pPr>
-      <w:proofErr w:type="spellStart"/>
-      <w:r>
-        <w:rPr>
-          <w:sz w:val="24"/>
-          <w:szCs w:val="24"/>
-          <w:lang w:bidi="ar-EG"/>
-        </w:rPr>
-        <w:t>MixColumns</w:t>
-      </w:r>
-      <w:proofErr w:type="spellEnd"/>
-      <w:r>
-        <w:rPr>
-          <w:sz w:val="24"/>
-          <w:szCs w:val="24"/>
-          <w:lang w:bidi="ar-EG"/>
-        </w:rPr>
-        <w:t xml:space="preserve">: </w:t>
+      <w:r>
+        <w:rPr>
+          <w:sz w:val="24"/>
+          <w:szCs w:val="24"/>
+          <w:lang w:bidi="ar-EG"/>
+        </w:rPr>
+        <w:t xml:space="preserve">MixColumns: </w:t>
       </w:r>
       <w:r>
         <w:rPr>
@@ -12358,23 +11891,13 @@
           <w:lang w:bidi="ar-EG"/>
         </w:rPr>
       </w:pPr>
-      <w:proofErr w:type="spellStart"/>
-      <w:r>
-        <w:rPr>
-          <w:sz w:val="24"/>
-          <w:szCs w:val="24"/>
-          <w:lang w:bidi="ar-EG"/>
-        </w:rPr>
-        <w:t>AddRoundKey</w:t>
-      </w:r>
-      <w:proofErr w:type="spellEnd"/>
-      <w:r>
-        <w:rPr>
-          <w:sz w:val="24"/>
-          <w:szCs w:val="24"/>
-          <w:lang w:bidi="ar-EG"/>
-        </w:rPr>
-        <w:t xml:space="preserve">: </w:t>
+      <w:r>
+        <w:rPr>
+          <w:sz w:val="24"/>
+          <w:szCs w:val="24"/>
+          <w:lang w:bidi="ar-EG"/>
+        </w:rPr>
+        <w:t xml:space="preserve">AddRoundKey: </w:t>
       </w:r>
       <w:r>
         <w:rPr>
@@ -12451,7 +11974,7 @@
           <w:lang w:bidi="ar-EG"/>
         </w:rPr>
       </w:pPr>
-      <w:bookmarkStart w:id="26" w:name="_Toc240567382"/>
+      <w:bookmarkStart w:id="27" w:name="_Toc243417885"/>
       <w:r>
         <w:rPr>
           <w:color w:val="0070C0"/>
@@ -12459,9 +11982,10 @@
           <w:szCs w:val="28"/>
           <w:lang w:bidi="ar-EG"/>
         </w:rPr>
+        <w:lastRenderedPageBreak/>
         <w:t>6.3 AES Key Expansion:</w:t>
       </w:r>
-      <w:bookmarkEnd w:id="26"/>
+      <w:bookmarkEnd w:id="27"/>
     </w:p>
     <w:p>
       <w:pPr>
@@ -12477,24 +12001,7 @@
           <w:sz w:val="24"/>
           <w:szCs w:val="24"/>
         </w:rPr>
-        <w:lastRenderedPageBreak/>
-        <w:t xml:space="preserve">The AES-128 key schedule expands the 128-bit master key into eleven 128-bit round keys, K0 through K10. K0 is used by the initial </w:t>
-      </w:r>
-      <w:proofErr w:type="spellStart"/>
-      <w:r>
-        <w:rPr>
-          <w:sz w:val="24"/>
-          <w:szCs w:val="24"/>
-        </w:rPr>
-        <w:t>AddRoundKey</w:t>
-      </w:r>
-      <w:proofErr w:type="spellEnd"/>
-      <w:r>
-        <w:rPr>
-          <w:sz w:val="24"/>
-          <w:szCs w:val="24"/>
-        </w:rPr>
-        <w:t xml:space="preserve"> operation, while K1 through K10 correspond to encryption rounds 1 through 10.</w:t>
+        <w:t>The AES-128 key schedule expands the 128-bit master key into eleven 128-bit round keys, K0 through K10. K0 is used by the initial AddRoundKey operation, while K1 through K10 correspond to encryption rounds 1 through 10.</w:t>
       </w:r>
     </w:p>
     <w:p>
@@ -12670,7 +12177,7 @@
           <w:lang w:bidi="ar-EG"/>
         </w:rPr>
       </w:pPr>
-      <w:bookmarkStart w:id="27" w:name="_Toc240567383"/>
+      <w:bookmarkStart w:id="28" w:name="_Toc243417886"/>
       <w:r>
         <w:rPr>
           <w:color w:val="0070C0"/>
@@ -12680,7 +12187,7 @@
         </w:rPr>
         <w:t>6.4 AES Control Sequence:</w:t>
       </w:r>
-      <w:bookmarkEnd w:id="27"/>
+      <w:bookmarkEnd w:id="28"/>
       <w:r>
         <w:rPr>
           <w:color w:val="0070C0"/>
@@ -13023,23 +12530,7 @@
                 <w:sz w:val="20"/>
                 <w:szCs w:val="20"/>
               </w:rPr>
-              <w:t xml:space="preserve">Execute the final AES round without </w:t>
-            </w:r>
-            <w:proofErr w:type="spellStart"/>
-            <w:r>
-              <w:rPr>
-                <w:sz w:val="20"/>
-                <w:szCs w:val="20"/>
-              </w:rPr>
-              <w:t>MixColumns</w:t>
-            </w:r>
-            <w:proofErr w:type="spellEnd"/>
-            <w:r>
-              <w:rPr>
-                <w:sz w:val="20"/>
-                <w:szCs w:val="20"/>
-              </w:rPr>
-              <w:t>.</w:t>
+              <w:t>Execute the final AES round without MixColumns.</w:t>
             </w:r>
           </w:p>
         </w:tc>
@@ -13105,23 +12596,7 @@
           <w:szCs w:val="24"/>
         </w:rPr>
         <w:lastRenderedPageBreak/>
-        <w:t xml:space="preserve">A clocked FSM-based implementation is suitable for this architecture because it makes the sequencing of the ten AES rounds explicit and permits the same physical round </w:t>
-      </w:r>
-      <w:proofErr w:type="spellStart"/>
-      <w:r>
-        <w:rPr>
-          <w:sz w:val="24"/>
-          <w:szCs w:val="24"/>
-        </w:rPr>
-        <w:t>datapath</w:t>
-      </w:r>
-      <w:proofErr w:type="spellEnd"/>
-      <w:r>
-        <w:rPr>
-          <w:sz w:val="24"/>
-          <w:szCs w:val="24"/>
-        </w:rPr>
-        <w:t xml:space="preserve"> to be reused across rounds, minimizing hardware area compared with a fully unrolled implementation</w:t>
+        <w:t>A clocked FSM-based implementation is suitable for this architecture because it makes the sequencing of the ten AES rounds explicit and permits the same physical round datapath to be reused across rounds, minimizing hardware area compared with a fully unrolled implementation</w:t>
       </w:r>
     </w:p>
     <w:p>
@@ -13135,7 +12610,7 @@
           <w:lang w:bidi="ar-EG"/>
         </w:rPr>
       </w:pPr>
-      <w:bookmarkStart w:id="28" w:name="_Toc240567384"/>
+      <w:bookmarkStart w:id="29" w:name="_Toc243417887"/>
       <w:r>
         <w:rPr>
           <w:color w:val="0070C0"/>
@@ -13145,7 +12620,7 @@
         </w:rPr>
         <w:t>6.5 AES Interface</w:t>
       </w:r>
-      <w:bookmarkEnd w:id="28"/>
+      <w:bookmarkEnd w:id="29"/>
     </w:p>
     <w:tbl>
       <w:tblPr>
@@ -13233,7 +12708,6 @@
             </w:tcMar>
           </w:tcPr>
           <w:p>
-            <w:proofErr w:type="spellStart"/>
             <w:r>
               <w:rPr>
                 <w:sz w:val="20"/>
@@ -13241,7 +12715,6 @@
               </w:rPr>
               <w:t>clk</w:t>
             </w:r>
-            <w:proofErr w:type="spellEnd"/>
           </w:p>
         </w:tc>
         <w:tc>
@@ -13279,7 +12752,6 @@
             </w:tcMar>
           </w:tcPr>
           <w:p>
-            <w:proofErr w:type="spellStart"/>
             <w:r>
               <w:rPr>
                 <w:sz w:val="20"/>
@@ -13287,7 +12759,6 @@
               </w:rPr>
               <w:t>rst_n</w:t>
             </w:r>
-            <w:proofErr w:type="spellEnd"/>
           </w:p>
         </w:tc>
         <w:tc>
@@ -13413,21 +12884,12 @@
             </w:tcMar>
           </w:tcPr>
           <w:p>
-            <w:proofErr w:type="spellStart"/>
-            <w:r>
-              <w:rPr>
-                <w:sz w:val="20"/>
-                <w:szCs w:val="20"/>
-              </w:rPr>
-              <w:t>master_key</w:t>
-            </w:r>
-            <w:proofErr w:type="spellEnd"/>
-            <w:r>
-              <w:rPr>
-                <w:sz w:val="20"/>
-                <w:szCs w:val="20"/>
-              </w:rPr>
-              <w:t>[127:0]</w:t>
+            <w:r>
+              <w:rPr>
+                <w:sz w:val="20"/>
+                <w:szCs w:val="20"/>
+              </w:rPr>
+              <w:t>master_key[127:0]</w:t>
             </w:r>
           </w:p>
         </w:tc>
@@ -13606,7 +13068,7 @@
           <w:lang w:bidi="ar-EG"/>
         </w:rPr>
       </w:pPr>
-      <w:bookmarkStart w:id="29" w:name="_Toc240567385"/>
+      <w:bookmarkStart w:id="30" w:name="_Toc243417888"/>
       <w:r>
         <w:rPr>
           <w:color w:val="0070C0"/>
@@ -13616,7 +13078,7 @@
         </w:rPr>
         <w:t>6.6 AES Testbench:</w:t>
       </w:r>
-      <w:bookmarkEnd w:id="29"/>
+      <w:bookmarkEnd w:id="30"/>
       <w:r>
         <w:rPr>
           <w:color w:val="0070C0"/>
@@ -13644,7 +13106,6 @@
         </w:rPr>
         <w:t>The provided testbench (</w:t>
       </w:r>
-      <w:proofErr w:type="spellStart"/>
       <w:r>
         <w:rPr>
           <w:rFonts w:eastAsia="Roboto Mono" w:cstheme="minorHAnsi"/>
@@ -13654,7 +13115,6 @@
         </w:rPr>
         <w:t>tb_AES_FSM</w:t>
       </w:r>
-      <w:proofErr w:type="spellEnd"/>
       <w:r>
         <w:rPr>
           <w:rFonts w:cstheme="minorHAnsi"/>
@@ -13742,7 +13202,6 @@
         </w:rPr>
         <w:t xml:space="preserve">, </w:t>
       </w:r>
-      <w:proofErr w:type="spellStart"/>
       <w:r>
         <w:rPr>
           <w:rFonts w:eastAsia="Roboto Mono" w:cstheme="minorHAnsi"/>
@@ -13752,7 +13211,6 @@
         </w:rPr>
         <w:t>master_key</w:t>
       </w:r>
-      <w:proofErr w:type="spellEnd"/>
       <w:r>
         <w:rPr>
           <w:rFonts w:cstheme="minorHAnsi"/>
@@ -13761,7 +13219,6 @@
         </w:rPr>
         <w:t>) are initialized to zero, and active-low reset (</w:t>
       </w:r>
-      <w:proofErr w:type="spellStart"/>
       <w:r>
         <w:rPr>
           <w:rFonts w:eastAsia="Roboto Mono" w:cstheme="minorHAnsi"/>
@@ -13769,9 +13226,16 @@
           <w:sz w:val="24"/>
           <w:szCs w:val="24"/>
         </w:rPr>
-        <w:t>rst_n</w:t>
-      </w:r>
-      <w:proofErr w:type="spellEnd"/>
+        <w:t>rst_n = 0</w:t>
+      </w:r>
+      <w:r>
+        <w:rPr>
+          <w:rFonts w:cstheme="minorHAnsi"/>
+          <w:sz w:val="24"/>
+          <w:szCs w:val="24"/>
+        </w:rPr>
+        <w:t>) is held low for two clock cycles before release (</w:t>
+      </w:r>
       <w:r>
         <w:rPr>
           <w:rFonts w:eastAsia="Roboto Mono" w:cstheme="minorHAnsi"/>
@@ -13779,35 +13243,7 @@
           <w:sz w:val="24"/>
           <w:szCs w:val="24"/>
         </w:rPr>
-        <w:t xml:space="preserve"> = 0</w:t>
-      </w:r>
-      <w:r>
-        <w:rPr>
-          <w:rFonts w:cstheme="minorHAnsi"/>
-          <w:sz w:val="24"/>
-          <w:szCs w:val="24"/>
-        </w:rPr>
-        <w:t>) is held low for two clock cycles before release (</w:t>
-      </w:r>
-      <w:proofErr w:type="spellStart"/>
-      <w:r>
-        <w:rPr>
-          <w:rFonts w:eastAsia="Roboto Mono" w:cstheme="minorHAnsi"/>
-          <w:color w:val="188038"/>
-          <w:sz w:val="24"/>
-          <w:szCs w:val="24"/>
-        </w:rPr>
-        <w:t>rst_n</w:t>
-      </w:r>
-      <w:proofErr w:type="spellEnd"/>
-      <w:r>
-        <w:rPr>
-          <w:rFonts w:eastAsia="Roboto Mono" w:cstheme="minorHAnsi"/>
-          <w:color w:val="188038"/>
-          <w:sz w:val="24"/>
-          <w:szCs w:val="24"/>
-        </w:rPr>
-        <w:t xml:space="preserve"> = 1</w:t>
+        <w:t>rst_n = 1</w:t>
       </w:r>
       <w:r>
         <w:rPr>
@@ -13862,7 +13298,6 @@
         </w:rPr>
         <w:t xml:space="preserve"> and </w:t>
       </w:r>
-      <w:proofErr w:type="spellStart"/>
       <w:r>
         <w:rPr>
           <w:rFonts w:eastAsia="Roboto Mono" w:cstheme="minorHAnsi"/>
@@ -13872,7 +13307,6 @@
         </w:rPr>
         <w:t>master_key</w:t>
       </w:r>
-      <w:proofErr w:type="spellEnd"/>
       <w:r>
         <w:rPr>
           <w:rFonts w:cstheme="minorHAnsi"/>
@@ -14735,7 +14169,7 @@
           <w:lang w:bidi="ar-EG"/>
         </w:rPr>
       </w:pPr>
-      <w:bookmarkStart w:id="30" w:name="_Toc240567386"/>
+      <w:bookmarkStart w:id="31" w:name="_Toc243417889"/>
       <w:r>
         <w:rPr>
           <w:rFonts w:asciiTheme="majorBidi" w:hAnsiTheme="majorBidi" w:cstheme="majorBidi"/>
@@ -14748,7 +14182,7 @@
         <w:lastRenderedPageBreak/>
         <w:t>CRC-16/XMODEM Module</w:t>
       </w:r>
-      <w:bookmarkEnd w:id="30"/>
+      <w:bookmarkEnd w:id="31"/>
     </w:p>
     <w:p>
       <w:pPr>
@@ -14916,7 +14350,7 @@
           <w:lang w:bidi="ar-EG"/>
         </w:rPr>
       </w:pPr>
-      <w:bookmarkStart w:id="31" w:name="_Toc240567387"/>
+      <w:bookmarkStart w:id="32" w:name="_Toc243417890"/>
       <w:r>
         <w:rPr>
           <w:color w:val="0070C0"/>
@@ -14925,7 +14359,7 @@
         </w:rPr>
         <w:t>7.1 CRC-16/XMODEM Parameters:</w:t>
       </w:r>
-      <w:bookmarkEnd w:id="31"/>
+      <w:bookmarkEnd w:id="32"/>
     </w:p>
     <w:tbl>
       <w:tblPr>
@@ -15189,7 +14623,6 @@
             </w:tcMar>
           </w:tcPr>
           <w:p>
-            <w:proofErr w:type="spellStart"/>
             <w:r>
               <w:rPr>
                 <w:sz w:val="20"/>
@@ -15197,7 +14630,6 @@
               </w:rPr>
               <w:t>RefIn</w:t>
             </w:r>
-            <w:proofErr w:type="spellEnd"/>
           </w:p>
         </w:tc>
         <w:tc>
@@ -15235,7 +14667,6 @@
             </w:tcMar>
           </w:tcPr>
           <w:p>
-            <w:proofErr w:type="spellStart"/>
             <w:r>
               <w:rPr>
                 <w:sz w:val="20"/>
@@ -15243,7 +14674,6 @@
               </w:rPr>
               <w:t>RefOut</w:t>
             </w:r>
-            <w:proofErr w:type="spellEnd"/>
           </w:p>
         </w:tc>
         <w:tc>
@@ -15281,7 +14711,6 @@
             </w:tcMar>
           </w:tcPr>
           <w:p>
-            <w:proofErr w:type="spellStart"/>
             <w:r>
               <w:rPr>
                 <w:sz w:val="20"/>
@@ -15289,7 +14718,6 @@
               </w:rPr>
               <w:t>XorOut</w:t>
             </w:r>
-            <w:proofErr w:type="spellEnd"/>
           </w:p>
         </w:tc>
         <w:tc>
@@ -15371,7 +14799,7 @@
           <w:lang w:bidi="ar-EG"/>
         </w:rPr>
       </w:pPr>
-      <w:bookmarkStart w:id="32" w:name="_Toc240567388"/>
+      <w:bookmarkStart w:id="33" w:name="_Toc243417891"/>
       <w:r>
         <w:rPr>
           <w:rFonts w:asciiTheme="majorBidi" w:hAnsiTheme="majorBidi" w:cstheme="majorBidi"/>
@@ -15383,7 +14811,7 @@
         <w:lastRenderedPageBreak/>
         <w:t>7.2 CRC Calculation Concept:</w:t>
       </w:r>
-      <w:bookmarkEnd w:id="32"/>
+      <w:bookmarkEnd w:id="33"/>
     </w:p>
     <w:p>
       <w:pPr>
@@ -15421,7 +14849,7 @@
           <w:lang w:bidi="ar-EG"/>
         </w:rPr>
       </w:pPr>
-      <w:bookmarkStart w:id="33" w:name="_Toc240567389"/>
+      <w:bookmarkStart w:id="34" w:name="_Toc243417892"/>
       <w:r>
         <w:rPr>
           <w:rFonts w:asciiTheme="majorBidi" w:hAnsiTheme="majorBidi" w:cstheme="majorBidi"/>
@@ -15432,7 +14860,7 @@
         </w:rPr>
         <w:t>7.3 CRC Interface:</w:t>
       </w:r>
-      <w:bookmarkEnd w:id="33"/>
+      <w:bookmarkEnd w:id="34"/>
     </w:p>
     <w:tbl>
       <w:tblPr>
@@ -15520,7 +14948,6 @@
             </w:tcMar>
           </w:tcPr>
           <w:p>
-            <w:proofErr w:type="spellStart"/>
             <w:r>
               <w:rPr>
                 <w:sz w:val="20"/>
@@ -15528,7 +14955,6 @@
               </w:rPr>
               <w:t>clk</w:t>
             </w:r>
-            <w:proofErr w:type="spellEnd"/>
           </w:p>
         </w:tc>
         <w:tc>
@@ -15571,17 +14997,8 @@
                 <w:sz w:val="20"/>
                 <w:szCs w:val="20"/>
               </w:rPr>
-              <w:t xml:space="preserve"> </w:t>
-            </w:r>
-            <w:proofErr w:type="spellStart"/>
-            <w:r>
-              <w:rPr>
-                <w:sz w:val="20"/>
-                <w:szCs w:val="20"/>
-              </w:rPr>
-              <w:t>rst_n</w:t>
-            </w:r>
-            <w:proofErr w:type="spellEnd"/>
+              <w:t xml:space="preserve"> rst_n</w:t>
+            </w:r>
           </w:p>
         </w:tc>
         <w:tc>
@@ -15675,7 +15092,6 @@
             </w:tcMar>
           </w:tcPr>
           <w:p>
-            <w:proofErr w:type="spellStart"/>
             <w:r>
               <w:rPr>
                 <w:sz w:val="20"/>
@@ -15683,7 +15099,6 @@
               </w:rPr>
               <w:t>data_in</w:t>
             </w:r>
-            <w:proofErr w:type="spellEnd"/>
           </w:p>
         </w:tc>
         <w:tc>
@@ -15809,7 +15224,6 @@
             </w:tcMar>
           </w:tcPr>
           <w:p>
-            <w:proofErr w:type="spellStart"/>
             <w:r>
               <w:rPr>
                 <w:sz w:val="20"/>
@@ -15817,7 +15231,6 @@
               </w:rPr>
               <w:t>data_with_crc</w:t>
             </w:r>
-            <w:proofErr w:type="spellEnd"/>
           </w:p>
         </w:tc>
         <w:tc>
@@ -15865,7 +15278,7 @@
           <w:lang w:bidi="ar-EG"/>
         </w:rPr>
       </w:pPr>
-      <w:bookmarkStart w:id="34" w:name="_Toc240567390"/>
+      <w:bookmarkStart w:id="35" w:name="_Toc243417893"/>
       <w:r>
         <w:rPr>
           <w:rFonts w:asciiTheme="majorBidi" w:hAnsiTheme="majorBidi" w:cstheme="majorBidi"/>
@@ -15876,7 +15289,7 @@
         </w:rPr>
         <w:t>7.4 CRC Processing Architecture:</w:t>
       </w:r>
-      <w:bookmarkEnd w:id="34"/>
+      <w:bookmarkEnd w:id="35"/>
     </w:p>
     <w:p>
       <w:pPr>
@@ -15985,7 +15398,6 @@
         </w:rPr>
         <w:t xml:space="preserve">, starting from </w:t>
       </w:r>
-      <w:proofErr w:type="spellStart"/>
       <w:r>
         <w:rPr>
           <w:rFonts w:eastAsia="Roboto Mono" w:cstheme="minorHAnsi"/>
@@ -15993,9 +15405,25 @@
           <w:sz w:val="24"/>
           <w:szCs w:val="24"/>
         </w:rPr>
-        <w:t>data_</w:t>
-      </w:r>
-      <w:proofErr w:type="gramStart"/>
+        <w:t>data_in[127]</w:t>
+      </w:r>
+      <w:r>
+        <w:rPr>
+          <w:rFonts w:cstheme="minorHAnsi"/>
+          <w:sz w:val="24"/>
+          <w:szCs w:val="24"/>
+        </w:rPr>
+        <w:t xml:space="preserve"> and progressing to</w:t>
+      </w:r>
+      <w:r>
+        <w:rPr>
+          <w:rFonts w:cstheme="minorHAnsi"/>
+          <w:color w:val="E69138"/>
+          <w:sz w:val="24"/>
+          <w:szCs w:val="24"/>
+        </w:rPr>
+        <w:t xml:space="preserve"> </w:t>
+      </w:r>
       <w:r>
         <w:rPr>
           <w:rFonts w:eastAsia="Roboto Mono" w:cstheme="minorHAnsi"/>
@@ -16003,84 +15431,7 @@
           <w:sz w:val="24"/>
           <w:szCs w:val="24"/>
         </w:rPr>
-        <w:t>in</w:t>
-      </w:r>
-      <w:proofErr w:type="spellEnd"/>
-      <w:r>
-        <w:rPr>
-          <w:rFonts w:eastAsia="Roboto Mono" w:cstheme="minorHAnsi"/>
-          <w:color w:val="E69138"/>
-          <w:sz w:val="24"/>
-          <w:szCs w:val="24"/>
-        </w:rPr>
-        <w:t>[</w:t>
-      </w:r>
-      <w:proofErr w:type="gramEnd"/>
-      <w:r>
-        <w:rPr>
-          <w:rFonts w:eastAsia="Roboto Mono" w:cstheme="minorHAnsi"/>
-          <w:color w:val="E69138"/>
-          <w:sz w:val="24"/>
-          <w:szCs w:val="24"/>
-        </w:rPr>
-        <w:t>127]</w:t>
-      </w:r>
-      <w:r>
-        <w:rPr>
-          <w:rFonts w:cstheme="minorHAnsi"/>
-          <w:sz w:val="24"/>
-          <w:szCs w:val="24"/>
-        </w:rPr>
-        <w:t xml:space="preserve"> and progressing to</w:t>
-      </w:r>
-      <w:r>
-        <w:rPr>
-          <w:rFonts w:cstheme="minorHAnsi"/>
-          <w:color w:val="E69138"/>
-          <w:sz w:val="24"/>
-          <w:szCs w:val="24"/>
-        </w:rPr>
-        <w:t xml:space="preserve"> </w:t>
-      </w:r>
-      <w:proofErr w:type="spellStart"/>
-      <w:r>
-        <w:rPr>
-          <w:rFonts w:eastAsia="Roboto Mono" w:cstheme="minorHAnsi"/>
-          <w:color w:val="E69138"/>
-          <w:sz w:val="24"/>
-          <w:szCs w:val="24"/>
-        </w:rPr>
-        <w:t>data_</w:t>
-      </w:r>
-      <w:proofErr w:type="gramStart"/>
-      <w:r>
-        <w:rPr>
-          <w:rFonts w:eastAsia="Roboto Mono" w:cstheme="minorHAnsi"/>
-          <w:color w:val="E69138"/>
-          <w:sz w:val="24"/>
-          <w:szCs w:val="24"/>
-        </w:rPr>
-        <w:t>in</w:t>
-      </w:r>
-      <w:proofErr w:type="spellEnd"/>
-      <w:r>
-        <w:rPr>
-          <w:rFonts w:eastAsia="Roboto Mono" w:cstheme="minorHAnsi"/>
-          <w:color w:val="E69138"/>
-          <w:sz w:val="24"/>
-          <w:szCs w:val="24"/>
-        </w:rPr>
-        <w:t>[</w:t>
-      </w:r>
-      <w:proofErr w:type="gramEnd"/>
-      <w:r>
-        <w:rPr>
-          <w:rFonts w:eastAsia="Roboto Mono" w:cstheme="minorHAnsi"/>
-          <w:color w:val="E69138"/>
-          <w:sz w:val="24"/>
-          <w:szCs w:val="24"/>
-        </w:rPr>
-        <w:t>0</w:t>
+        <w:t>data_in[0</w:t>
       </w:r>
       <w:r>
         <w:rPr>
@@ -16314,7 +15665,7 @@
           <w:lang w:bidi="ar-EG"/>
         </w:rPr>
       </w:pPr>
-      <w:bookmarkStart w:id="35" w:name="_Toc240567391"/>
+      <w:bookmarkStart w:id="36" w:name="_Toc243417894"/>
       <w:r>
         <w:rPr>
           <w:rFonts w:asciiTheme="majorBidi" w:hAnsiTheme="majorBidi" w:cstheme="majorBidi"/>
@@ -16325,7 +15676,7 @@
         </w:rPr>
         <w:t>7.5 CRC Testbench:</w:t>
       </w:r>
-      <w:bookmarkEnd w:id="35"/>
+      <w:bookmarkEnd w:id="36"/>
     </w:p>
     <w:p>
       <w:pPr>
@@ -16508,7 +15859,6 @@
         </w:rPr>
         <w:t xml:space="preserve"> is asserted, the testbench compares: </w:t>
       </w:r>
-      <w:proofErr w:type="spellStart"/>
       <w:r>
         <w:rPr>
           <w:rFonts w:cstheme="minorHAnsi"/>
@@ -16516,57 +15866,7 @@
           <w:sz w:val="24"/>
           <w:szCs w:val="24"/>
         </w:rPr>
-        <w:t>data_with_</w:t>
-      </w:r>
-      <w:proofErr w:type="gramStart"/>
-      <w:r>
-        <w:rPr>
-          <w:rFonts w:cstheme="minorHAnsi"/>
-          <w:color w:val="E69138"/>
-          <w:sz w:val="24"/>
-          <w:szCs w:val="24"/>
-        </w:rPr>
-        <w:t>crc</w:t>
-      </w:r>
-      <w:proofErr w:type="spellEnd"/>
-      <w:r>
-        <w:rPr>
-          <w:rFonts w:cstheme="minorHAnsi"/>
-          <w:color w:val="E69138"/>
-          <w:sz w:val="24"/>
-          <w:szCs w:val="24"/>
-        </w:rPr>
-        <w:t>[</w:t>
-      </w:r>
-      <w:proofErr w:type="gramEnd"/>
-      <w:r>
-        <w:rPr>
-          <w:rFonts w:cstheme="minorHAnsi"/>
-          <w:color w:val="E69138"/>
-          <w:sz w:val="24"/>
-          <w:szCs w:val="24"/>
-        </w:rPr>
-        <w:t>15:</w:t>
-      </w:r>
-      <w:proofErr w:type="gramStart"/>
-      <w:r>
-        <w:rPr>
-          <w:rFonts w:cstheme="minorHAnsi"/>
-          <w:color w:val="E69138"/>
-          <w:sz w:val="24"/>
-          <w:szCs w:val="24"/>
-        </w:rPr>
-        <w:t>0 ]</w:t>
-      </w:r>
-      <w:proofErr w:type="gramEnd"/>
-      <w:r>
-        <w:rPr>
-          <w:rFonts w:cstheme="minorHAnsi"/>
-          <w:color w:val="E69138"/>
-          <w:sz w:val="24"/>
-          <w:szCs w:val="24"/>
-        </w:rPr>
-        <w:t xml:space="preserve"> </w:t>
+        <w:t xml:space="preserve">data_with_crc[15:0 ] </w:t>
       </w:r>
       <w:r>
         <w:rPr>
@@ -17204,7 +16504,6 @@
         </w:rPr>
         <w:t xml:space="preserve"> signal is high and the </w:t>
       </w:r>
-      <w:proofErr w:type="spellStart"/>
       <w:r>
         <w:rPr>
           <w:rFonts w:cstheme="minorHAnsi"/>
@@ -17216,7 +16515,6 @@
         </w:rPr>
         <w:t>data_in_reg</w:t>
       </w:r>
-      <w:proofErr w:type="spellEnd"/>
       <w:r>
         <w:rPr>
           <w:rFonts w:cstheme="minorHAnsi"/>
@@ -17226,7 +16524,6 @@
         </w:rPr>
         <w:t xml:space="preserve"> captured the data in </w:t>
       </w:r>
-      <w:proofErr w:type="spellStart"/>
       <w:r>
         <w:rPr>
           <w:rFonts w:cstheme="minorHAnsi"/>
@@ -17238,7 +16535,6 @@
         </w:rPr>
         <w:t>data_in</w:t>
       </w:r>
-      <w:proofErr w:type="spellEnd"/>
       <w:r>
         <w:rPr>
           <w:rFonts w:cstheme="minorHAnsi"/>
@@ -17378,27 +16674,7 @@
           <w:szCs w:val="24"/>
           <w:lang w:bidi="ar-EG"/>
         </w:rPr>
-        <w:t xml:space="preserve"> = </w:t>
-      </w:r>
-      <w:proofErr w:type="gramStart"/>
-      <w:r>
-        <w:rPr>
-          <w:rFonts w:cstheme="minorHAnsi"/>
-          <w:sz w:val="24"/>
-          <w:szCs w:val="24"/>
-          <w:lang w:bidi="ar-EG"/>
-        </w:rPr>
-        <w:t>128 ,the</w:t>
-      </w:r>
-      <w:proofErr w:type="gramEnd"/>
-      <w:r>
-        <w:rPr>
-          <w:rFonts w:cstheme="minorHAnsi"/>
-          <w:sz w:val="24"/>
-          <w:szCs w:val="24"/>
-          <w:lang w:bidi="ar-EG"/>
-        </w:rPr>
-        <w:t xml:space="preserve"> </w:t>
+        <w:t xml:space="preserve"> = 128 ,the </w:t>
       </w:r>
       <w:r>
         <w:rPr>
@@ -17438,29 +16714,8 @@
           <w:szCs w:val="24"/>
           <w:lang w:bidi="ar-EG"/>
         </w:rPr>
-        <w:t xml:space="preserve"> signal gets low indicating readiness for another CRC calculation </w:t>
-      </w:r>
-      <w:proofErr w:type="gramStart"/>
-      <w:r>
-        <w:rPr>
-          <w:rFonts w:cstheme="minorHAnsi"/>
-          <w:sz w:val="24"/>
-          <w:szCs w:val="24"/>
-          <w:lang w:bidi="ar-EG"/>
-        </w:rPr>
-        <w:t>and  the</w:t>
-      </w:r>
-      <w:proofErr w:type="gramEnd"/>
-      <w:r>
-        <w:rPr>
-          <w:rFonts w:cstheme="minorHAnsi"/>
-          <w:sz w:val="24"/>
-          <w:szCs w:val="24"/>
-          <w:lang w:bidi="ar-EG"/>
-        </w:rPr>
-        <w:t xml:space="preserve"> </w:t>
-      </w:r>
-      <w:proofErr w:type="spellStart"/>
+        <w:t xml:space="preserve"> signal gets low indicating readiness for another CRC calculation and  the </w:t>
+      </w:r>
       <w:r>
         <w:rPr>
           <w:rFonts w:cstheme="minorHAnsi"/>
@@ -17472,7 +16727,6 @@
         </w:rPr>
         <w:t>data_with_crc</w:t>
       </w:r>
-      <w:proofErr w:type="spellEnd"/>
       <w:r>
         <w:rPr>
           <w:rFonts w:cstheme="minorHAnsi"/>
@@ -17777,7 +17031,7 @@
           <w:lang w:bidi="ar-EG"/>
         </w:rPr>
       </w:pPr>
-      <w:bookmarkStart w:id="36" w:name="_Toc240567392"/>
+      <w:bookmarkStart w:id="37" w:name="_Toc243417895"/>
       <w:r>
         <w:rPr>
           <w:rFonts w:asciiTheme="majorBidi" w:hAnsiTheme="majorBidi" w:cstheme="majorBidi"/>
@@ -17790,7 +17044,7 @@
         <w:lastRenderedPageBreak/>
         <w:t>End-to-End Data Path and Integration</w:t>
       </w:r>
-      <w:bookmarkEnd w:id="36"/>
+      <w:bookmarkEnd w:id="37"/>
     </w:p>
     <w:p>
       <w:pPr>
@@ -17830,7 +17084,7 @@
           <w:lang w:bidi="ar-EG"/>
         </w:rPr>
       </w:pPr>
-      <w:bookmarkStart w:id="37" w:name="_Toc240567393"/>
+      <w:bookmarkStart w:id="38" w:name="_Toc243417896"/>
       <w:r>
         <w:rPr>
           <w:color w:val="0070C0"/>
@@ -17839,7 +17093,7 @@
         </w:rPr>
         <w:t>8.1 Recommended Transmission Sequence:</w:t>
       </w:r>
-      <w:bookmarkEnd w:id="37"/>
+      <w:bookmarkEnd w:id="38"/>
     </w:p>
     <w:p>
       <w:pPr>
@@ -18000,27 +17254,7 @@
           <w:szCs w:val="24"/>
           <w:lang w:bidi="ar-EG"/>
         </w:rPr>
-        <w:t xml:space="preserve">Wait until CRC asserts done and </w:t>
-      </w:r>
-      <w:proofErr w:type="spellStart"/>
-      <w:r>
-        <w:rPr>
-          <w:rFonts w:cstheme="minorHAnsi"/>
-          <w:sz w:val="24"/>
-          <w:szCs w:val="24"/>
-          <w:lang w:bidi="ar-EG"/>
-        </w:rPr>
-        <w:t>crc_out</w:t>
-      </w:r>
-      <w:proofErr w:type="spellEnd"/>
-      <w:r>
-        <w:rPr>
-          <w:rFonts w:cstheme="minorHAnsi"/>
-          <w:sz w:val="24"/>
-          <w:szCs w:val="24"/>
-          <w:lang w:bidi="ar-EG"/>
-        </w:rPr>
-        <w:t xml:space="preserve"> is valid. </w:t>
+        <w:t xml:space="preserve">Wait until CRC asserts done and crc_out is valid. </w:t>
       </w:r>
     </w:p>
     <w:p>
@@ -18143,7 +17377,7 @@
           <w:lang w:bidi="ar-EG"/>
         </w:rPr>
       </w:pPr>
-      <w:bookmarkStart w:id="38" w:name="_Toc240567394"/>
+      <w:bookmarkStart w:id="39" w:name="_Toc243417897"/>
       <w:r>
         <w:rPr>
           <w:color w:val="0070C0"/>
@@ -18153,7 +17387,7 @@
         </w:rPr>
         <w:t>8.2 Integrated State Machine:</w:t>
       </w:r>
-      <w:bookmarkEnd w:id="38"/>
+      <w:bookmarkEnd w:id="39"/>
     </w:p>
     <w:tbl>
       <w:tblPr>
@@ -18853,7 +18087,7 @@
           <w:lang w:bidi="ar-EG"/>
         </w:rPr>
       </w:pPr>
-      <w:bookmarkStart w:id="39" w:name="_Toc240567395"/>
+      <w:bookmarkStart w:id="40" w:name="_Toc243417898"/>
       <w:r>
         <w:rPr>
           <w:b/>
@@ -18862,9 +18096,10 @@
           <w:szCs w:val="32"/>
           <w:lang w:bidi="ar-EG"/>
         </w:rPr>
+        <w:lastRenderedPageBreak/>
         <w:t>Control and Handshake Strategy</w:t>
       </w:r>
-      <w:bookmarkEnd w:id="39"/>
+      <w:bookmarkEnd w:id="40"/>
     </w:p>
     <w:p>
       <w:pPr>
@@ -19332,7 +18567,7 @@
           <w:lang w:bidi="ar-EG"/>
         </w:rPr>
       </w:pPr>
-      <w:bookmarkStart w:id="40" w:name="_Toc240567396"/>
+      <w:bookmarkStart w:id="41" w:name="_Toc243417899"/>
       <w:r>
         <w:rPr>
           <w:color w:val="0070C0"/>
@@ -19342,7 +18577,7 @@
         </w:rPr>
         <w:t>9.1 Busy Protection:</w:t>
       </w:r>
-      <w:bookmarkEnd w:id="40"/>
+      <w:bookmarkEnd w:id="41"/>
     </w:p>
     <w:p>
       <w:pPr>
@@ -19371,7 +18606,7 @@
           <w:lang w:bidi="ar-EG"/>
         </w:rPr>
       </w:pPr>
-      <w:bookmarkStart w:id="41" w:name="_Toc240567397"/>
+      <w:bookmarkStart w:id="42" w:name="_Toc243417900"/>
       <w:r>
         <w:rPr>
           <w:color w:val="0070C0"/>
@@ -19381,7 +18616,7 @@
         </w:rPr>
         <w:t>9.2 Done Pulse Handling:</w:t>
       </w:r>
-      <w:bookmarkEnd w:id="41"/>
+      <w:bookmarkEnd w:id="42"/>
     </w:p>
     <w:p>
       <w:pPr>
@@ -19452,7 +18687,7 @@
           <w:szCs w:val="32"/>
         </w:rPr>
       </w:pPr>
-      <w:bookmarkStart w:id="42" w:name="_Toc240567398"/>
+      <w:bookmarkStart w:id="43" w:name="_Toc243417901"/>
       <w:r>
         <w:rPr>
           <w:b/>
@@ -19460,9 +18695,10 @@
           <w:sz w:val="32"/>
           <w:szCs w:val="32"/>
         </w:rPr>
+        <w:lastRenderedPageBreak/>
         <w:t>AES Integration with CRC</w:t>
       </w:r>
-      <w:bookmarkEnd w:id="42"/>
+      <w:bookmarkEnd w:id="43"/>
     </w:p>
     <w:p>
       <w:pPr>
@@ -19601,7 +18837,6 @@
         <w:rPr>
           <w:noProof/>
         </w:rPr>
-        <w:lastRenderedPageBreak/>
         <w:drawing>
           <wp:inline distT="0" distB="0" distL="0" distR="0" wp14:anchorId="27FBAF84" wp14:editId="7D892AAC">
             <wp:extent cx="4124814" cy="3691467"/>
@@ -19652,6 +18887,7 @@
         <w:rPr>
           <w:noProof/>
         </w:rPr>
+        <w:lastRenderedPageBreak/>
         <w:drawing>
           <wp:inline distT="0" distB="0" distL="0" distR="0" wp14:anchorId="123712E1" wp14:editId="65DC0818">
             <wp:extent cx="4318212" cy="4352282"/>
@@ -19702,7 +18938,6 @@
         <w:rPr>
           <w:noProof/>
         </w:rPr>
-        <w:lastRenderedPageBreak/>
         <w:drawing>
           <wp:inline distT="0" distB="0" distL="0" distR="0" wp14:anchorId="452F7010" wp14:editId="47EAEC81">
             <wp:extent cx="5943600" cy="2789555"/>
@@ -19764,6 +18999,16 @@
       <w:pPr>
         <w:spacing w:line="276" w:lineRule="auto"/>
         <w:jc w:val="center"/>
+        <w:rPr>
+          <w:sz w:val="24"/>
+          <w:szCs w:val="24"/>
+        </w:rPr>
+      </w:pPr>
+    </w:p>
+    <w:p>
+      <w:pPr>
+        <w:spacing w:line="276" w:lineRule="auto"/>
+        <w:jc w:val="center"/>
         <w:outlineLvl w:val="0"/>
         <w:rPr>
           <w:b/>
@@ -19772,7 +19017,7 @@
           <w:szCs w:val="32"/>
         </w:rPr>
       </w:pPr>
-      <w:bookmarkStart w:id="43" w:name="_Toc240567399"/>
+      <w:bookmarkStart w:id="44" w:name="_Toc243417902"/>
       <w:r>
         <w:rPr>
           <w:b/>
@@ -19780,18 +19025,557 @@
           <w:sz w:val="32"/>
           <w:szCs w:val="32"/>
         </w:rPr>
+        <w:lastRenderedPageBreak/>
+        <w:t>System Integration</w:t>
+      </w:r>
+      <w:bookmarkEnd w:id="44"/>
+    </w:p>
+    <w:p>
+      <w:pPr>
+        <w:spacing w:line="276" w:lineRule="auto"/>
+        <w:rPr>
+          <w:sz w:val="24"/>
+          <w:szCs w:val="24"/>
+        </w:rPr>
+      </w:pPr>
+      <w:r>
+        <w:rPr>
+          <w:b/>
+          <w:bCs/>
+          <w:sz w:val="32"/>
+          <w:szCs w:val="32"/>
+        </w:rPr>
+        <w:t xml:space="preserve"> </w:t>
+      </w:r>
+      <w:r>
+        <w:rPr>
+          <w:sz w:val="24"/>
+          <w:szCs w:val="24"/>
+        </w:rPr>
+        <w:t xml:space="preserve">The whole system is integrated and combined in one wrapper so, data is encrypted using AES block, after that Checked using CRC block, finally is transmitted through the UART Communication Protocol. </w:t>
+      </w:r>
+    </w:p>
+    <w:p>
+      <w:pPr>
+        <w:spacing w:line="276" w:lineRule="auto"/>
+        <w:rPr>
+          <w:sz w:val="24"/>
+          <w:szCs w:val="24"/>
+          <w:lang w:bidi="ar-EG"/>
+        </w:rPr>
+      </w:pPr>
+      <w:r>
+        <w:rPr>
+          <w:sz w:val="24"/>
+          <w:szCs w:val="24"/>
+        </w:rPr>
+        <w:t>In order to transmit the data from the CRC to UART there is a Serializer block that has been designed so that the Transmitter could capture the data easily.</w:t>
+      </w:r>
+    </w:p>
+    <w:p>
+      <w:pPr>
+        <w:spacing w:line="276" w:lineRule="auto"/>
+        <w:rPr>
+          <w:sz w:val="24"/>
+          <w:szCs w:val="24"/>
+          <w:lang w:bidi="ar-EG"/>
+        </w:rPr>
+      </w:pPr>
+      <w:r>
+        <w:rPr>
+          <w:noProof/>
+        </w:rPr>
+        <w:drawing>
+          <wp:inline distT="0" distB="0" distL="0" distR="0" wp14:anchorId="3373AE33" wp14:editId="3FDFD2D6">
+            <wp:extent cx="5943600" cy="1822450"/>
+            <wp:effectExtent l="0" t="0" r="0" b="6350"/>
+            <wp:docPr id="15" name="Picture 15"/>
+            <wp:cNvGraphicFramePr>
+              <a:graphicFrameLocks xmlns:a="http://schemas.openxmlformats.org/drawingml/2006/main" noChangeAspect="1"/>
+            </wp:cNvGraphicFramePr>
+            <a:graphic xmlns:a="http://schemas.openxmlformats.org/drawingml/2006/main">
+              <a:graphicData uri="http://schemas.openxmlformats.org/drawingml/2006/picture">
+                <pic:pic xmlns:pic="http://schemas.openxmlformats.org/drawingml/2006/picture">
+                  <pic:nvPicPr>
+                    <pic:cNvPr id="1" name=""/>
+                    <pic:cNvPicPr/>
+                  </pic:nvPicPr>
+                  <pic:blipFill>
+                    <a:blip r:embed="rId28"/>
+                    <a:stretch>
+                      <a:fillRect/>
+                    </a:stretch>
+                  </pic:blipFill>
+                  <pic:spPr>
+                    <a:xfrm>
+                      <a:off x="0" y="0"/>
+                      <a:ext cx="5943600" cy="1822450"/>
+                    </a:xfrm>
+                    <a:prstGeom prst="rect">
+                      <a:avLst/>
+                    </a:prstGeom>
+                  </pic:spPr>
+                </pic:pic>
+              </a:graphicData>
+            </a:graphic>
+          </wp:inline>
+        </w:drawing>
+      </w:r>
+    </w:p>
+    <w:p>
+      <w:pPr>
+        <w:tabs>
+          <w:tab w:val="left" w:pos="465"/>
+        </w:tabs>
+        <w:jc w:val="center"/>
+        <w:rPr>
+          <w:sz w:val="24"/>
+          <w:szCs w:val="24"/>
+          <w:lang w:bidi="ar-EG"/>
+        </w:rPr>
+      </w:pPr>
+      <w:r>
+        <w:rPr>
+          <w:noProof/>
+        </w:rPr>
+        <w:drawing>
+          <wp:inline distT="0" distB="0" distL="0" distR="0" wp14:anchorId="2D6B1FEE" wp14:editId="34796EFE">
+            <wp:extent cx="4052284" cy="2062508"/>
+            <wp:effectExtent l="0" t="0" r="5715" b="0"/>
+            <wp:docPr id="18" name="Picture 18"/>
+            <wp:cNvGraphicFramePr>
+              <a:graphicFrameLocks xmlns:a="http://schemas.openxmlformats.org/drawingml/2006/main" noChangeAspect="1"/>
+            </wp:cNvGraphicFramePr>
+            <a:graphic xmlns:a="http://schemas.openxmlformats.org/drawingml/2006/main">
+              <a:graphicData uri="http://schemas.openxmlformats.org/drawingml/2006/picture">
+                <pic:pic xmlns:pic="http://schemas.openxmlformats.org/drawingml/2006/picture">
+                  <pic:nvPicPr>
+                    <pic:cNvPr id="1" name=""/>
+                    <pic:cNvPicPr/>
+                  </pic:nvPicPr>
+                  <pic:blipFill>
+                    <a:blip r:embed="rId29"/>
+                    <a:stretch>
+                      <a:fillRect/>
+                    </a:stretch>
+                  </pic:blipFill>
+                  <pic:spPr>
+                    <a:xfrm>
+                      <a:off x="0" y="0"/>
+                      <a:ext cx="4073216" cy="2073162"/>
+                    </a:xfrm>
+                    <a:prstGeom prst="rect">
+                      <a:avLst/>
+                    </a:prstGeom>
+                  </pic:spPr>
+                </pic:pic>
+              </a:graphicData>
+            </a:graphic>
+          </wp:inline>
+        </w:drawing>
+      </w:r>
+    </w:p>
+    <w:p>
+      <w:pPr>
+        <w:tabs>
+          <w:tab w:val="left" w:pos="4103"/>
+        </w:tabs>
+        <w:jc w:val="center"/>
+        <w:rPr>
+          <w:sz w:val="24"/>
+          <w:szCs w:val="24"/>
+          <w:lang w:bidi="ar-EG"/>
+        </w:rPr>
+      </w:pPr>
+      <w:r>
+        <w:rPr>
+          <w:noProof/>
+        </w:rPr>
+        <w:drawing>
+          <wp:inline distT="0" distB="0" distL="0" distR="0" wp14:anchorId="15A79AE9" wp14:editId="0B6BECF2">
+            <wp:extent cx="3670102" cy="2404782"/>
+            <wp:effectExtent l="0" t="0" r="6985" b="0"/>
+            <wp:docPr id="21" name="Picture 21"/>
+            <wp:cNvGraphicFramePr>
+              <a:graphicFrameLocks xmlns:a="http://schemas.openxmlformats.org/drawingml/2006/main" noChangeAspect="1"/>
+            </wp:cNvGraphicFramePr>
+            <a:graphic xmlns:a="http://schemas.openxmlformats.org/drawingml/2006/main">
+              <a:graphicData uri="http://schemas.openxmlformats.org/drawingml/2006/picture">
+                <pic:pic xmlns:pic="http://schemas.openxmlformats.org/drawingml/2006/picture">
+                  <pic:nvPicPr>
+                    <pic:cNvPr id="1" name=""/>
+                    <pic:cNvPicPr/>
+                  </pic:nvPicPr>
+                  <pic:blipFill>
+                    <a:blip r:embed="rId30"/>
+                    <a:stretch>
+                      <a:fillRect/>
+                    </a:stretch>
+                  </pic:blipFill>
+                  <pic:spPr>
+                    <a:xfrm>
+                      <a:off x="0" y="0"/>
+                      <a:ext cx="3681658" cy="2412354"/>
+                    </a:xfrm>
+                    <a:prstGeom prst="rect">
+                      <a:avLst/>
+                    </a:prstGeom>
+                  </pic:spPr>
+                </pic:pic>
+              </a:graphicData>
+            </a:graphic>
+          </wp:inline>
+        </w:drawing>
+      </w:r>
+    </w:p>
+    <w:p>
+      <w:pPr>
+        <w:tabs>
+          <w:tab w:val="left" w:pos="4103"/>
+        </w:tabs>
+        <w:jc w:val="center"/>
+        <w:rPr>
+          <w:sz w:val="24"/>
+          <w:szCs w:val="24"/>
+          <w:lang w:bidi="ar-EG"/>
+        </w:rPr>
+      </w:pPr>
+      <w:r>
+        <w:rPr>
+          <w:noProof/>
+        </w:rPr>
+        <w:lastRenderedPageBreak/>
+        <w:drawing>
+          <wp:inline distT="0" distB="0" distL="0" distR="0" wp14:anchorId="26737B00" wp14:editId="0357257A">
+            <wp:extent cx="3640640" cy="2327524"/>
+            <wp:effectExtent l="0" t="0" r="0" b="0"/>
+            <wp:docPr id="22" name="Picture 22"/>
+            <wp:cNvGraphicFramePr>
+              <a:graphicFrameLocks xmlns:a="http://schemas.openxmlformats.org/drawingml/2006/main" noChangeAspect="1"/>
+            </wp:cNvGraphicFramePr>
+            <a:graphic xmlns:a="http://schemas.openxmlformats.org/drawingml/2006/main">
+              <a:graphicData uri="http://schemas.openxmlformats.org/drawingml/2006/picture">
+                <pic:pic xmlns:pic="http://schemas.openxmlformats.org/drawingml/2006/picture">
+                  <pic:nvPicPr>
+                    <pic:cNvPr id="1" name=""/>
+                    <pic:cNvPicPr/>
+                  </pic:nvPicPr>
+                  <pic:blipFill>
+                    <a:blip r:embed="rId31"/>
+                    <a:stretch>
+                      <a:fillRect/>
+                    </a:stretch>
+                  </pic:blipFill>
+                  <pic:spPr>
+                    <a:xfrm>
+                      <a:off x="0" y="0"/>
+                      <a:ext cx="3660714" cy="2340357"/>
+                    </a:xfrm>
+                    <a:prstGeom prst="rect">
+                      <a:avLst/>
+                    </a:prstGeom>
+                  </pic:spPr>
+                </pic:pic>
+              </a:graphicData>
+            </a:graphic>
+          </wp:inline>
+        </w:drawing>
+      </w:r>
+    </w:p>
+    <w:p>
+      <w:pPr>
+        <w:tabs>
+          <w:tab w:val="left" w:pos="4103"/>
+        </w:tabs>
+        <w:jc w:val="center"/>
+        <w:rPr>
+          <w:sz w:val="24"/>
+          <w:szCs w:val="24"/>
+          <w:lang w:bidi="ar-EG"/>
+        </w:rPr>
+      </w:pPr>
+      <w:r>
+        <w:rPr>
+          <w:noProof/>
+        </w:rPr>
+        <w:drawing>
+          <wp:inline distT="0" distB="0" distL="0" distR="0" wp14:anchorId="4C37AB6A" wp14:editId="1323F3AE">
+            <wp:extent cx="3675758" cy="2454432"/>
+            <wp:effectExtent l="0" t="0" r="1270" b="3175"/>
+            <wp:docPr id="23" name="Picture 23"/>
+            <wp:cNvGraphicFramePr>
+              <a:graphicFrameLocks xmlns:a="http://schemas.openxmlformats.org/drawingml/2006/main" noChangeAspect="1"/>
+            </wp:cNvGraphicFramePr>
+            <a:graphic xmlns:a="http://schemas.openxmlformats.org/drawingml/2006/main">
+              <a:graphicData uri="http://schemas.openxmlformats.org/drawingml/2006/picture">
+                <pic:pic xmlns:pic="http://schemas.openxmlformats.org/drawingml/2006/picture">
+                  <pic:nvPicPr>
+                    <pic:cNvPr id="1" name=""/>
+                    <pic:cNvPicPr/>
+                  </pic:nvPicPr>
+                  <pic:blipFill>
+                    <a:blip r:embed="rId32"/>
+                    <a:stretch>
+                      <a:fillRect/>
+                    </a:stretch>
+                  </pic:blipFill>
+                  <pic:spPr>
+                    <a:xfrm>
+                      <a:off x="0" y="0"/>
+                      <a:ext cx="3693064" cy="2465988"/>
+                    </a:xfrm>
+                    <a:prstGeom prst="rect">
+                      <a:avLst/>
+                    </a:prstGeom>
+                  </pic:spPr>
+                </pic:pic>
+              </a:graphicData>
+            </a:graphic>
+          </wp:inline>
+        </w:drawing>
+      </w:r>
+    </w:p>
+    <w:p>
+      <w:pPr>
+        <w:jc w:val="center"/>
+        <w:rPr>
+          <w:sz w:val="24"/>
+          <w:szCs w:val="24"/>
+          <w:lang w:bidi="ar-EG"/>
+        </w:rPr>
+      </w:pPr>
+      <w:r>
+        <w:rPr>
+          <w:noProof/>
+        </w:rPr>
+        <w:drawing>
+          <wp:inline distT="0" distB="0" distL="0" distR="0" wp14:anchorId="1192EC86" wp14:editId="184008E0">
+            <wp:extent cx="3685354" cy="2319884"/>
+            <wp:effectExtent l="0" t="0" r="0" b="4445"/>
+            <wp:docPr id="24" name="Picture 24"/>
+            <wp:cNvGraphicFramePr>
+              <a:graphicFrameLocks xmlns:a="http://schemas.openxmlformats.org/drawingml/2006/main" noChangeAspect="1"/>
+            </wp:cNvGraphicFramePr>
+            <a:graphic xmlns:a="http://schemas.openxmlformats.org/drawingml/2006/main">
+              <a:graphicData uri="http://schemas.openxmlformats.org/drawingml/2006/picture">
+                <pic:pic xmlns:pic="http://schemas.openxmlformats.org/drawingml/2006/picture">
+                  <pic:nvPicPr>
+                    <pic:cNvPr id="1" name=""/>
+                    <pic:cNvPicPr/>
+                  </pic:nvPicPr>
+                  <pic:blipFill>
+                    <a:blip r:embed="rId33"/>
+                    <a:stretch>
+                      <a:fillRect/>
+                    </a:stretch>
+                  </pic:blipFill>
+                  <pic:spPr>
+                    <a:xfrm>
+                      <a:off x="0" y="0"/>
+                      <a:ext cx="3703593" cy="2331365"/>
+                    </a:xfrm>
+                    <a:prstGeom prst="rect">
+                      <a:avLst/>
+                    </a:prstGeom>
+                  </pic:spPr>
+                </pic:pic>
+              </a:graphicData>
+            </a:graphic>
+          </wp:inline>
+        </w:drawing>
+      </w:r>
+    </w:p>
+    <w:p>
+      <w:pPr>
+        <w:tabs>
+          <w:tab w:val="left" w:pos="3113"/>
+        </w:tabs>
+        <w:rPr>
+          <w:sz w:val="24"/>
+          <w:szCs w:val="24"/>
+          <w:lang w:bidi="ar-EG"/>
+        </w:rPr>
+      </w:pPr>
+      <w:r>
+        <w:rPr>
+          <w:sz w:val="24"/>
+          <w:szCs w:val="24"/>
+          <w:lang w:bidi="ar-EG"/>
+        </w:rPr>
+        <w:tab/>
+      </w:r>
+    </w:p>
+    <w:p>
+      <w:pPr>
+        <w:spacing w:line="276" w:lineRule="auto"/>
+        <w:rPr>
+          <w:sz w:val="24"/>
+          <w:szCs w:val="24"/>
+          <w:lang w:bidi="ar-EG"/>
+        </w:rPr>
+      </w:pPr>
+      <w:r>
+        <w:rPr>
+          <w:noProof/>
+        </w:rPr>
+        <w:lastRenderedPageBreak/>
+        <w:drawing>
+          <wp:inline distT="0" distB="0" distL="0" distR="0" wp14:anchorId="4DF66A20" wp14:editId="5A0B5F27">
+            <wp:extent cx="5943600" cy="5770245"/>
+            <wp:effectExtent l="0" t="0" r="0" b="1905"/>
+            <wp:docPr id="17" name="Picture 17"/>
+            <wp:cNvGraphicFramePr>
+              <a:graphicFrameLocks xmlns:a="http://schemas.openxmlformats.org/drawingml/2006/main" noChangeAspect="1"/>
+            </wp:cNvGraphicFramePr>
+            <a:graphic xmlns:a="http://schemas.openxmlformats.org/drawingml/2006/main">
+              <a:graphicData uri="http://schemas.openxmlformats.org/drawingml/2006/picture">
+                <pic:pic xmlns:pic="http://schemas.openxmlformats.org/drawingml/2006/picture">
+                  <pic:nvPicPr>
+                    <pic:cNvPr id="1" name=""/>
+                    <pic:cNvPicPr/>
+                  </pic:nvPicPr>
+                  <pic:blipFill>
+                    <a:blip r:embed="rId34"/>
+                    <a:stretch>
+                      <a:fillRect/>
+                    </a:stretch>
+                  </pic:blipFill>
+                  <pic:spPr>
+                    <a:xfrm>
+                      <a:off x="0" y="0"/>
+                      <a:ext cx="5943600" cy="5770245"/>
+                    </a:xfrm>
+                    <a:prstGeom prst="rect">
+                      <a:avLst/>
+                    </a:prstGeom>
+                  </pic:spPr>
+                </pic:pic>
+              </a:graphicData>
+            </a:graphic>
+          </wp:inline>
+        </w:drawing>
+      </w:r>
+    </w:p>
+    <w:p>
+      <w:pPr>
+        <w:spacing w:line="276" w:lineRule="auto"/>
+        <w:rPr>
+          <w:sz w:val="24"/>
+          <w:szCs w:val="24"/>
+          <w:lang w:bidi="ar-EG"/>
+        </w:rPr>
+      </w:pPr>
+    </w:p>
+    <w:p>
+      <w:pPr>
+        <w:spacing w:line="276" w:lineRule="auto"/>
+        <w:rPr>
+          <w:sz w:val="24"/>
+          <w:szCs w:val="24"/>
+          <w:lang w:bidi="ar-EG"/>
+        </w:rPr>
+      </w:pPr>
+      <w:r>
+        <w:rPr>
+          <w:noProof/>
+        </w:rPr>
+        <w:drawing>
+          <wp:inline distT="0" distB="0" distL="0" distR="0" wp14:anchorId="2F12BF44" wp14:editId="7D40696B">
+            <wp:extent cx="5591175" cy="952500"/>
+            <wp:effectExtent l="0" t="0" r="9525" b="0"/>
+            <wp:docPr id="25" name="Picture 25"/>
+            <wp:cNvGraphicFramePr>
+              <a:graphicFrameLocks xmlns:a="http://schemas.openxmlformats.org/drawingml/2006/main" noChangeAspect="1"/>
+            </wp:cNvGraphicFramePr>
+            <a:graphic xmlns:a="http://schemas.openxmlformats.org/drawingml/2006/main">
+              <a:graphicData uri="http://schemas.openxmlformats.org/drawingml/2006/picture">
+                <pic:pic xmlns:pic="http://schemas.openxmlformats.org/drawingml/2006/picture">
+                  <pic:nvPicPr>
+                    <pic:cNvPr id="1" name=""/>
+                    <pic:cNvPicPr/>
+                  </pic:nvPicPr>
+                  <pic:blipFill>
+                    <a:blip r:embed="rId35"/>
+                    <a:stretch>
+                      <a:fillRect/>
+                    </a:stretch>
+                  </pic:blipFill>
+                  <pic:spPr>
+                    <a:xfrm>
+                      <a:off x="0" y="0"/>
+                      <a:ext cx="5591175" cy="952500"/>
+                    </a:xfrm>
+                    <a:prstGeom prst="rect">
+                      <a:avLst/>
+                    </a:prstGeom>
+                  </pic:spPr>
+                </pic:pic>
+              </a:graphicData>
+            </a:graphic>
+          </wp:inline>
+        </w:drawing>
+      </w:r>
+    </w:p>
+    <w:p>
+      <w:pPr>
+        <w:spacing w:line="276" w:lineRule="auto"/>
+        <w:rPr>
+          <w:sz w:val="24"/>
+          <w:szCs w:val="24"/>
+          <w:lang w:bidi="ar-EG"/>
+        </w:rPr>
+      </w:pPr>
+    </w:p>
+    <w:p>
+      <w:pPr>
+        <w:spacing w:line="276" w:lineRule="auto"/>
+        <w:rPr>
+          <w:sz w:val="24"/>
+          <w:szCs w:val="24"/>
+          <w:lang w:bidi="ar-EG"/>
+        </w:rPr>
+      </w:pPr>
+    </w:p>
+    <w:p>
+      <w:pPr>
+        <w:spacing w:line="276" w:lineRule="auto"/>
+        <w:rPr>
+          <w:rFonts w:hint="cs"/>
+          <w:sz w:val="24"/>
+          <w:szCs w:val="24"/>
+          <w:lang w:bidi="ar-EG"/>
+        </w:rPr>
+      </w:pPr>
+    </w:p>
+    <w:p>
+      <w:pPr>
+        <w:spacing w:line="276" w:lineRule="auto"/>
+        <w:jc w:val="center"/>
+        <w:outlineLvl w:val="0"/>
+        <w:rPr>
+          <w:b/>
+          <w:bCs/>
+          <w:sz w:val="32"/>
+          <w:szCs w:val="32"/>
+        </w:rPr>
+      </w:pPr>
+      <w:bookmarkStart w:id="45" w:name="_Toc243417903"/>
+      <w:r>
+        <w:rPr>
+          <w:b/>
+          <w:bCs/>
+          <w:sz w:val="32"/>
+          <w:szCs w:val="32"/>
+        </w:rPr>
+        <w:lastRenderedPageBreak/>
         <w:t>Timing and Synthesizability Considerations</w:t>
       </w:r>
-      <w:bookmarkEnd w:id="43"/>
+      <w:bookmarkEnd w:id="45"/>
     </w:p>
     <w:p>
       <w:pPr>
         <w:spacing w:line="276" w:lineRule="auto"/>
         <w:jc w:val="both"/>
-        <w:rPr>
-          <w:sz w:val="24"/>
-          <w:szCs w:val="24"/>
-        </w:rPr>
       </w:pPr>
       <w:r>
         <w:rPr>
@@ -19814,7 +19598,7 @@
           <w:lang w:bidi="ar-EG"/>
         </w:rPr>
       </w:pPr>
-      <w:bookmarkStart w:id="44" w:name="_Toc240567400"/>
+      <w:bookmarkStart w:id="46" w:name="_Toc243417904"/>
       <w:r>
         <w:rPr>
           <w:color w:val="0070C0"/>
@@ -19824,7 +19608,7 @@
         </w:rPr>
         <w:t>10.1 AES Timing:</w:t>
       </w:r>
-      <w:bookmarkEnd w:id="44"/>
+      <w:bookmarkEnd w:id="46"/>
     </w:p>
     <w:p>
       <w:pPr>
@@ -19853,27 +19637,7 @@
           <w:sz w:val="24"/>
           <w:szCs w:val="24"/>
         </w:rPr>
-        <w:t xml:space="preserve">An iterative AES architecture reduces hardware area by reusing the round </w:t>
-      </w:r>
-      <w:proofErr w:type="spellStart"/>
-      <w:r>
-        <w:rPr>
-          <w:rFonts w:ascii="Calibri" w:eastAsia="Calibri" w:hAnsi="Calibri" w:cs="Calibri"/>
-          <w:color w:val="000000"/>
-          <w:sz w:val="24"/>
-          <w:szCs w:val="24"/>
-        </w:rPr>
-        <w:t>datapath</w:t>
-      </w:r>
-      <w:proofErr w:type="spellEnd"/>
-      <w:r>
-        <w:rPr>
-          <w:rFonts w:ascii="Calibri" w:eastAsia="Calibri" w:hAnsi="Calibri" w:cs="Calibri"/>
-          <w:color w:val="000000"/>
-          <w:sz w:val="24"/>
-          <w:szCs w:val="24"/>
-        </w:rPr>
-        <w:t>.</w:t>
+        <w:t>An iterative AES architecture reduces hardware area by reusing the round datapath.</w:t>
       </w:r>
     </w:p>
     <w:p>
@@ -19903,27 +19667,7 @@
           <w:sz w:val="24"/>
           <w:szCs w:val="24"/>
         </w:rPr>
-        <w:t xml:space="preserve">The critical path can be influenced by the S-box implementation, </w:t>
-      </w:r>
-      <w:proofErr w:type="spellStart"/>
-      <w:r>
-        <w:rPr>
-          <w:rFonts w:ascii="Calibri" w:eastAsia="Calibri" w:hAnsi="Calibri" w:cs="Calibri"/>
-          <w:color w:val="000000"/>
-          <w:sz w:val="24"/>
-          <w:szCs w:val="24"/>
-        </w:rPr>
-        <w:t>MixColumns</w:t>
-      </w:r>
-      <w:proofErr w:type="spellEnd"/>
-      <w:r>
-        <w:rPr>
-          <w:rFonts w:ascii="Calibri" w:eastAsia="Calibri" w:hAnsi="Calibri" w:cs="Calibri"/>
-          <w:color w:val="000000"/>
-          <w:sz w:val="24"/>
-          <w:szCs w:val="24"/>
-        </w:rPr>
-        <w:t xml:space="preserve"> logic, and key-expansion logic.</w:t>
+        <w:t>The critical path can be influenced by the S-box implementation, MixColumns logic, and key-expansion logic.</w:t>
       </w:r>
     </w:p>
     <w:p>
@@ -19996,7 +19740,7 @@
           <w:lang w:bidi="ar-EG"/>
         </w:rPr>
       </w:pPr>
-      <w:bookmarkStart w:id="45" w:name="_Toc240567401"/>
+      <w:bookmarkStart w:id="47" w:name="_Toc243417905"/>
       <w:r>
         <w:rPr>
           <w:color w:val="0070C0"/>
@@ -20006,7 +19750,7 @@
         </w:rPr>
         <w:t>10.2 CRC Timing:</w:t>
       </w:r>
-      <w:bookmarkEnd w:id="45"/>
+      <w:bookmarkEnd w:id="47"/>
     </w:p>
     <w:p>
       <w:pPr>
@@ -20124,7 +19868,7 @@
           <w:lang w:bidi="ar-EG"/>
         </w:rPr>
       </w:pPr>
-      <w:bookmarkStart w:id="46" w:name="_Toc240567402"/>
+      <w:bookmarkStart w:id="48" w:name="_Toc243417906"/>
       <w:r>
         <w:rPr>
           <w:color w:val="0070C0"/>
@@ -20132,10 +19876,9 @@
           <w:szCs w:val="28"/>
           <w:lang w:bidi="ar-EG"/>
         </w:rPr>
-        <w:lastRenderedPageBreak/>
         <w:t>10.3 UART Timing:</w:t>
       </w:r>
-      <w:bookmarkEnd w:id="46"/>
+      <w:bookmarkEnd w:id="48"/>
     </w:p>
     <w:p>
       <w:pPr>
@@ -20237,7 +19980,7 @@
           <w:lang w:bidi="ar-EG"/>
         </w:rPr>
       </w:pPr>
-      <w:bookmarkStart w:id="47" w:name="_Toc240567403"/>
+      <w:bookmarkStart w:id="49" w:name="_Toc243417907"/>
       <w:r>
         <w:rPr>
           <w:color w:val="0070C0"/>
@@ -20247,7 +19990,7 @@
         </w:rPr>
         <w:t>10.4 Reset Strategy:</w:t>
       </w:r>
-      <w:bookmarkEnd w:id="47"/>
+      <w:bookmarkEnd w:id="49"/>
     </w:p>
     <w:p>
       <w:pPr>
@@ -20314,7 +20057,7 @@
           <w:lang w:bidi="ar-EG"/>
         </w:rPr>
       </w:pPr>
-      <w:bookmarkStart w:id="48" w:name="_Toc240567404"/>
+      <w:bookmarkStart w:id="50" w:name="_Toc243417908"/>
       <w:r>
         <w:rPr>
           <w:b/>
@@ -20323,9 +20066,10 @@
           <w:szCs w:val="32"/>
           <w:lang w:bidi="ar-EG"/>
         </w:rPr>
+        <w:lastRenderedPageBreak/>
         <w:t>Design Decisions and Engineering Rationale</w:t>
       </w:r>
-      <w:bookmarkEnd w:id="48"/>
+      <w:bookmarkEnd w:id="50"/>
     </w:p>
     <w:tbl>
       <w:tblPr>
@@ -20684,7 +20428,7 @@
           <w:lang w:bidi="ar-EG"/>
         </w:rPr>
       </w:pPr>
-      <w:bookmarkStart w:id="49" w:name="_Toc240567405"/>
+      <w:bookmarkStart w:id="51" w:name="_Toc243417909"/>
       <w:r>
         <w:rPr>
           <w:color w:val="0070C0"/>
@@ -20692,10 +20436,9 @@
           <w:szCs w:val="28"/>
           <w:lang w:bidi="ar-EG"/>
         </w:rPr>
-        <w:lastRenderedPageBreak/>
         <w:t>11.1 Security and Integrity:</w:t>
       </w:r>
-      <w:bookmarkEnd w:id="49"/>
+      <w:bookmarkEnd w:id="51"/>
     </w:p>
     <w:p>
       <w:pPr>
@@ -20724,7 +20467,7 @@
           <w:lang w:bidi="ar-EG"/>
         </w:rPr>
       </w:pPr>
-      <w:bookmarkStart w:id="50" w:name="_Toc240567406"/>
+      <w:bookmarkStart w:id="52" w:name="_Toc243417910"/>
       <w:r>
         <w:rPr>
           <w:color w:val="0070C0"/>
@@ -20734,7 +20477,7 @@
         </w:rPr>
         <w:t>11.2 CRC After Encryption:</w:t>
       </w:r>
-      <w:bookmarkEnd w:id="50"/>
+      <w:bookmarkEnd w:id="52"/>
     </w:p>
     <w:p>
       <w:pPr>
@@ -20804,7 +20547,7 @@
           <w:lang w:bidi="ar-EG"/>
         </w:rPr>
       </w:pPr>
-      <w:bookmarkStart w:id="51" w:name="_Toc240567407"/>
+      <w:bookmarkStart w:id="53" w:name="_Toc243417911"/>
       <w:r>
         <w:rPr>
           <w:b/>
@@ -20813,9 +20556,10 @@
           <w:szCs w:val="32"/>
           <w:lang w:bidi="ar-EG"/>
         </w:rPr>
+        <w:lastRenderedPageBreak/>
         <w:t>Limitations and Future Improvements</w:t>
       </w:r>
-      <w:bookmarkEnd w:id="51"/>
+      <w:bookmarkEnd w:id="53"/>
     </w:p>
     <w:p>
       <w:pPr>
@@ -21039,7 +20783,7 @@
           <w:lang w:bidi="ar-EG"/>
         </w:rPr>
       </w:pPr>
-      <w:bookmarkStart w:id="52" w:name="_Toc240567408"/>
+      <w:bookmarkStart w:id="54" w:name="_Toc243417912"/>
       <w:r>
         <w:rPr>
           <w:b/>
@@ -21050,7 +20794,7 @@
         </w:rPr>
         <w:t>Final Specifications</w:t>
       </w:r>
-      <w:bookmarkEnd w:id="52"/>
+      <w:bookmarkEnd w:id="54"/>
     </w:p>
     <w:tbl>
       <w:tblPr>
@@ -21252,55 +20996,7 @@
                 <w:sz w:val="20"/>
                 <w:szCs w:val="20"/>
               </w:rPr>
-              <w:t xml:space="preserve">CRC-16/XMODEM, polynomial 0x1021, initial value 0x0000, </w:t>
-            </w:r>
-            <w:proofErr w:type="spellStart"/>
-            <w:r>
-              <w:rPr>
-                <w:sz w:val="20"/>
-                <w:szCs w:val="20"/>
-              </w:rPr>
-              <w:t>RefIn</w:t>
-            </w:r>
-            <w:proofErr w:type="spellEnd"/>
-            <w:r>
-              <w:rPr>
-                <w:sz w:val="20"/>
-                <w:szCs w:val="20"/>
-              </w:rPr>
-              <w:t>/</w:t>
-            </w:r>
-            <w:proofErr w:type="spellStart"/>
-            <w:r>
-              <w:rPr>
-                <w:sz w:val="20"/>
-                <w:szCs w:val="20"/>
-              </w:rPr>
-              <w:t>RefOut</w:t>
-            </w:r>
-            <w:proofErr w:type="spellEnd"/>
-            <w:r>
-              <w:rPr>
-                <w:sz w:val="20"/>
-                <w:szCs w:val="20"/>
-              </w:rPr>
-              <w:t xml:space="preserve"> false, </w:t>
-            </w:r>
-            <w:proofErr w:type="spellStart"/>
-            <w:r>
-              <w:rPr>
-                <w:sz w:val="20"/>
-                <w:szCs w:val="20"/>
-              </w:rPr>
-              <w:t>XorOut</w:t>
-            </w:r>
-            <w:proofErr w:type="spellEnd"/>
-            <w:r>
-              <w:rPr>
-                <w:sz w:val="20"/>
-                <w:szCs w:val="20"/>
-              </w:rPr>
-              <w:t xml:space="preserve"> 0x0000</w:t>
+              <w:t>CRC-16/XMODEM, polynomial 0x1021, initial value 0x0000, RefIn/RefOut false, XorOut 0x0000</w:t>
             </w:r>
           </w:p>
         </w:tc>
@@ -21323,7 +21019,6 @@
                 <w:sz w:val="20"/>
                 <w:szCs w:val="20"/>
               </w:rPr>
-              <w:lastRenderedPageBreak/>
               <w:t>Protected payload</w:t>
             </w:r>
           </w:p>
@@ -21546,7 +21241,7 @@
           <w:lang w:bidi="ar-EG"/>
         </w:rPr>
       </w:pPr>
-      <w:bookmarkStart w:id="53" w:name="_Toc240567409"/>
+      <w:bookmarkStart w:id="55" w:name="_Toc243417913"/>
       <w:r>
         <w:rPr>
           <w:b/>
@@ -21555,9 +21250,10 @@
           <w:szCs w:val="32"/>
           <w:lang w:bidi="ar-EG"/>
         </w:rPr>
+        <w:lastRenderedPageBreak/>
         <w:t>Conclusion</w:t>
       </w:r>
-      <w:bookmarkEnd w:id="53"/>
+      <w:bookmarkEnd w:id="55"/>
     </w:p>
     <w:p>
       <w:pPr>
@@ -21598,7 +21294,7 @@
           <w:szCs w:val="32"/>
         </w:rPr>
       </w:pPr>
-      <w:bookmarkStart w:id="54" w:name="_Toc240567410"/>
+      <w:bookmarkStart w:id="56" w:name="_Toc243417914"/>
       <w:r>
         <w:rPr>
           <w:b/>
@@ -21608,7 +21304,7 @@
         </w:rPr>
         <w:t>References</w:t>
       </w:r>
-      <w:bookmarkEnd w:id="54"/>
+      <w:bookmarkEnd w:id="56"/>
     </w:p>
     <w:p>
       <w:pPr>
@@ -21639,39 +21335,7 @@
           <w:sz w:val="24"/>
           <w:szCs w:val="24"/>
         </w:rPr>
-        <w:t xml:space="preserve">[2] </w:t>
-      </w:r>
-      <w:proofErr w:type="spellStart"/>
-      <w:r>
-        <w:rPr>
-          <w:sz w:val="24"/>
-          <w:szCs w:val="24"/>
-        </w:rPr>
-        <w:t>Katkade</w:t>
-      </w:r>
-      <w:proofErr w:type="spellEnd"/>
-      <w:r>
-        <w:rPr>
-          <w:sz w:val="24"/>
-          <w:szCs w:val="24"/>
-        </w:rPr>
-        <w:t xml:space="preserve">, P., </w:t>
-      </w:r>
-      <w:proofErr w:type="spellStart"/>
-      <w:r>
-        <w:rPr>
-          <w:sz w:val="24"/>
-          <w:szCs w:val="24"/>
-        </w:rPr>
-        <w:t>Phade</w:t>
-      </w:r>
-      <w:proofErr w:type="spellEnd"/>
-      <w:r>
-        <w:rPr>
-          <w:sz w:val="24"/>
-          <w:szCs w:val="24"/>
-        </w:rPr>
-        <w:t>, G.: “Application of AES algorithm for data security in serial communication.” International Conference on Inventive Computation Technologies (2016), pp. 1–5.</w:t>
+        <w:t>[2] Katkade, P., Phade, G.: “Application of AES algorithm for data security in serial communication.” International Conference on Inventive Computation Technologies (2016), pp. 1–5.</w:t>
       </w:r>
     </w:p>
     <w:p>
@@ -21703,7 +21367,6 @@
           <w:sz w:val="24"/>
           <w:szCs w:val="24"/>
         </w:rPr>
-        <w:lastRenderedPageBreak/>
         <w:t>[4] Kinshuk et al.: “Promoting Sustainable Security by Implementing AES Algorithm for Enhanced Confidentiality in UART Serial Communication.” Springer Nature Link.</w:t>
       </w:r>
     </w:p>
@@ -21736,71 +21399,7 @@
           <w:sz w:val="24"/>
           <w:szCs w:val="24"/>
         </w:rPr>
-        <w:t xml:space="preserve">[6] CRC-16/XMODEM parameterization: polynomial 0x1021, </w:t>
-      </w:r>
-      <w:proofErr w:type="spellStart"/>
-      <w:r>
-        <w:rPr>
-          <w:sz w:val="24"/>
-          <w:szCs w:val="24"/>
-        </w:rPr>
-        <w:t>init</w:t>
-      </w:r>
-      <w:proofErr w:type="spellEnd"/>
-      <w:r>
-        <w:rPr>
-          <w:sz w:val="24"/>
-          <w:szCs w:val="24"/>
-        </w:rPr>
-        <w:t xml:space="preserve"> 0x0000, </w:t>
-      </w:r>
-      <w:proofErr w:type="spellStart"/>
-      <w:r>
-        <w:rPr>
-          <w:sz w:val="24"/>
-          <w:szCs w:val="24"/>
-        </w:rPr>
-        <w:t>RefIn</w:t>
-      </w:r>
-      <w:proofErr w:type="spellEnd"/>
-      <w:r>
-        <w:rPr>
-          <w:sz w:val="24"/>
-          <w:szCs w:val="24"/>
-        </w:rPr>
-        <w:t>/</w:t>
-      </w:r>
-      <w:proofErr w:type="spellStart"/>
-      <w:r>
-        <w:rPr>
-          <w:sz w:val="24"/>
-          <w:szCs w:val="24"/>
-        </w:rPr>
-        <w:t>RefOut</w:t>
-      </w:r>
-      <w:proofErr w:type="spellEnd"/>
-      <w:r>
-        <w:rPr>
-          <w:sz w:val="24"/>
-          <w:szCs w:val="24"/>
-        </w:rPr>
-        <w:t xml:space="preserve"> false, </w:t>
-      </w:r>
-      <w:proofErr w:type="spellStart"/>
-      <w:r>
-        <w:rPr>
-          <w:sz w:val="24"/>
-          <w:szCs w:val="24"/>
-        </w:rPr>
-        <w:t>XorOut</w:t>
-      </w:r>
-      <w:proofErr w:type="spellEnd"/>
-      <w:r>
-        <w:rPr>
-          <w:sz w:val="24"/>
-          <w:szCs w:val="24"/>
-        </w:rPr>
-        <w:t xml:space="preserve"> 0x0000, check value 0x31C3, as catalogued in standard CRC parameter registries.</w:t>
+        <w:t>[6] CRC-16/XMODEM parameterization: polynomial 0x1021, init 0x0000, RefIn/RefOut false, XorOut 0x0000, check value 0x31C3, as catalogued in standard CRC parameter registries.</w:t>
       </w:r>
     </w:p>
     <w:p>
@@ -21827,7 +21426,7 @@
 </file>
 
 <file path=word/endnotes.xml><?xml version="1.0" encoding="utf-8"?>
-<w:endnotes xmlns:wpc="http://schemas.microsoft.com/office/word/2010/wordprocessingCanvas" xmlns:cx="http://schemas.microsoft.com/office/drawing/2014/chartex" xmlns:cx1="http://schemas.microsoft.com/office/drawing/2015/9/8/chartex" xmlns:cx2="http://schemas.microsoft.com/office/drawing/2015/10/21/chartex" xmlns:cx3="http://schemas.microsoft.com/office/drawing/2016/5/9/chartex" xmlns:cx4="http://schemas.microsoft.com/office/drawing/2016/5/10/chartex" xmlns:cx5="http://schemas.microsoft.com/office/drawing/2016/5/11/chartex" xmlns:cx6="http://schemas.microsoft.com/office/drawing/2016/5/12/chartex" xmlns:cx7="http://schemas.microsoft.com/office/drawing/2016/5/13/chartex" xmlns:cx8="http://schemas.microsoft.com/office/drawing/2016/5/14/chartex" xmlns:mc="http://schemas.openxmlformats.org/markup-compatibility/2006" xmlns:aink="http://schemas.microsoft.com/office/drawing/2016/ink" xmlns:am3d="http://schemas.microsoft.com/office/drawing/2017/model3d" xmlns:o="urn:schemas-microsoft-com:office:office" xmlns:oel="http://schemas.microsoft.com/office/2019/extlst" xmlns:r="http://schemas.openxmlformats.org/officeDocument/2006/relationships" xmlns:m="http://schemas.openxmlformats.org/officeDocument/2006/math" xmlns:v="urn:schemas-microsoft-com:vml" xmlns:wp14="http://schemas.microsoft.com/office/word/2010/wordprocessingDrawing" xmlns:wp="http://schemas.openxmlformats.org/drawingml/2006/wordprocessingDrawing" xmlns:w10="urn:schemas-microsoft-com:office:word" xmlns:w="http://schemas.openxmlformats.org/wordprocessingml/2006/main" xmlns:w14="http://schemas.microsoft.com/office/word/2010/wordml" xmlns:w15="http://schemas.microsoft.com/office/word/2012/wordml" xmlns:w16cex="http://schemas.microsoft.com/office/word/2018/wordml/cex" xmlns:w16cid="http://schemas.microsoft.com/office/word/2016/wordml/cid" xmlns:w16="http://schemas.microsoft.com/office/word/2018/wordml" xmlns:w16du="http://schemas.microsoft.com/office/word/2023/wordml/word16du" xmlns:w16sdtdh="http://schemas.microsoft.com/office/word/2020/wordml/sdtdatahash" xmlns:w16sdtfl="http://schemas.microsoft.com/office/word/2024/wordml/sdtformatlock" xmlns:w16se="http://schemas.microsoft.com/office/word/2015/wordml/symex" xmlns:wpg="http://schemas.microsoft.com/office/word/2010/wordprocessingGroup" xmlns:wpi="http://schemas.microsoft.com/office/word/2010/wordprocessingInk" xmlns:wne="http://schemas.microsoft.com/office/word/2006/wordml" xmlns:wps="http://schemas.microsoft.com/office/word/2010/wordprocessingShape" mc:Ignorable="w14 w15 w16se w16cid w16 w16cex w16sdtdh w16sdtfl w16du wp14">
+<w:endnotes xmlns:wpc="http://schemas.microsoft.com/office/word/2010/wordprocessingCanvas" xmlns:cx="http://schemas.microsoft.com/office/drawing/2014/chartex" xmlns:mc="http://schemas.openxmlformats.org/markup-compatibility/2006" xmlns:o="urn:schemas-microsoft-com:office:office" xmlns:r="http://schemas.openxmlformats.org/officeDocument/2006/relationships" xmlns:m="http://schemas.openxmlformats.org/officeDocument/2006/math" xmlns:v="urn:schemas-microsoft-com:vml" xmlns:wp14="http://schemas.microsoft.com/office/word/2010/wordprocessingDrawing" xmlns:wp="http://schemas.openxmlformats.org/drawingml/2006/wordprocessingDrawing" xmlns:w10="urn:schemas-microsoft-com:office:word" xmlns:w="http://schemas.openxmlformats.org/wordprocessingml/2006/main" xmlns:w14="http://schemas.microsoft.com/office/word/2010/wordml" xmlns:w15="http://schemas.microsoft.com/office/word/2012/wordml" xmlns:w16se="http://schemas.microsoft.com/office/word/2015/wordml/symex" xmlns:wpg="http://schemas.microsoft.com/office/word/2010/wordprocessingGroup" xmlns:wpi="http://schemas.microsoft.com/office/word/2010/wordprocessingInk" xmlns:wne="http://schemas.microsoft.com/office/word/2006/wordml" xmlns:wps="http://schemas.microsoft.com/office/word/2010/wordprocessingShape" mc:Ignorable="w14 w15 w16se wp14">
   <w:endnote w:type="separator" w:id="-1">
     <w:p>
       <w:pPr>
@@ -21852,7 +21451,7 @@
 </file>
 
 <file path=word/footnotes.xml><?xml version="1.0" encoding="utf-8"?>
-<w:footnotes xmlns:wpc="http://schemas.microsoft.com/office/word/2010/wordprocessingCanvas" xmlns:cx="http://schemas.microsoft.com/office/drawing/2014/chartex" xmlns:cx1="http://schemas.microsoft.com/office/drawing/2015/9/8/chartex" xmlns:cx2="http://schemas.microsoft.com/office/drawing/2015/10/21/chartex" xmlns:cx3="http://schemas.microsoft.com/office/drawing/2016/5/9/chartex" xmlns:cx4="http://schemas.microsoft.com/office/drawing/2016/5/10/chartex" xmlns:cx5="http://schemas.microsoft.com/office/drawing/2016/5/11/chartex" xmlns:cx6="http://schemas.microsoft.com/office/drawing/2016/5/12/chartex" xmlns:cx7="http://schemas.microsoft.com/office/drawing/2016/5/13/chartex" xmlns:cx8="http://schemas.microsoft.com/office/drawing/2016/5/14/chartex" xmlns:mc="http://schemas.openxmlformats.org/markup-compatibility/2006" xmlns:aink="http://schemas.microsoft.com/office/drawing/2016/ink" xmlns:am3d="http://schemas.microsoft.com/office/drawing/2017/model3d" xmlns:o="urn:schemas-microsoft-com:office:office" xmlns:oel="http://schemas.microsoft.com/office/2019/extlst" xmlns:r="http://schemas.openxmlformats.org/officeDocument/2006/relationships" xmlns:m="http://schemas.openxmlformats.org/officeDocument/2006/math" xmlns:v="urn:schemas-microsoft-com:vml" xmlns:wp14="http://schemas.microsoft.com/office/word/2010/wordprocessingDrawing" xmlns:wp="http://schemas.openxmlformats.org/drawingml/2006/wordprocessingDrawing" xmlns:w10="urn:schemas-microsoft-com:office:word" xmlns:w="http://schemas.openxmlformats.org/wordprocessingml/2006/main" xmlns:w14="http://schemas.microsoft.com/office/word/2010/wordml" xmlns:w15="http://schemas.microsoft.com/office/word/2012/wordml" xmlns:w16cex="http://schemas.microsoft.com/office/word/2018/wordml/cex" xmlns:w16cid="http://schemas.microsoft.com/office/word/2016/wordml/cid" xmlns:w16="http://schemas.microsoft.com/office/word/2018/wordml" xmlns:w16du="http://schemas.microsoft.com/office/word/2023/wordml/word16du" xmlns:w16sdtdh="http://schemas.microsoft.com/office/word/2020/wordml/sdtdatahash" xmlns:w16sdtfl="http://schemas.microsoft.com/office/word/2024/wordml/sdtformatlock" xmlns:w16se="http://schemas.microsoft.com/office/word/2015/wordml/symex" xmlns:wpg="http://schemas.microsoft.com/office/word/2010/wordprocessingGroup" xmlns:wpi="http://schemas.microsoft.com/office/word/2010/wordprocessingInk" xmlns:wne="http://schemas.microsoft.com/office/word/2006/wordml" xmlns:wps="http://schemas.microsoft.com/office/word/2010/wordprocessingShape" mc:Ignorable="w14 w15 w16se w16cid w16 w16cex w16sdtdh w16sdtfl w16du wp14">
+<w:footnotes xmlns:wpc="http://schemas.microsoft.com/office/word/2010/wordprocessingCanvas" xmlns:cx="http://schemas.microsoft.com/office/drawing/2014/chartex" xmlns:mc="http://schemas.openxmlformats.org/markup-compatibility/2006" xmlns:o="urn:schemas-microsoft-com:office:office" xmlns:r="http://schemas.openxmlformats.org/officeDocument/2006/relationships" xmlns:m="http://schemas.openxmlformats.org/officeDocument/2006/math" xmlns:v="urn:schemas-microsoft-com:vml" xmlns:wp14="http://schemas.microsoft.com/office/word/2010/wordprocessingDrawing" xmlns:wp="http://schemas.openxmlformats.org/drawingml/2006/wordprocessingDrawing" xmlns:w10="urn:schemas-microsoft-com:office:word" xmlns:w="http://schemas.openxmlformats.org/wordprocessingml/2006/main" xmlns:w14="http://schemas.microsoft.com/office/word/2010/wordml" xmlns:w15="http://schemas.microsoft.com/office/word/2012/wordml" xmlns:w16se="http://schemas.microsoft.com/office/word/2015/wordml/symex" xmlns:wpg="http://schemas.microsoft.com/office/word/2010/wordprocessingGroup" xmlns:wpi="http://schemas.microsoft.com/office/word/2010/wordprocessingInk" xmlns:wne="http://schemas.microsoft.com/office/word/2006/wordml" xmlns:wps="http://schemas.microsoft.com/office/word/2010/wordprocessingShape" mc:Ignorable="w14 w15 w16se wp14">
   <w:footnote w:type="separator" w:id="-1">
     <w:p>
       <w:pPr>
@@ -21877,7 +21476,7 @@
 </file>
 
 <file path=word/numbering.xml><?xml version="1.0" encoding="utf-8"?>
-<w:numbering xmlns:wpc="http://schemas.microsoft.com/office/word/2010/wordprocessingCanvas" xmlns:cx="http://schemas.microsoft.com/office/drawing/2014/chartex" xmlns:cx1="http://schemas.microsoft.com/office/drawing/2015/9/8/chartex" xmlns:cx2="http://schemas.microsoft.com/office/drawing/2015/10/21/chartex" xmlns:cx3="http://schemas.microsoft.com/office/drawing/2016/5/9/chartex" xmlns:cx4="http://schemas.microsoft.com/office/drawing/2016/5/10/chartex" xmlns:cx5="http://schemas.microsoft.com/office/drawing/2016/5/11/chartex" xmlns:cx6="http://schemas.microsoft.com/office/drawing/2016/5/12/chartex" xmlns:cx7="http://schemas.microsoft.com/office/drawing/2016/5/13/chartex" xmlns:cx8="http://schemas.microsoft.com/office/drawing/2016/5/14/chartex" xmlns:mc="http://schemas.openxmlformats.org/markup-compatibility/2006" xmlns:aink="http://schemas.microsoft.com/office/drawing/2016/ink" xmlns:am3d="http://schemas.microsoft.com/office/drawing/2017/model3d" xmlns:o="urn:schemas-microsoft-com:office:office" xmlns:oel="http://schemas.microsoft.com/office/2019/extlst" xmlns:r="http://schemas.openxmlformats.org/officeDocument/2006/relationships" xmlns:m="http://schemas.openxmlformats.org/officeDocument/2006/math" xmlns:v="urn:schemas-microsoft-com:vml" xmlns:wp14="http://schemas.microsoft.com/office/word/2010/wordprocessingDrawing" xmlns:wp="http://schemas.openxmlformats.org/drawingml/2006/wordprocessingDrawing" xmlns:w10="urn:schemas-microsoft-com:office:word" xmlns:w="http://schemas.openxmlformats.org/wordprocessingml/2006/main" xmlns:w14="http://schemas.microsoft.com/office/word/2010/wordml" xmlns:w15="http://schemas.microsoft.com/office/word/2012/wordml" xmlns:w16cex="http://schemas.microsoft.com/office/word/2018/wordml/cex" xmlns:w16cid="http://schemas.microsoft.com/office/word/2016/wordml/cid" xmlns:w16="http://schemas.microsoft.com/office/word/2018/wordml" xmlns:w16du="http://schemas.microsoft.com/office/word/2023/wordml/word16du" xmlns:w16sdtdh="http://schemas.microsoft.com/office/word/2020/wordml/sdtdatahash" xmlns:w16sdtfl="http://schemas.microsoft.com/office/word/2024/wordml/sdtformatlock" xmlns:w16se="http://schemas.microsoft.com/office/word/2015/wordml/symex" xmlns:wpg="http://schemas.microsoft.com/office/word/2010/wordprocessingGroup" xmlns:wpi="http://schemas.microsoft.com/office/word/2010/wordprocessingInk" xmlns:wne="http://schemas.microsoft.com/office/word/2006/wordml" xmlns:wps="http://schemas.microsoft.com/office/word/2010/wordprocessingShape" mc:Ignorable="w14 w15 w16se w16cid w16 w16cex w16sdtdh w16sdtfl w16du wp14">
+<w:numbering xmlns:wpc="http://schemas.microsoft.com/office/word/2010/wordprocessingCanvas" xmlns:cx="http://schemas.microsoft.com/office/drawing/2014/chartex" xmlns:mc="http://schemas.openxmlformats.org/markup-compatibility/2006" xmlns:o="urn:schemas-microsoft-com:office:office" xmlns:r="http://schemas.openxmlformats.org/officeDocument/2006/relationships" xmlns:m="http://schemas.openxmlformats.org/officeDocument/2006/math" xmlns:v="urn:schemas-microsoft-com:vml" xmlns:wp14="http://schemas.microsoft.com/office/word/2010/wordprocessingDrawing" xmlns:wp="http://schemas.openxmlformats.org/drawingml/2006/wordprocessingDrawing" xmlns:w10="urn:schemas-microsoft-com:office:word" xmlns:w="http://schemas.openxmlformats.org/wordprocessingml/2006/main" xmlns:w14="http://schemas.microsoft.com/office/word/2010/wordml" xmlns:w15="http://schemas.microsoft.com/office/word/2012/wordml" xmlns:w16se="http://schemas.microsoft.com/office/word/2015/wordml/symex" xmlns:wpg="http://schemas.microsoft.com/office/word/2010/wordprocessingGroup" xmlns:wpi="http://schemas.microsoft.com/office/word/2010/wordprocessingInk" xmlns:wne="http://schemas.microsoft.com/office/word/2006/wordml" xmlns:wps="http://schemas.microsoft.com/office/word/2010/wordprocessingShape" mc:Ignorable="w14 w15 w16se wp14">
   <w:abstractNum w:abstractNumId="0" w15:restartNumberingAfterBreak="0">
     <w:nsid w:val="0C6243C4"/>
     <w:multiLevelType w:val="hybridMultilevel"/>
@@ -23078,44 +22677,44 @@
       </w:rPr>
     </w:lvl>
   </w:abstractNum>
-  <w:num w:numId="1" w16cid:durableId="663704720">
+  <w:num w:numId="1">
     <w:abstractNumId w:val="0"/>
   </w:num>
-  <w:num w:numId="2" w16cid:durableId="63837131">
+  <w:num w:numId="2">
     <w:abstractNumId w:val="9"/>
   </w:num>
-  <w:num w:numId="3" w16cid:durableId="1584795216">
+  <w:num w:numId="3">
     <w:abstractNumId w:val="4"/>
   </w:num>
-  <w:num w:numId="4" w16cid:durableId="1228028204">
+  <w:num w:numId="4">
     <w:abstractNumId w:val="6"/>
   </w:num>
-  <w:num w:numId="5" w16cid:durableId="763766337">
+  <w:num w:numId="5">
     <w:abstractNumId w:val="5"/>
   </w:num>
-  <w:num w:numId="6" w16cid:durableId="632297290">
+  <w:num w:numId="6">
     <w:abstractNumId w:val="2"/>
   </w:num>
-  <w:num w:numId="7" w16cid:durableId="4065545">
+  <w:num w:numId="7">
     <w:abstractNumId w:val="3"/>
   </w:num>
-  <w:num w:numId="8" w16cid:durableId="614335460">
+  <w:num w:numId="8">
     <w:abstractNumId w:val="7"/>
   </w:num>
-  <w:num w:numId="9" w16cid:durableId="382024958">
+  <w:num w:numId="9">
     <w:abstractNumId w:val="10"/>
   </w:num>
-  <w:num w:numId="10" w16cid:durableId="1163593582">
+  <w:num w:numId="10">
     <w:abstractNumId w:val="8"/>
   </w:num>
-  <w:num w:numId="11" w16cid:durableId="1282492459">
+  <w:num w:numId="11">
     <w:abstractNumId w:val="1"/>
   </w:num>
 </w:numbering>
 </file>
 
 <file path=word/styles.xml><?xml version="1.0" encoding="utf-8"?>
-<w:styles xmlns:mc="http://schemas.openxmlformats.org/markup-compatibility/2006" xmlns:r="http://schemas.openxmlformats.org/officeDocument/2006/relationships" xmlns:w="http://schemas.openxmlformats.org/wordprocessingml/2006/main" xmlns:w14="http://schemas.microsoft.com/office/word/2010/wordml" xmlns:w15="http://schemas.microsoft.com/office/word/2012/wordml" xmlns:w16cex="http://schemas.microsoft.com/office/word/2018/wordml/cex" xmlns:w16cid="http://schemas.microsoft.com/office/word/2016/wordml/cid" xmlns:w16="http://schemas.microsoft.com/office/word/2018/wordml" xmlns:w16du="http://schemas.microsoft.com/office/word/2023/wordml/word16du" xmlns:w16sdtdh="http://schemas.microsoft.com/office/word/2020/wordml/sdtdatahash" xmlns:w16sdtfl="http://schemas.microsoft.com/office/word/2024/wordml/sdtformatlock" xmlns:w16se="http://schemas.microsoft.com/office/word/2015/wordml/symex" mc:Ignorable="w14 w15 w16se w16cid w16 w16cex w16sdtdh w16sdtfl w16du">
+<w:styles xmlns:mc="http://schemas.openxmlformats.org/markup-compatibility/2006" xmlns:r="http://schemas.openxmlformats.org/officeDocument/2006/relationships" xmlns:w="http://schemas.openxmlformats.org/wordprocessingml/2006/main" xmlns:w14="http://schemas.microsoft.com/office/word/2010/wordml" xmlns:w15="http://schemas.microsoft.com/office/word/2012/wordml" xmlns:w16se="http://schemas.microsoft.com/office/word/2015/wordml/symex" mc:Ignorable="w14 w15 w16se">
   <w:docDefaults>
     <w:rPrDefault>
       <w:rPr>
@@ -23131,7 +22730,7 @@
       </w:pPr>
     </w:pPrDefault>
   </w:docDefaults>
-  <w:latentStyles w:defLockedState="0" w:defUIPriority="99" w:defSemiHidden="0" w:defUnhideWhenUsed="0" w:defQFormat="0" w:count="376">
+  <w:latentStyles w:defLockedState="0" w:defUIPriority="99" w:defSemiHidden="0" w:defUnhideWhenUsed="0" w:defQFormat="0" w:count="371">
     <w:lsdException w:name="Normal" w:uiPriority="0" w:qFormat="1"/>
     <w:lsdException w:name="heading 1" w:uiPriority="9" w:qFormat="1"/>
     <w:lsdException w:name="heading 2" w:semiHidden="1" w:uiPriority="9" w:unhideWhenUsed="1" w:qFormat="1"/>
@@ -23503,11 +23102,6 @@
     <w:lsdException w:name="List Table 5 Dark Accent 6" w:uiPriority="50"/>
     <w:lsdException w:name="List Table 6 Colorful Accent 6" w:uiPriority="51"/>
     <w:lsdException w:name="List Table 7 Colorful Accent 6" w:uiPriority="52"/>
-    <w:lsdException w:name="Mention" w:semiHidden="1" w:unhideWhenUsed="1"/>
-    <w:lsdException w:name="Smart Hyperlink" w:semiHidden="1" w:unhideWhenUsed="1"/>
-    <w:lsdException w:name="Hashtag" w:semiHidden="1" w:unhideWhenUsed="1"/>
-    <w:lsdException w:name="Unresolved Mention" w:semiHidden="1" w:unhideWhenUsed="1"/>
-    <w:lsdException w:name="Smart Link" w:semiHidden="1" w:unhideWhenUsed="1"/>
   </w:latentStyles>
   <w:style w:type="paragraph" w:default="1" w:styleId="Normal">
     <w:name w:val="Normal"/>
@@ -23963,7 +23557,7 @@
 </file>
 
 <file path=customXml/itemProps1.xml><?xml version="1.0" encoding="utf-8"?>
-<ds:datastoreItem xmlns:ds="http://schemas.openxmlformats.org/officeDocument/2006/customXml" ds:itemID="{5D232526-DE0B-431B-8566-932828392253}">
+<ds:datastoreItem xmlns:ds="http://schemas.openxmlformats.org/officeDocument/2006/customXml" ds:itemID="{B9172000-26B5-4AF5-8F66-0E38E05BDFD9}">
   <ds:schemaRefs>
     <ds:schemaRef ds:uri="http://schemas.openxmlformats.org/officeDocument/2006/bibliography"/>
   </ds:schemaRefs>
